--- a/00-首页/题组Word/习题书/第三篇-有机化学/4-芳香化合物与亲电取代-学生版-打印版.docx
+++ b/00-首页/题组Word/习题书/第三篇-有机化学/4-芳香化合物与亲电取代-学生版-打印版.docx
@@ -355,6 +355,7 @@
     </w:p>
     <w:p>
       <w:pPr>
+        <w:pStyle w:val="Compact"/>
         <w:numPr>
           <w:ilvl w:val="0"/>
           <w:numId w:val="1001"/>
@@ -393,6 +394,7 @@
     </w:p>
     <w:p>
       <w:pPr>
+        <w:pStyle w:val="Compact"/>
         <w:numPr>
           <w:ilvl w:val="0"/>
           <w:numId w:val="1001"/>
@@ -630,6 +632,7 @@
     </w:p>
     <w:p>
       <w:pPr>
+        <w:pStyle w:val="Compact"/>
         <w:numPr>
           <w:ilvl w:val="0"/>
           <w:numId w:val="1002"/>
@@ -644,6 +647,7 @@
     </w:p>
     <w:p>
       <w:pPr>
+        <w:pStyle w:val="Compact"/>
         <w:numPr>
           <w:ilvl w:val="0"/>
           <w:numId w:val="1002"/>
@@ -3258,6 +3262,7 @@
     </w:p>
     <w:p>
       <w:pPr>
+        <w:pStyle w:val="Compact"/>
         <w:numPr>
           <w:ilvl w:val="0"/>
           <w:numId w:val="1004"/>
@@ -3316,6 +3321,7 @@
     </w:p>
     <w:p>
       <w:pPr>
+        <w:pStyle w:val="Compact"/>
         <w:numPr>
           <w:ilvl w:val="0"/>
           <w:numId w:val="1004"/>
@@ -3390,9 +3396,166 @@
         </w:rPr>
         <w:t xml:space="preserve">：</w:t>
       </w:r>
-    </w:p>
-    <w:p>
-      <w:pPr>
+      <w:r>
+        <w:rPr>
+          <w:rFonts w:ascii="Times New Roman" w:hAnsi="Times New Roman" w:eastAsia="Times New Roman" w:cs="Times New Roman"/>
+        </w:rPr>
+        <w:t xml:space="preserve"> </w:t>
+      </w:r>
+      <w:r>
+        <w:rPr>
+          <w:rFonts w:ascii="Times New Roman" w:hAnsi="Times New Roman" w:eastAsia="Times New Roman" w:cs="Times New Roman"/>
+        </w:rPr>
+        <w:t xml:space="preserve">- </w:t>
+      </w:r>
+      <w:r>
+        <w:rPr>
+          <w:rFonts w:hint="eastAsia" w:ascii="Times New Roman" w:hAnsi="Times New Roman" w:eastAsia="FangSong" w:cs="Times New Roman"/>
+        </w:rPr>
+        <w:t>硝基是间位定位基</w:t>
+      </w:r>
+      <w:r>
+        <w:rPr>
+          <w:rFonts w:hint="eastAsia" w:ascii="Times New Roman" w:hAnsi="Times New Roman" w:eastAsia="Times New Roman" w:cs="Times New Roman"/>
+        </w:rPr>
+        <w:t>，</w:t>
+      </w:r>
+      <w:r>
+        <w:rPr>
+          <w:rFonts w:hint="eastAsia" w:ascii="Times New Roman" w:hAnsi="Times New Roman" w:eastAsia="FangSong" w:cs="Times New Roman"/>
+        </w:rPr>
+        <w:t>溴是邻对位定位基</w:t>
+      </w:r>
+      <w:r>
+        <w:rPr>
+          <w:rFonts w:ascii="Times New Roman" w:hAnsi="Times New Roman" w:eastAsia="Times New Roman" w:cs="Times New Roman"/>
+        </w:rPr>
+        <w:t xml:space="preserve"> </w:t>
+      </w:r>
+      <w:r>
+        <w:rPr>
+          <w:rFonts w:ascii="Times New Roman" w:hAnsi="Times New Roman" w:eastAsia="Times New Roman" w:cs="Times New Roman"/>
+        </w:rPr>
+        <w:t xml:space="preserve">- </w:t>
+      </w:r>
+      <w:r>
+        <w:rPr>
+          <w:rFonts w:hint="eastAsia" w:ascii="Times New Roman" w:hAnsi="Times New Roman" w:eastAsia="FangSong" w:cs="Times New Roman"/>
+        </w:rPr>
+        <w:t>钝化基团</w:t>
+      </w:r>
+      <w:r>
+        <w:rPr>
+          <w:rFonts w:hint="eastAsia" w:ascii="Times New Roman" w:hAnsi="Times New Roman" w:eastAsia="Times New Roman" w:cs="Times New Roman"/>
+        </w:rPr>
+        <w:t>（</w:t>
+      </w:r>
+      <w:r>
+        <w:rPr>
+          <w:rFonts w:hint="eastAsia" w:ascii="Times New Roman" w:hAnsi="Times New Roman" w:eastAsia="FangSong" w:cs="Times New Roman"/>
+        </w:rPr>
+        <w:t>如硝基</w:t>
+      </w:r>
+      <w:r>
+        <w:rPr>
+          <w:rFonts w:hint="eastAsia" w:ascii="Times New Roman" w:hAnsi="Times New Roman" w:eastAsia="Times New Roman" w:cs="Times New Roman"/>
+        </w:rPr>
+        <w:t>）</w:t>
+      </w:r>
+      <w:r>
+        <w:rPr>
+          <w:rFonts w:hint="eastAsia" w:ascii="Times New Roman" w:hAnsi="Times New Roman" w:eastAsia="FangSong" w:cs="Times New Roman"/>
+        </w:rPr>
+        <w:t>存在时</w:t>
+      </w:r>
+      <w:r>
+        <w:rPr>
+          <w:rFonts w:hint="eastAsia" w:ascii="Times New Roman" w:hAnsi="Times New Roman" w:eastAsia="Times New Roman" w:cs="Times New Roman"/>
+        </w:rPr>
+        <w:t>，</w:t>
+      </w:r>
+      <w:r>
+        <w:rPr>
+          <w:rFonts w:hint="eastAsia" w:ascii="Times New Roman" w:hAnsi="Times New Roman" w:eastAsia="FangSong" w:cs="Times New Roman"/>
+        </w:rPr>
+        <w:t>苯环难以发生多取代反应</w:t>
+      </w:r>
+      <w:r>
+        <w:rPr>
+          <w:rFonts w:ascii="Times New Roman" w:hAnsi="Times New Roman" w:eastAsia="Times New Roman" w:cs="Times New Roman"/>
+        </w:rPr>
+        <w:t xml:space="preserve"> </w:t>
+      </w:r>
+      <w:r>
+        <w:rPr>
+          <w:rFonts w:ascii="Times New Roman" w:hAnsi="Times New Roman" w:eastAsia="Times New Roman" w:cs="Times New Roman"/>
+        </w:rPr>
+        <w:t xml:space="preserve">- </w:t>
+      </w:r>
+      <w:r>
+        <w:rPr>
+          <w:rFonts w:hint="eastAsia" w:ascii="Times New Roman" w:hAnsi="Times New Roman" w:eastAsia="FangSong" w:cs="Times New Roman"/>
+        </w:rPr>
+        <w:t xml:space="preserve">该特性仅针对</w:t>
+      </w:r>
+      <w:r>
+        <w:rPr>
+          <w:rFonts w:ascii="Times New Roman" w:hAnsi="Times New Roman" w:eastAsia="Times New Roman" w:cs="Times New Roman"/>
+        </w:rPr>
+        <w:t xml:space="preserve"> Friedel-Crafts </w:t>
+      </w:r>
+      <w:r>
+        <w:rPr>
+          <w:rFonts w:hint="eastAsia" w:ascii="Times New Roman" w:hAnsi="Times New Roman" w:eastAsia="FangSong" w:cs="Times New Roman"/>
+        </w:rPr>
+        <w:t>反应</w:t>
+      </w:r>
+      <w:r>
+        <w:rPr>
+          <w:rFonts w:hint="eastAsia" w:ascii="Times New Roman" w:hAnsi="Times New Roman" w:eastAsia="Times New Roman" w:cs="Times New Roman"/>
+        </w:rPr>
+        <w:t>，</w:t>
+      </w:r>
+      <w:r>
+        <w:rPr>
+          <w:rFonts w:hint="eastAsia" w:ascii="Times New Roman" w:hAnsi="Times New Roman" w:eastAsia="FangSong" w:cs="Times New Roman"/>
+        </w:rPr>
+        <w:t>其他取代反应仍可进行</w:t>
+      </w:r>
+    </w:p>
+    <w:p>
+      <w:pPr>
+        <w:pStyle w:val="BodyText"/>
+      </w:pPr>
+      <w:r>
+        <w:rPr>
+          <w:rFonts w:hint="eastAsia" w:ascii="Times New Roman" w:hAnsi="Times New Roman" w:eastAsia="FangSong" w:cs="Times New Roman"/>
+        </w:rPr>
+        <w:t>请详细写出两条合成路线的反应条件和中间产物</w:t>
+      </w:r>
+      <w:r>
+        <w:rPr>
+          <w:rFonts w:hint="eastAsia" w:ascii="Times New Roman" w:hAnsi="Times New Roman" w:eastAsia="Times New Roman" w:cs="Times New Roman"/>
+        </w:rPr>
+        <w:t>。</w:t>
+      </w:r>
+    </w:p>
+    <w:bookmarkStart w:id="60" w:name="知识点-1"/>
+    <w:p>
+      <w:pPr>
+        <w:pStyle w:val="Heading3"/>
+        <w:spacing w:before="280" w:after="120"/>
+      </w:pPr>
+      <w:r>
+        <w:rPr>
+          <w:rFonts w:hint="eastAsia" w:ascii="Times New Roman" w:hAnsi="Times New Roman" w:eastAsia="SimHei" w:cs="Times New Roman"/>
+        </w:rPr>
+        <w:t xml:space="preserve">知识点</w:t>
+      </w:r>
+    </w:p>
+    <w:p>
+      <w:pPr>
+        <w:pStyle w:val="Compact"/>
         <w:numPr>
           <w:ilvl w:val="0"/>
           <w:numId w:val="1005"/>
@@ -3402,158 +3565,15 @@
         <w:rPr>
           <w:rFonts w:hint="eastAsia" w:ascii="Times New Roman" w:hAnsi="Times New Roman" w:eastAsia="FangSong" w:cs="Times New Roman"/>
         </w:rPr>
-        <w:t>硝基是间位定位基</w:t>
-      </w:r>
-      <w:r>
-        <w:rPr>
-          <w:rFonts w:hint="eastAsia" w:ascii="Times New Roman" w:hAnsi="Times New Roman" w:eastAsia="Times New Roman" w:cs="Times New Roman"/>
-        </w:rPr>
-        <w:t>，</w:t>
-      </w:r>
-      <w:r>
-        <w:rPr>
-          <w:rFonts w:hint="eastAsia" w:ascii="Times New Roman" w:hAnsi="Times New Roman" w:eastAsia="FangSong" w:cs="Times New Roman"/>
-        </w:rPr>
-        <w:t>溴是邻对位定位基</w:t>
-      </w:r>
-    </w:p>
-    <w:p>
-      <w:pPr>
+        <w:t xml:space="preserve">芳香亲电取代反应</w:t>
+      </w:r>
+    </w:p>
+    <w:p>
+      <w:pPr>
+        <w:pStyle w:val="Compact"/>
         <w:numPr>
           <w:ilvl w:val="0"/>
           <w:numId w:val="1005"/>
-        </w:numPr>
-      </w:pPr>
-      <w:r>
-        <w:rPr>
-          <w:rFonts w:hint="eastAsia" w:ascii="Times New Roman" w:hAnsi="Times New Roman" w:eastAsia="FangSong" w:cs="Times New Roman"/>
-        </w:rPr>
-        <w:t>钝化基团</w:t>
-      </w:r>
-      <w:r>
-        <w:rPr>
-          <w:rFonts w:hint="eastAsia" w:ascii="Times New Roman" w:hAnsi="Times New Roman" w:eastAsia="Times New Roman" w:cs="Times New Roman"/>
-        </w:rPr>
-        <w:t>（</w:t>
-      </w:r>
-      <w:r>
-        <w:rPr>
-          <w:rFonts w:hint="eastAsia" w:ascii="Times New Roman" w:hAnsi="Times New Roman" w:eastAsia="FangSong" w:cs="Times New Roman"/>
-        </w:rPr>
-        <w:t>如硝基</w:t>
-      </w:r>
-      <w:r>
-        <w:rPr>
-          <w:rFonts w:hint="eastAsia" w:ascii="Times New Roman" w:hAnsi="Times New Roman" w:eastAsia="Times New Roman" w:cs="Times New Roman"/>
-        </w:rPr>
-        <w:t>）</w:t>
-      </w:r>
-      <w:r>
-        <w:rPr>
-          <w:rFonts w:hint="eastAsia" w:ascii="Times New Roman" w:hAnsi="Times New Roman" w:eastAsia="FangSong" w:cs="Times New Roman"/>
-        </w:rPr>
-        <w:t>存在时</w:t>
-      </w:r>
-      <w:r>
-        <w:rPr>
-          <w:rFonts w:hint="eastAsia" w:ascii="Times New Roman" w:hAnsi="Times New Roman" w:eastAsia="Times New Roman" w:cs="Times New Roman"/>
-        </w:rPr>
-        <w:t>，</w:t>
-      </w:r>
-      <w:r>
-        <w:rPr>
-          <w:rFonts w:hint="eastAsia" w:ascii="Times New Roman" w:hAnsi="Times New Roman" w:eastAsia="FangSong" w:cs="Times New Roman"/>
-        </w:rPr>
-        <w:t>苯环难以发生多取代反应</w:t>
-      </w:r>
-    </w:p>
-    <w:p>
-      <w:pPr>
-        <w:numPr>
-          <w:ilvl w:val="0"/>
-          <w:numId w:val="1005"/>
-        </w:numPr>
-      </w:pPr>
-      <w:r>
-        <w:rPr>
-          <w:rFonts w:hint="eastAsia" w:ascii="Times New Roman" w:hAnsi="Times New Roman" w:eastAsia="FangSong" w:cs="Times New Roman"/>
-        </w:rPr>
-        <w:t xml:space="preserve">该特性仅针对</w:t>
-      </w:r>
-      <w:r>
-        <w:rPr>
-          <w:rFonts w:ascii="Times New Roman" w:hAnsi="Times New Roman" w:eastAsia="Times New Roman" w:cs="Times New Roman"/>
-        </w:rPr>
-        <w:t xml:space="preserve"> Friedel-Crafts </w:t>
-      </w:r>
-      <w:r>
-        <w:rPr>
-          <w:rFonts w:hint="eastAsia" w:ascii="Times New Roman" w:hAnsi="Times New Roman" w:eastAsia="FangSong" w:cs="Times New Roman"/>
-        </w:rPr>
-        <w:t>反应</w:t>
-      </w:r>
-      <w:r>
-        <w:rPr>
-          <w:rFonts w:hint="eastAsia" w:ascii="Times New Roman" w:hAnsi="Times New Roman" w:eastAsia="Times New Roman" w:cs="Times New Roman"/>
-        </w:rPr>
-        <w:t>，</w:t>
-      </w:r>
-      <w:r>
-        <w:rPr>
-          <w:rFonts w:hint="eastAsia" w:ascii="Times New Roman" w:hAnsi="Times New Roman" w:eastAsia="FangSong" w:cs="Times New Roman"/>
-        </w:rPr>
-        <w:t>其他取代反应仍可进行</w:t>
-      </w:r>
-    </w:p>
-    <w:p>
-      <w:pPr>
-        <w:pStyle w:val="FirstParagraph"/>
-      </w:pPr>
-      <w:r>
-        <w:rPr>
-          <w:rFonts w:hint="eastAsia" w:ascii="Times New Roman" w:hAnsi="Times New Roman" w:eastAsia="FangSong" w:cs="Times New Roman"/>
-        </w:rPr>
-        <w:t>请详细写出两条合成路线的反应条件和中间产物</w:t>
-      </w:r>
-      <w:r>
-        <w:rPr>
-          <w:rFonts w:hint="eastAsia" w:ascii="Times New Roman" w:hAnsi="Times New Roman" w:eastAsia="Times New Roman" w:cs="Times New Roman"/>
-        </w:rPr>
-        <w:t>。</w:t>
-      </w:r>
-    </w:p>
-    <w:bookmarkStart w:id="60" w:name="知识点-1"/>
-    <w:p>
-      <w:pPr>
-        <w:pStyle w:val="Heading3"/>
-        <w:spacing w:before="280" w:after="120"/>
-      </w:pPr>
-      <w:r>
-        <w:rPr>
-          <w:rFonts w:hint="eastAsia" w:ascii="Times New Roman" w:hAnsi="Times New Roman" w:eastAsia="SimHei" w:cs="Times New Roman"/>
-        </w:rPr>
-        <w:t xml:space="preserve">知识点</w:t>
-      </w:r>
-    </w:p>
-    <w:p>
-      <w:pPr>
-        <w:numPr>
-          <w:ilvl w:val="0"/>
-          <w:numId w:val="1006"/>
-        </w:numPr>
-      </w:pPr>
-      <w:r>
-        <w:rPr>
-          <w:rFonts w:hint="eastAsia" w:ascii="Times New Roman" w:hAnsi="Times New Roman" w:eastAsia="FangSong" w:cs="Times New Roman"/>
-        </w:rPr>
-        <w:t xml:space="preserve">芳香亲电取代反应</w:t>
-      </w:r>
-    </w:p>
-    <w:p>
-      <w:pPr>
-        <w:numPr>
-          <w:ilvl w:val="0"/>
-          <w:numId w:val="1006"/>
         </w:numPr>
       </w:pPr>
       <w:r>
@@ -4218,7 +4238,7 @@
         <w:pStyle w:val="Compact"/>
         <w:numPr>
           <w:ilvl w:val="0"/>
-          <w:numId w:val="1007"/>
+          <w:numId w:val="1006"/>
         </w:numPr>
       </w:pPr>
       <w:r>
@@ -4233,7 +4253,7 @@
         <w:pStyle w:val="Compact"/>
         <w:numPr>
           <w:ilvl w:val="0"/>
-          <w:numId w:val="1007"/>
+          <w:numId w:val="1006"/>
         </w:numPr>
       </w:pPr>
       <w:r>
@@ -10411,7 +10431,7 @@
       <w:pPr>
         <w:numPr>
           <w:ilvl w:val="0"/>
-          <w:numId w:val="1018"/>
+          <w:numId w:val="1017"/>
         </w:numPr>
       </w:pPr>
       <w:r>
@@ -10425,7 +10445,7 @@
       <w:pPr>
         <w:numPr>
           <w:ilvl w:val="0"/>
-          <w:numId w:val="1018"/>
+          <w:numId w:val="1017"/>
         </w:numPr>
       </w:pPr>
       <w:r>
@@ -11246,7 +11266,7 @@
       <w:pPr>
         <w:numPr>
           <w:ilvl w:val="0"/>
-          <w:numId w:val="1019"/>
+          <w:numId w:val="1018"/>
         </w:numPr>
       </w:pPr>
       <w:r>
@@ -11266,7 +11286,7 @@
       <w:pPr>
         <w:numPr>
           <w:ilvl w:val="0"/>
-          <w:numId w:val="1019"/>
+          <w:numId w:val="1018"/>
         </w:numPr>
       </w:pPr>
       <w:r>
@@ -11286,7 +11306,7 @@
       <w:pPr>
         <w:numPr>
           <w:ilvl w:val="0"/>
-          <w:numId w:val="1019"/>
+          <w:numId w:val="1018"/>
         </w:numPr>
       </w:pPr>
       <w:r>
@@ -12178,7 +12198,7 @@
       <w:pPr>
         <w:numPr>
           <w:ilvl w:val="0"/>
-          <w:numId w:val="1020"/>
+          <w:numId w:val="1019"/>
         </w:numPr>
       </w:pPr>
       <w:r>
@@ -12198,7 +12218,7 @@
       <w:pPr>
         <w:numPr>
           <w:ilvl w:val="0"/>
-          <w:numId w:val="1020"/>
+          <w:numId w:val="1019"/>
         </w:numPr>
       </w:pPr>
       <w:r>
@@ -12405,7 +12425,7 @@
       <w:pPr>
         <w:numPr>
           <w:ilvl w:val="0"/>
-          <w:numId w:val="1020"/>
+          <w:numId w:val="1019"/>
         </w:numPr>
       </w:pPr>
       <w:r>
@@ -12678,7 +12698,7 @@
       <w:pPr>
         <w:numPr>
           <w:ilvl w:val="0"/>
-          <w:numId w:val="1021"/>
+          <w:numId w:val="1020"/>
         </w:numPr>
       </w:pPr>
       <w:r>
@@ -12710,7 +12730,7 @@
       <w:pPr>
         <w:numPr>
           <w:ilvl w:val="0"/>
-          <w:numId w:val="1021"/>
+          <w:numId w:val="1020"/>
         </w:numPr>
       </w:pPr>
       <w:r>
@@ -14625,7 +14645,7 @@
       <w:pPr>
         <w:numPr>
           <w:ilvl w:val="0"/>
-          <w:numId w:val="1022"/>
+          <w:numId w:val="1021"/>
         </w:numPr>
       </w:pPr>
       <w:r>
@@ -14668,7 +14688,7 @@
       <w:pPr>
         <w:numPr>
           <w:ilvl w:val="0"/>
-          <w:numId w:val="1022"/>
+          <w:numId w:val="1021"/>
         </w:numPr>
       </w:pPr>
       <w:r>
@@ -14853,7 +14873,7 @@
       <w:pPr>
         <w:numPr>
           <w:ilvl w:val="0"/>
-          <w:numId w:val="1023"/>
+          <w:numId w:val="1022"/>
         </w:numPr>
       </w:pPr>
       <w:r>
@@ -15436,7 +15456,7 @@
       <w:pPr>
         <w:numPr>
           <w:ilvl w:val="0"/>
-          <w:numId w:val="1023"/>
+          <w:numId w:val="1022"/>
         </w:numPr>
       </w:pPr>
       <w:r>
@@ -16231,7 +16251,7 @@
       <w:pPr>
         <w:numPr>
           <w:ilvl w:val="0"/>
-          <w:numId w:val="1024"/>
+          <w:numId w:val="1023"/>
         </w:numPr>
       </w:pPr>
       <w:r>
@@ -16263,7 +16283,7 @@
       <w:pPr>
         <w:numPr>
           <w:ilvl w:val="0"/>
-          <w:numId w:val="1024"/>
+          <w:numId w:val="1023"/>
         </w:numPr>
       </w:pPr>
       <w:r>
@@ -16497,7 +16517,7 @@
       <w:pPr>
         <w:numPr>
           <w:ilvl w:val="0"/>
-          <w:numId w:val="1024"/>
+          <w:numId w:val="1023"/>
         </w:numPr>
       </w:pPr>
       <w:r>
@@ -17072,7 +17092,7 @@
         <w:pStyle w:val="Compact"/>
         <w:numPr>
           <w:ilvl w:val="0"/>
-          <w:numId w:val="1025"/>
+          <w:numId w:val="1024"/>
         </w:numPr>
       </w:pPr>
       <w:r>
@@ -18046,7 +18066,7 @@
       <w:pPr>
         <w:numPr>
           <w:ilvl w:val="0"/>
-          <w:numId w:val="1026"/>
+          <w:numId w:val="1025"/>
         </w:numPr>
       </w:pPr>
       <w:r>
@@ -18102,7 +18122,7 @@
       <w:pPr>
         <w:numPr>
           <w:ilvl w:val="0"/>
-          <w:numId w:val="1026"/>
+          <w:numId w:val="1025"/>
         </w:numPr>
       </w:pPr>
       <w:r>
@@ -18146,7 +18166,7 @@
       <w:pPr>
         <w:numPr>
           <w:ilvl w:val="0"/>
-          <w:numId w:val="1026"/>
+          <w:numId w:val="1025"/>
         </w:numPr>
       </w:pPr>
       <w:r>
@@ -18184,7 +18204,7 @@
       <w:pPr>
         <w:numPr>
           <w:ilvl w:val="0"/>
-          <w:numId w:val="1026"/>
+          <w:numId w:val="1025"/>
         </w:numPr>
       </w:pPr>
       <w:r>
@@ -18216,7 +18236,7 @@
       <w:pPr>
         <w:numPr>
           <w:ilvl w:val="0"/>
-          <w:numId w:val="1026"/>
+          <w:numId w:val="1025"/>
         </w:numPr>
       </w:pPr>
       <w:r>
@@ -18771,7 +18791,7 @@
       <w:pPr>
         <w:numPr>
           <w:ilvl w:val="0"/>
-          <w:numId w:val="1027"/>
+          <w:numId w:val="1026"/>
         </w:numPr>
       </w:pPr>
       <w:r>
@@ -18841,7 +18861,7 @@
       <w:pPr>
         <w:numPr>
           <w:ilvl w:val="0"/>
-          <w:numId w:val="1027"/>
+          <w:numId w:val="1026"/>
         </w:numPr>
       </w:pPr>
       <w:r>
@@ -18896,7 +18916,7 @@
       <w:pPr>
         <w:numPr>
           <w:ilvl w:val="0"/>
-          <w:numId w:val="1027"/>
+          <w:numId w:val="1026"/>
         </w:numPr>
       </w:pPr>
       <w:r>
@@ -19760,7 +19780,7 @@
       <w:pPr>
         <w:numPr>
           <w:ilvl w:val="0"/>
-          <w:numId w:val="1029"/>
+          <w:numId w:val="1028"/>
         </w:numPr>
       </w:pPr>
       <w:r>
@@ -19792,7 +19812,7 @@
       <w:pPr>
         <w:numPr>
           <w:ilvl w:val="0"/>
-          <w:numId w:val="1029"/>
+          <w:numId w:val="1028"/>
         </w:numPr>
       </w:pPr>
       <w:r>
@@ -20063,7 +20083,7 @@
       <w:pPr>
         <w:numPr>
           <w:ilvl w:val="0"/>
-          <w:numId w:val="1030"/>
+          <w:numId w:val="1029"/>
         </w:numPr>
       </w:pPr>
       <w:r>
@@ -20095,7 +20115,7 @@
       <w:pPr>
         <w:numPr>
           <w:ilvl w:val="0"/>
-          <w:numId w:val="1030"/>
+          <w:numId w:val="1029"/>
         </w:numPr>
       </w:pPr>
       <w:r>
@@ -20127,7 +20147,7 @@
       <w:pPr>
         <w:numPr>
           <w:ilvl w:val="0"/>
-          <w:numId w:val="1030"/>
+          <w:numId w:val="1029"/>
         </w:numPr>
       </w:pPr>
       <w:r>
@@ -20765,7 +20785,7 @@
       <w:pPr>
         <w:numPr>
           <w:ilvl w:val="0"/>
-          <w:numId w:val="1031"/>
+          <w:numId w:val="1030"/>
         </w:numPr>
       </w:pPr>
       <w:r>
@@ -20797,7 +20817,7 @@
       <w:pPr>
         <w:numPr>
           <w:ilvl w:val="0"/>
-          <w:numId w:val="1031"/>
+          <w:numId w:val="1030"/>
         </w:numPr>
       </w:pPr>
       <w:r>
@@ -24013,9 +24033,6 @@
     <w:abstractNumId w:val="991"/>
   </w:num>
   <w:num w:numId="1007">
-    <w:abstractNumId w:val="991"/>
-  </w:num>
-  <w:num w:numId="1008">
     <w:abstractNumId w:val="99711"/>
     <w:lvlOverride w:ilvl="0">
       <w:startOverride w:val="1"/>
@@ -24045,7 +24062,7 @@
       <w:startOverride w:val="1"/>
     </w:lvlOverride>
   </w:num>
-  <w:num w:numId="1009">
+  <w:num w:numId="1008">
     <w:abstractNumId w:val="99712"/>
     <w:lvlOverride w:ilvl="0">
       <w:startOverride w:val="2"/>
@@ -24075,7 +24092,7 @@
       <w:startOverride w:val="2"/>
     </w:lvlOverride>
   </w:num>
-  <w:num w:numId="1010">
+  <w:num w:numId="1009">
     <w:abstractNumId w:val="99713"/>
     <w:lvlOverride w:ilvl="0">
       <w:startOverride w:val="3"/>
@@ -24105,7 +24122,7 @@
       <w:startOverride w:val="3"/>
     </w:lvlOverride>
   </w:num>
-  <w:num w:numId="1011">
+  <w:num w:numId="1010">
     <w:abstractNumId w:val="99714"/>
     <w:lvlOverride w:ilvl="0">
       <w:startOverride w:val="4"/>
@@ -24135,7 +24152,7 @@
       <w:startOverride w:val="4"/>
     </w:lvlOverride>
   </w:num>
-  <w:num w:numId="1012">
+  <w:num w:numId="1011">
     <w:abstractNumId w:val="99711"/>
     <w:lvlOverride w:ilvl="0">
       <w:startOverride w:val="1"/>
@@ -24165,7 +24182,7 @@
       <w:startOverride w:val="1"/>
     </w:lvlOverride>
   </w:num>
-  <w:num w:numId="1013">
+  <w:num w:numId="1012">
     <w:abstractNumId w:val="99712"/>
     <w:lvlOverride w:ilvl="0">
       <w:startOverride w:val="2"/>
@@ -24195,7 +24212,7 @@
       <w:startOverride w:val="2"/>
     </w:lvlOverride>
   </w:num>
-  <w:num w:numId="1014">
+  <w:num w:numId="1013">
     <w:abstractNumId w:val="99713"/>
     <w:lvlOverride w:ilvl="0">
       <w:startOverride w:val="3"/>
@@ -24225,7 +24242,7 @@
       <w:startOverride w:val="3"/>
     </w:lvlOverride>
   </w:num>
-  <w:num w:numId="1015">
+  <w:num w:numId="1014">
     <w:abstractNumId w:val="99714"/>
     <w:lvlOverride w:ilvl="0">
       <w:startOverride w:val="4"/>
@@ -24255,7 +24272,7 @@
       <w:startOverride w:val="4"/>
     </w:lvlOverride>
   </w:num>
-  <w:num w:numId="1016">
+  <w:num w:numId="1015">
     <w:abstractNumId w:val="99715"/>
     <w:lvlOverride w:ilvl="0">
       <w:startOverride w:val="5"/>
@@ -24285,7 +24302,7 @@
       <w:startOverride w:val="5"/>
     </w:lvlOverride>
   </w:num>
-  <w:num w:numId="1017">
+  <w:num w:numId="1016">
     <w:abstractNumId w:val="99716"/>
     <w:lvlOverride w:ilvl="0">
       <w:startOverride w:val="6"/>
@@ -24313,6 +24330,36 @@
     </w:lvlOverride>
     <w:lvlOverride w:ilvl="8">
       <w:startOverride w:val="6"/>
+    </w:lvlOverride>
+  </w:num>
+  <w:num w:numId="1017">
+    <w:abstractNumId w:val="99731"/>
+    <w:lvlOverride w:ilvl="0">
+      <w:startOverride w:val="1"/>
+    </w:lvlOverride>
+    <w:lvlOverride w:ilvl="1">
+      <w:startOverride w:val="1"/>
+    </w:lvlOverride>
+    <w:lvlOverride w:ilvl="2">
+      <w:startOverride w:val="1"/>
+    </w:lvlOverride>
+    <w:lvlOverride w:ilvl="3">
+      <w:startOverride w:val="1"/>
+    </w:lvlOverride>
+    <w:lvlOverride w:ilvl="4">
+      <w:startOverride w:val="1"/>
+    </w:lvlOverride>
+    <w:lvlOverride w:ilvl="5">
+      <w:startOverride w:val="1"/>
+    </w:lvlOverride>
+    <w:lvlOverride w:ilvl="6">
+      <w:startOverride w:val="1"/>
+    </w:lvlOverride>
+    <w:lvlOverride w:ilvl="7">
+      <w:startOverride w:val="1"/>
+    </w:lvlOverride>
+    <w:lvlOverride w:ilvl="8">
+      <w:startOverride w:val="1"/>
     </w:lvlOverride>
   </w:num>
   <w:num w:numId="1018">
@@ -24346,7 +24393,7 @@
     </w:lvlOverride>
   </w:num>
   <w:num w:numId="1019">
-    <w:abstractNumId w:val="99731"/>
+    <w:abstractNumId w:val="99431"/>
     <w:lvlOverride w:ilvl="0">
       <w:startOverride w:val="1"/>
     </w:lvlOverride>
@@ -24376,6 +24423,36 @@
     </w:lvlOverride>
   </w:num>
   <w:num w:numId="1020">
+    <w:abstractNumId w:val="99432"/>
+    <w:lvlOverride w:ilvl="0">
+      <w:startOverride w:val="2"/>
+    </w:lvlOverride>
+    <w:lvlOverride w:ilvl="1">
+      <w:startOverride w:val="2"/>
+    </w:lvlOverride>
+    <w:lvlOverride w:ilvl="2">
+      <w:startOverride w:val="2"/>
+    </w:lvlOverride>
+    <w:lvlOverride w:ilvl="3">
+      <w:startOverride w:val="2"/>
+    </w:lvlOverride>
+    <w:lvlOverride w:ilvl="4">
+      <w:startOverride w:val="2"/>
+    </w:lvlOverride>
+    <w:lvlOverride w:ilvl="5">
+      <w:startOverride w:val="2"/>
+    </w:lvlOverride>
+    <w:lvlOverride w:ilvl="6">
+      <w:startOverride w:val="2"/>
+    </w:lvlOverride>
+    <w:lvlOverride w:ilvl="7">
+      <w:startOverride w:val="2"/>
+    </w:lvlOverride>
+    <w:lvlOverride w:ilvl="8">
+      <w:startOverride w:val="2"/>
+    </w:lvlOverride>
+  </w:num>
+  <w:num w:numId="1021">
     <w:abstractNumId w:val="99431"/>
     <w:lvlOverride w:ilvl="0">
       <w:startOverride w:val="1"/>
@@ -24405,37 +24482,37 @@
       <w:startOverride w:val="1"/>
     </w:lvlOverride>
   </w:num>
-  <w:num w:numId="1021">
-    <w:abstractNumId w:val="99432"/>
+  <w:num w:numId="1022">
+    <w:abstractNumId w:val="99433"/>
     <w:lvlOverride w:ilvl="0">
-      <w:startOverride w:val="2"/>
+      <w:startOverride w:val="3"/>
     </w:lvlOverride>
     <w:lvlOverride w:ilvl="1">
-      <w:startOverride w:val="2"/>
+      <w:startOverride w:val="3"/>
     </w:lvlOverride>
     <w:lvlOverride w:ilvl="2">
-      <w:startOverride w:val="2"/>
+      <w:startOverride w:val="3"/>
     </w:lvlOverride>
     <w:lvlOverride w:ilvl="3">
-      <w:startOverride w:val="2"/>
+      <w:startOverride w:val="3"/>
     </w:lvlOverride>
     <w:lvlOverride w:ilvl="4">
-      <w:startOverride w:val="2"/>
+      <w:startOverride w:val="3"/>
     </w:lvlOverride>
     <w:lvlOverride w:ilvl="5">
-      <w:startOverride w:val="2"/>
+      <w:startOverride w:val="3"/>
     </w:lvlOverride>
     <w:lvlOverride w:ilvl="6">
-      <w:startOverride w:val="2"/>
+      <w:startOverride w:val="3"/>
     </w:lvlOverride>
     <w:lvlOverride w:ilvl="7">
-      <w:startOverride w:val="2"/>
+      <w:startOverride w:val="3"/>
     </w:lvlOverride>
     <w:lvlOverride w:ilvl="8">
-      <w:startOverride w:val="2"/>
+      <w:startOverride w:val="3"/>
     </w:lvlOverride>
   </w:num>
-  <w:num w:numId="1022">
+  <w:num w:numId="1023">
     <w:abstractNumId w:val="99431"/>
     <w:lvlOverride w:ilvl="0">
       <w:startOverride w:val="1"/>
@@ -24463,36 +24540,6 @@
     </w:lvlOverride>
     <w:lvlOverride w:ilvl="8">
       <w:startOverride w:val="1"/>
-    </w:lvlOverride>
-  </w:num>
-  <w:num w:numId="1023">
-    <w:abstractNumId w:val="99433"/>
-    <w:lvlOverride w:ilvl="0">
-      <w:startOverride w:val="3"/>
-    </w:lvlOverride>
-    <w:lvlOverride w:ilvl="1">
-      <w:startOverride w:val="3"/>
-    </w:lvlOverride>
-    <w:lvlOverride w:ilvl="2">
-      <w:startOverride w:val="3"/>
-    </w:lvlOverride>
-    <w:lvlOverride w:ilvl="3">
-      <w:startOverride w:val="3"/>
-    </w:lvlOverride>
-    <w:lvlOverride w:ilvl="4">
-      <w:startOverride w:val="3"/>
-    </w:lvlOverride>
-    <w:lvlOverride w:ilvl="5">
-      <w:startOverride w:val="3"/>
-    </w:lvlOverride>
-    <w:lvlOverride w:ilvl="6">
-      <w:startOverride w:val="3"/>
-    </w:lvlOverride>
-    <w:lvlOverride w:ilvl="7">
-      <w:startOverride w:val="3"/>
-    </w:lvlOverride>
-    <w:lvlOverride w:ilvl="8">
-      <w:startOverride w:val="3"/>
     </w:lvlOverride>
   </w:num>
   <w:num w:numId="1024">
@@ -24586,7 +24633,7 @@
     </w:lvlOverride>
   </w:num>
   <w:num w:numId="1027">
-    <w:abstractNumId w:val="99431"/>
+    <w:abstractNumId w:val="99631"/>
     <w:lvlOverride w:ilvl="0">
       <w:startOverride w:val="1"/>
     </w:lvlOverride>
@@ -24616,7 +24663,7 @@
     </w:lvlOverride>
   </w:num>
   <w:num w:numId="1028">
-    <w:abstractNumId w:val="99631"/>
+    <w:abstractNumId w:val="99431"/>
     <w:lvlOverride w:ilvl="0">
       <w:startOverride w:val="1"/>
     </w:lvlOverride>
@@ -24676,36 +24723,6 @@
     </w:lvlOverride>
   </w:num>
   <w:num w:numId="1030">
-    <w:abstractNumId w:val="99431"/>
-    <w:lvlOverride w:ilvl="0">
-      <w:startOverride w:val="1"/>
-    </w:lvlOverride>
-    <w:lvlOverride w:ilvl="1">
-      <w:startOverride w:val="1"/>
-    </w:lvlOverride>
-    <w:lvlOverride w:ilvl="2">
-      <w:startOverride w:val="1"/>
-    </w:lvlOverride>
-    <w:lvlOverride w:ilvl="3">
-      <w:startOverride w:val="1"/>
-    </w:lvlOverride>
-    <w:lvlOverride w:ilvl="4">
-      <w:startOverride w:val="1"/>
-    </w:lvlOverride>
-    <w:lvlOverride w:ilvl="5">
-      <w:startOverride w:val="1"/>
-    </w:lvlOverride>
-    <w:lvlOverride w:ilvl="6">
-      <w:startOverride w:val="1"/>
-    </w:lvlOverride>
-    <w:lvlOverride w:ilvl="7">
-      <w:startOverride w:val="1"/>
-    </w:lvlOverride>
-    <w:lvlOverride w:ilvl="8">
-      <w:startOverride w:val="1"/>
-    </w:lvlOverride>
-  </w:num>
-  <w:num w:numId="1031">
     <w:abstractNumId w:val="99431"/>
     <w:lvlOverride w:ilvl="0">
       <w:startOverride w:val="1"/>

--- a/00-首页/题组Word/习题书/第三篇-有机化学/4-芳香化合物与亲电取代-学生版-打印版.docx
+++ b/00-首页/题组Word/习题书/第三篇-有机化学/4-芳香化合物与亲电取代-学生版-打印版.docx
@@ -2,7 +2,7 @@
 <file path=word/document.xml><?xml version="1.0" encoding="utf-8"?>
 <w:document xmlns:w="http://schemas.openxmlformats.org/wordprocessingml/2006/main" xmlns:m="http://schemas.openxmlformats.org/officeDocument/2006/math" xmlns:r="http://schemas.openxmlformats.org/officeDocument/2006/relationships" xmlns:o="urn:schemas-microsoft-com:office:office" xmlns:v="urn:schemas-microsoft-com:vml" xmlns:w10="urn:schemas-microsoft-com:office:word" xmlns:a="http://schemas.openxmlformats.org/drawingml/2006/main" xmlns:pic="http://schemas.openxmlformats.org/drawingml/2006/picture" xmlns:wp="http://schemas.openxmlformats.org/drawingml/2006/wordprocessingDrawing">
   <w:body>
-    <w:bookmarkStart w:id="261" w:name="第-4-章-芳香化合物与亲电取代"/>
+    <w:bookmarkStart w:id="275" w:name="第-4-章-芳香化合物与亲电取代"/>
     <w:p>
       <w:pPr>
         <w:pStyle w:val="Heading1"/>
@@ -21034,7 +21034,7 @@
       </w:r>
     </w:p>
     <w:bookmarkEnd w:id="258"/>
-    <w:bookmarkStart w:id="259" w:name="芳香-多取代苯sear定位判断"/>
+    <w:bookmarkStart w:id="272" w:name="反芳香性的再理解第40届初赛"/>
     <w:p>
       <w:pPr>
         <w:pStyle w:val="Heading2"/>
@@ -21046,6 +21046,1965 @@
           <w:rFonts w:ascii="Times New Roman" w:hAnsi="Times New Roman" w:eastAsia="Times New Roman" w:cs="Times New Roman"/>
         </w:rPr>
         <w:t xml:space="preserve">4.46 </w:t>
+      </w:r>
+      <w:r>
+        <w:rPr>
+          <w:rFonts w:hint="eastAsia" w:ascii="Times New Roman" w:hAnsi="Times New Roman" w:eastAsia="SimHei" w:cs="Times New Roman"/>
+        </w:rPr>
+        <w:t>反芳香性的再理解</w:t>
+      </w:r>
+      <w:r>
+        <w:rPr>
+          <w:rFonts w:hint="eastAsia" w:ascii="Times New Roman" w:hAnsi="Times New Roman" w:eastAsia="Times New Roman" w:cs="Times New Roman"/>
+        </w:rPr>
+        <w:t>（</w:t>
+      </w:r>
+      <w:r>
+        <w:rPr>
+          <w:rFonts w:hint="eastAsia" w:ascii="Times New Roman" w:hAnsi="Times New Roman" w:eastAsia="SimHei" w:cs="Times New Roman"/>
+        </w:rPr>
+        <w:t>第</w:t>
+      </w:r>
+      <w:r>
+        <w:rPr>
+          <w:rFonts w:hint="eastAsia" w:ascii="Times New Roman" w:hAnsi="Times New Roman" w:eastAsia="Times New Roman" w:cs="Times New Roman"/>
+        </w:rPr>
+        <w:t>40</w:t>
+      </w:r>
+      <w:r>
+        <w:rPr>
+          <w:rFonts w:hint="eastAsia" w:ascii="Times New Roman" w:hAnsi="Times New Roman" w:eastAsia="SimHei" w:cs="Times New Roman"/>
+        </w:rPr>
+        <w:t>届初赛</w:t>
+      </w:r>
+      <w:r>
+        <w:rPr>
+          <w:rFonts w:hint="eastAsia" w:ascii="Times New Roman" w:hAnsi="Times New Roman" w:eastAsia="Times New Roman" w:cs="Times New Roman"/>
+        </w:rPr>
+        <w:t>）</w:t>
+      </w:r>
+    </w:p>
+    <w:p>
+      <w:pPr>
+        <w:pStyle w:val="FirstParagraph"/>
+      </w:pPr>
+      <w:r>
+        <w:rPr>
+          <w:rFonts w:hint="eastAsia" w:ascii="Times New Roman" w:hAnsi="Times New Roman" w:eastAsia="FangSong" w:cs="Times New Roman"/>
+          <w:b/>
+          <w:bCs/>
+        </w:rPr>
+        <w:t>第</w:t>
+      </w:r>
+      <w:r>
+        <w:rPr>
+          <w:rFonts w:hint="eastAsia" w:ascii="Times New Roman" w:hAnsi="Times New Roman" w:eastAsia="Times New Roman" w:cs="Times New Roman"/>
+          <w:b/>
+          <w:bCs/>
+        </w:rPr>
+        <w:t>10</w:t>
+      </w:r>
+      <w:r>
+        <w:rPr>
+          <w:rFonts w:hint="eastAsia" w:ascii="Times New Roman" w:hAnsi="Times New Roman" w:eastAsia="FangSong" w:cs="Times New Roman"/>
+          <w:b/>
+          <w:bCs/>
+        </w:rPr>
+        <w:t>题</w:t>
+      </w:r>
+      <w:r>
+        <w:rPr>
+          <w:rFonts w:ascii="Times New Roman" w:hAnsi="Times New Roman" w:eastAsia="Times New Roman" w:cs="Times New Roman"/>
+          <w:b/>
+          <w:bCs/>
+        </w:rPr>
+        <w:t xml:space="preserve"> </w:t>
+      </w:r>
+      <w:r>
+        <w:rPr>
+          <w:rFonts w:hint="eastAsia" w:ascii="Times New Roman" w:hAnsi="Times New Roman" w:eastAsia="FangSong" w:cs="Times New Roman"/>
+          <w:b/>
+          <w:bCs/>
+        </w:rPr>
+        <w:t>反芳香性的再理解</w:t>
+      </w:r>
+      <w:r>
+        <w:rPr>
+          <w:rFonts w:hint="eastAsia" w:ascii="Times New Roman" w:hAnsi="Times New Roman" w:eastAsia="Times New Roman" w:cs="Times New Roman"/>
+          <w:b/>
+          <w:bCs/>
+        </w:rPr>
+        <w:t>（26</w:t>
+      </w:r>
+      <w:r>
+        <w:rPr>
+          <w:rFonts w:ascii="Times New Roman" w:hAnsi="Times New Roman" w:eastAsia="Times New Roman" w:cs="Times New Roman"/>
+          <w:b/>
+          <w:bCs/>
+        </w:rPr>
+        <w:t xml:space="preserve"> </w:t>
+      </w:r>
+      <w:r>
+        <w:rPr>
+          <w:rFonts w:hint="eastAsia" w:ascii="Times New Roman" w:hAnsi="Times New Roman" w:eastAsia="FangSong" w:cs="Times New Roman"/>
+          <w:b/>
+          <w:bCs/>
+        </w:rPr>
+        <w:t>分</w:t>
+      </w:r>
+      <w:r>
+        <w:rPr>
+          <w:rFonts w:hint="eastAsia" w:ascii="Times New Roman" w:hAnsi="Times New Roman" w:eastAsia="Times New Roman" w:cs="Times New Roman"/>
+          <w:b/>
+          <w:bCs/>
+        </w:rPr>
+        <w:t>，12%）</w:t>
+      </w:r>
+    </w:p>
+    <w:p>
+      <w:pPr>
+        <w:pStyle w:val="BodyText"/>
+      </w:pPr>
+      <w:r>
+        <w:rPr>
+          <w:rFonts w:ascii="Times New Roman" w:hAnsi="Times New Roman" w:eastAsia="Times New Roman" w:cs="Times New Roman"/>
+        </w:rPr>
+        <w:t xml:space="preserve">1825 </w:t>
+      </w:r>
+      <w:r>
+        <w:rPr>
+          <w:rFonts w:hint="eastAsia" w:ascii="Times New Roman" w:hAnsi="Times New Roman" w:eastAsia="FangSong" w:cs="Times New Roman"/>
+        </w:rPr>
+        <w:t>年</w:t>
+      </w:r>
+      <w:r>
+        <w:rPr>
+          <w:rFonts w:hint="eastAsia" w:ascii="Times New Roman" w:hAnsi="Times New Roman" w:eastAsia="Times New Roman" w:cs="Times New Roman"/>
+        </w:rPr>
+        <w:t>，</w:t>
+      </w:r>
+      <w:r>
+        <w:rPr>
+          <w:rFonts w:ascii="Times New Roman" w:hAnsi="Times New Roman" w:eastAsia="Times New Roman" w:cs="Times New Roman"/>
+          <w:b/>
+          <w:bCs/>
+        </w:rPr>
+        <w:t xml:space="preserve">Faraday</w:t>
+      </w:r>
+      <w:r>
+        <w:rPr>
+          <w:rFonts w:ascii="Times New Roman" w:hAnsi="Times New Roman" w:eastAsia="Times New Roman" w:cs="Times New Roman"/>
+        </w:rPr>
+        <w:t xml:space="preserve"> </w:t>
+      </w:r>
+      <w:r>
+        <w:rPr>
+          <w:rFonts w:hint="eastAsia" w:ascii="Times New Roman" w:hAnsi="Times New Roman" w:eastAsia="FangSong" w:cs="Times New Roman"/>
+        </w:rPr>
+        <w:t>发现了苯</w:t>
+      </w:r>
+      <w:r>
+        <w:rPr>
+          <w:rFonts w:hint="eastAsia" w:ascii="Times New Roman" w:hAnsi="Times New Roman" w:eastAsia="Times New Roman" w:cs="Times New Roman"/>
+        </w:rPr>
+        <w:t>，</w:t>
+      </w:r>
+      <w:r>
+        <w:rPr>
+          <w:rFonts w:hint="eastAsia" w:ascii="Times New Roman" w:hAnsi="Times New Roman" w:eastAsia="FangSong" w:cs="Times New Roman"/>
+        </w:rPr>
+        <w:t>这是化学史上最重要的发现之一</w:t>
+      </w:r>
+      <w:r>
+        <w:rPr>
+          <w:rFonts w:hint="eastAsia" w:ascii="Times New Roman" w:hAnsi="Times New Roman" w:eastAsia="Times New Roman" w:cs="Times New Roman"/>
+        </w:rPr>
+        <w:t>，</w:t>
+      </w:r>
+      <w:r>
+        <w:rPr>
+          <w:rFonts w:hint="eastAsia" w:ascii="Times New Roman" w:hAnsi="Times New Roman" w:eastAsia="FangSong" w:cs="Times New Roman"/>
+        </w:rPr>
+        <w:t>此后</w:t>
+      </w:r>
+      <w:r>
+        <w:rPr>
+          <w:rFonts w:hint="eastAsia" w:ascii="Times New Roman" w:hAnsi="Times New Roman" w:eastAsia="Times New Roman" w:cs="Times New Roman"/>
+        </w:rPr>
+        <w:t>，</w:t>
+      </w:r>
+      <w:r>
+        <w:rPr>
+          <w:rFonts w:hint="eastAsia" w:ascii="Times New Roman" w:hAnsi="Times New Roman" w:eastAsia="FangSong" w:cs="Times New Roman"/>
+        </w:rPr>
+        <w:t>对于芳香性的研究进入了高潮</w:t>
+      </w:r>
+      <w:r>
+        <w:rPr>
+          <w:rFonts w:hint="eastAsia" w:ascii="Times New Roman" w:hAnsi="Times New Roman" w:eastAsia="Times New Roman" w:cs="Times New Roman"/>
+        </w:rPr>
+        <w:t>。1920</w:t>
+      </w:r>
+      <w:r>
+        <w:rPr>
+          <w:rFonts w:ascii="Times New Roman" w:hAnsi="Times New Roman" w:eastAsia="Times New Roman" w:cs="Times New Roman"/>
+        </w:rPr>
+        <w:t xml:space="preserve"> </w:t>
+      </w:r>
+      <w:r>
+        <w:rPr>
+          <w:rFonts w:hint="eastAsia" w:ascii="Times New Roman" w:hAnsi="Times New Roman" w:eastAsia="FangSong" w:cs="Times New Roman"/>
+        </w:rPr>
+        <w:t>年代</w:t>
+      </w:r>
+      <w:r>
+        <w:rPr>
+          <w:rFonts w:hint="eastAsia" w:ascii="Times New Roman" w:hAnsi="Times New Roman" w:eastAsia="Times New Roman" w:cs="Times New Roman"/>
+        </w:rPr>
+        <w:t>，</w:t>
+      </w:r>
+      <w:r>
+        <w:rPr>
+          <w:rFonts w:ascii="Times New Roman" w:hAnsi="Times New Roman" w:eastAsia="Times New Roman" w:cs="Times New Roman"/>
+          <w:b/>
+          <w:bCs/>
+        </w:rPr>
+        <w:t xml:space="preserve">Hückel</w:t>
+      </w:r>
+      <w:r>
+        <w:rPr>
+          <w:rFonts w:ascii="Times New Roman" w:hAnsi="Times New Roman" w:eastAsia="Times New Roman" w:cs="Times New Roman"/>
+        </w:rPr>
+        <w:t xml:space="preserve"> </w:t>
+      </w:r>
+      <w:r>
+        <w:rPr>
+          <w:rFonts w:hint="eastAsia" w:ascii="Times New Roman" w:hAnsi="Times New Roman" w:eastAsia="FangSong" w:cs="Times New Roman"/>
+        </w:rPr>
+        <w:t xml:space="preserve">将新兴量子力学理论应用于环状烯烃的</w:t>
+      </w:r>
+      <w:r>
+        <w:rPr>
+          <w:rFonts w:ascii="Times New Roman" w:hAnsi="Times New Roman" w:eastAsia="Times New Roman" w:cs="Times New Roman"/>
+        </w:rPr>
+        <w:t xml:space="preserve"> </w:t>
+      </w:r>
+      <m:oMath>
+        <m:r>
+          <m:t>π</m:t>
+        </m:r>
+      </m:oMath>
+      <w:r>
+        <w:rPr>
+          <w:rFonts w:ascii="Times New Roman" w:hAnsi="Times New Roman" w:eastAsia="Times New Roman" w:cs="Times New Roman"/>
+        </w:rPr>
+        <w:t xml:space="preserve"> </w:t>
+      </w:r>
+      <w:r>
+        <w:rPr>
+          <w:rFonts w:hint="eastAsia" w:ascii="Times New Roman" w:hAnsi="Times New Roman" w:eastAsia="FangSong" w:cs="Times New Roman"/>
+        </w:rPr>
+        <w:t>电子体系</w:t>
+      </w:r>
+      <w:r>
+        <w:rPr>
+          <w:rFonts w:hint="eastAsia" w:ascii="Times New Roman" w:hAnsi="Times New Roman" w:eastAsia="Times New Roman" w:cs="Times New Roman"/>
+        </w:rPr>
+        <w:t>，</w:t>
+      </w:r>
+      <w:r>
+        <w:rPr>
+          <w:rFonts w:hint="eastAsia" w:ascii="Times New Roman" w:hAnsi="Times New Roman" w:eastAsia="FangSong" w:cs="Times New Roman"/>
+        </w:rPr>
+        <w:t>提出了休克尔规则</w:t>
+      </w:r>
+      <w:r>
+        <w:rPr>
+          <w:rFonts w:hint="eastAsia" w:ascii="Times New Roman" w:hAnsi="Times New Roman" w:eastAsia="Times New Roman" w:cs="Times New Roman"/>
+        </w:rPr>
+        <w:t>，</w:t>
+      </w:r>
+      <w:r>
+        <w:rPr>
+          <w:rFonts w:hint="eastAsia" w:ascii="Times New Roman" w:hAnsi="Times New Roman" w:eastAsia="FangSong" w:cs="Times New Roman"/>
+        </w:rPr>
+        <w:t>解释为何具有</w:t>
+      </w:r>
+      <w:r>
+        <w:rPr>
+          <w:rFonts w:ascii="Times New Roman" w:hAnsi="Times New Roman" w:eastAsia="Times New Roman" w:cs="Times New Roman"/>
+        </w:rPr>
+        <w:t xml:space="preserve"> </w:t>
+      </w:r>
+      <m:oMath>
+        <m:oMathPr>
+          <m:ctrlPr>
+            <w:rPr>
+              <w:sz w:val="28"/>
+              <w:szCs w:val="28"/>
+            </w:rPr>
+          </m:ctrlPr>
+        </m:oMathPr>
+        <m:r>
+          <m:rPr>
+            <m:sty m:val="p"/>
+          </m:rPr>
+          <m:t>(</m:t>
+        </m:r>
+        <m:r>
+          <m:t>4</m:t>
+        </m:r>
+        <m:r>
+          <m:t>n</m:t>
+        </m:r>
+        <m:r>
+          <m:rPr>
+            <m:sty m:val="p"/>
+          </m:rPr>
+          <m:t>+</m:t>
+        </m:r>
+        <m:r>
+          <m:t>2</m:t>
+        </m:r>
+        <m:r>
+          <m:rPr>
+            <m:sty m:val="p"/>
+          </m:rPr>
+          <m:t>)</m:t>
+        </m:r>
+      </m:oMath>
+      <w:r>
+        <w:rPr>
+          <w:rFonts w:ascii="Times New Roman" w:hAnsi="Times New Roman" w:eastAsia="Times New Roman" w:cs="Times New Roman"/>
+        </w:rPr>
+        <w:t xml:space="preserve"> </w:t>
+      </w:r>
+      <w:r>
+        <w:rPr>
+          <w:rFonts w:hint="eastAsia" w:ascii="Times New Roman" w:hAnsi="Times New Roman" w:eastAsia="FangSong" w:cs="Times New Roman"/>
+        </w:rPr>
+        <w:t xml:space="preserve">个</w:t>
+      </w:r>
+      <w:r>
+        <w:rPr>
+          <w:rFonts w:ascii="Times New Roman" w:hAnsi="Times New Roman" w:eastAsia="Times New Roman" w:cs="Times New Roman"/>
+        </w:rPr>
+        <w:t xml:space="preserve"> </w:t>
+      </w:r>
+      <m:oMath>
+        <m:r>
+          <m:t>π</m:t>
+        </m:r>
+      </m:oMath>
+      <w:r>
+        <w:rPr>
+          <w:rFonts w:ascii="Times New Roman" w:hAnsi="Times New Roman" w:eastAsia="Times New Roman" w:cs="Times New Roman"/>
+        </w:rPr>
+        <w:t xml:space="preserve"> </w:t>
+      </w:r>
+      <w:r>
+        <w:rPr>
+          <w:rFonts w:hint="eastAsia" w:ascii="Times New Roman" w:hAnsi="Times New Roman" w:eastAsia="FangSong" w:cs="Times New Roman"/>
+        </w:rPr>
+        <w:t>电子</w:t>
+      </w:r>
+      <w:r>
+        <w:rPr>
+          <w:rFonts w:hint="eastAsia" w:ascii="Times New Roman" w:hAnsi="Times New Roman" w:eastAsia="Times New Roman" w:cs="Times New Roman"/>
+        </w:rPr>
+        <w:t>（</w:t>
+      </w:r>
+      <m:oMath>
+        <m:r>
+          <m:t>n</m:t>
+        </m:r>
+      </m:oMath>
+      <w:r>
+        <w:rPr>
+          <w:rFonts w:ascii="Times New Roman" w:hAnsi="Times New Roman" w:eastAsia="Times New Roman" w:cs="Times New Roman"/>
+        </w:rPr>
+        <w:t xml:space="preserve"> </w:t>
+      </w:r>
+      <w:r>
+        <w:rPr>
+          <w:rFonts w:hint="eastAsia" w:ascii="Times New Roman" w:hAnsi="Times New Roman" w:eastAsia="FangSong" w:cs="Times New Roman"/>
+        </w:rPr>
+        <w:t>为自然数</w:t>
+      </w:r>
+      <w:r>
+        <w:rPr>
+          <w:rFonts w:hint="eastAsia" w:ascii="Times New Roman" w:hAnsi="Times New Roman" w:eastAsia="Times New Roman" w:cs="Times New Roman"/>
+        </w:rPr>
+        <w:t>）</w:t>
+      </w:r>
+      <w:r>
+        <w:rPr>
+          <w:rFonts w:hint="eastAsia" w:ascii="Times New Roman" w:hAnsi="Times New Roman" w:eastAsia="FangSong" w:cs="Times New Roman"/>
+        </w:rPr>
+        <w:t>的体系格外稳定</w:t>
+      </w:r>
+      <w:r>
+        <w:rPr>
+          <w:rFonts w:hint="eastAsia" w:ascii="Times New Roman" w:hAnsi="Times New Roman" w:eastAsia="Times New Roman" w:cs="Times New Roman"/>
+        </w:rPr>
+        <w:t>，</w:t>
+      </w:r>
+      <w:r>
+        <w:rPr>
+          <w:rFonts w:hint="eastAsia" w:ascii="Times New Roman" w:hAnsi="Times New Roman" w:eastAsia="FangSong" w:cs="Times New Roman"/>
+        </w:rPr>
+        <w:t>然而</w:t>
+      </w:r>
+      <w:r>
+        <w:rPr>
+          <w:rFonts w:hint="eastAsia" w:ascii="Times New Roman" w:hAnsi="Times New Roman" w:eastAsia="Times New Roman" w:cs="Times New Roman"/>
+        </w:rPr>
+        <w:t>，</w:t>
+      </w:r>
+      <w:r>
+        <w:rPr>
+          <w:rFonts w:hint="eastAsia" w:ascii="Times New Roman" w:hAnsi="Times New Roman" w:eastAsia="FangSong" w:cs="Times New Roman"/>
+        </w:rPr>
+        <w:t>反</w:t>
+      </w:r>
+      <w:r>
+        <w:rPr>
+          <w:rFonts w:hint="eastAsia" w:ascii="Times New Roman" w:hAnsi="Times New Roman" w:eastAsia="Times New Roman" w:cs="Times New Roman"/>
+        </w:rPr>
+        <w:t>……</w:t>
+      </w:r>
+    </w:p>
+    <w:p>
+      <w:pPr>
+        <w:pStyle w:val="BodyText"/>
+        <w:spacing w:before="160" w:after="80"/>
+        <w:jc w:val="center"/>
+      </w:pPr>
+      <w:r>
+        <w:rPr>
+          <w:rFonts w:ascii="Times New Roman" w:hAnsi="Times New Roman" w:eastAsia="Times New Roman" w:cs="Times New Roman"/>
+        </w:rPr>
+        <w:drawing>
+          <wp:inline>
+            <wp:extent cx="3600000" cy="1658259"/>
+            <wp:effectExtent b="0" l="0" r="0" t="0"/>
+            <wp:docPr descr="" title="" id="260" name="Picture"/>
+            <a:graphic>
+              <a:graphicData uri="http://schemas.openxmlformats.org/drawingml/2006/picture">
+                <pic:pic>
+                  <pic:nvPicPr>
+                    <pic:cNvPr descr="2b0998cb34bb9c40ed563484eaa6bd1b7bb30b2a90d93b163da6307e5c554a4c.jpg" id="261" name="Picture"/>
+                    <pic:cNvPicPr>
+                      <a:picLocks noChangeArrowheads="1" noChangeAspect="1"/>
+                    </pic:cNvPicPr>
+                  </pic:nvPicPr>
+                  <pic:blipFill>
+                    <a:blip r:embed="rId259"/>
+                    <a:stretch>
+                      <a:fillRect/>
+                    </a:stretch>
+                  </pic:blipFill>
+                  <pic:spPr bwMode="auto">
+                    <a:xfrm>
+                      <a:off x="0" y="0"/>
+                      <a:ext cx="3600000" cy="1658259"/>
+                    </a:xfrm>
+                    <a:prstGeom prst="rect">
+                      <a:avLst/>
+                    </a:prstGeom>
+                    <a:noFill/>
+                    <a:ln w="9525">
+                      <a:noFill/>
+                      <a:headEnd/>
+                      <a:tailEnd/>
+                    </a:ln>
+                  </pic:spPr>
+                </pic:pic>
+              </a:graphicData>
+            </a:graphic>
+          </wp:inline>
+        </w:drawing>
+      </w:r>
+    </w:p>
+    <w:bookmarkStart w:id="265" w:name="分"/>
+    <w:p>
+      <w:pPr>
+        <w:pStyle w:val="Heading3"/>
+        <w:spacing w:before="280" w:after="120"/>
+      </w:pPr>
+      <w:r>
+        <w:rPr>
+          <w:rFonts w:hint="eastAsia" w:ascii="Times New Roman" w:hAnsi="Times New Roman" w:eastAsia="Times New Roman" w:cs="Times New Roman"/>
+        </w:rPr>
+        <w:t xml:space="preserve">10.1（13</w:t>
+      </w:r>
+      <w:r>
+        <w:rPr>
+          <w:rFonts w:ascii="Times New Roman" w:hAnsi="Times New Roman" w:eastAsia="Times New Roman" w:cs="Times New Roman"/>
+        </w:rPr>
+        <w:t xml:space="preserve"> </w:t>
+      </w:r>
+      <w:r>
+        <w:rPr>
+          <w:rFonts w:hint="eastAsia" w:ascii="Times New Roman" w:hAnsi="Times New Roman" w:eastAsia="SimHei" w:cs="Times New Roman"/>
+        </w:rPr>
+        <w:t>分</w:t>
+      </w:r>
+      <w:r>
+        <w:rPr>
+          <w:rFonts w:hint="eastAsia" w:ascii="Times New Roman" w:hAnsi="Times New Roman" w:eastAsia="Times New Roman" w:cs="Times New Roman"/>
+        </w:rPr>
+        <w:t>）</w:t>
+      </w:r>
+    </w:p>
+    <w:p>
+      <w:pPr>
+        <w:pStyle w:val="FirstParagraph"/>
+      </w:pPr>
+      <w:r>
+        <w:rPr>
+          <w:rFonts w:hint="eastAsia" w:ascii="Times New Roman" w:hAnsi="Times New Roman" w:eastAsia="FangSong" w:cs="Times New Roman"/>
+        </w:rPr>
+        <w:t>研究表明</w:t>
+      </w:r>
+      <w:r>
+        <w:rPr>
+          <w:rFonts w:hint="eastAsia" w:ascii="Times New Roman" w:hAnsi="Times New Roman" w:eastAsia="Times New Roman" w:cs="Times New Roman"/>
+        </w:rPr>
+        <w:t>，</w:t>
+      </w:r>
+      <w:r>
+        <w:rPr>
+          <w:rFonts w:hint="eastAsia" w:ascii="Times New Roman" w:hAnsi="Times New Roman" w:eastAsia="FangSong" w:cs="Times New Roman"/>
+        </w:rPr>
+        <w:t>芳基取代的环戊二烯正离子存在</w:t>
+      </w:r>
+      <w:r>
+        <w:rPr>
+          <w:rFonts w:hint="eastAsia" w:ascii="Times New Roman" w:hAnsi="Times New Roman" w:eastAsia="FangSong" w:cs="Times New Roman"/>
+          <w:b/>
+          <w:bCs/>
+        </w:rPr>
+        <w:t xml:space="preserve">单线态</w:t>
+      </w:r>
+      <w:r>
+        <w:rPr>
+          <w:rFonts w:hint="eastAsia" w:ascii="Times New Roman" w:hAnsi="Times New Roman" w:eastAsia="FangSong" w:cs="Times New Roman"/>
+        </w:rPr>
+        <w:t xml:space="preserve">和</w:t>
+      </w:r>
+      <w:r>
+        <w:rPr>
+          <w:rFonts w:hint="eastAsia" w:ascii="Times New Roman" w:hAnsi="Times New Roman" w:eastAsia="FangSong" w:cs="Times New Roman"/>
+          <w:b/>
+          <w:bCs/>
+        </w:rPr>
+        <w:t xml:space="preserve">三线态</w:t>
+      </w:r>
+      <w:r>
+        <w:rPr>
+          <w:rFonts w:hint="eastAsia" w:ascii="Times New Roman" w:hAnsi="Times New Roman" w:eastAsia="FangSong" w:cs="Times New Roman"/>
+        </w:rPr>
+        <w:t>两种可能</w:t>
+      </w:r>
+      <w:r>
+        <w:rPr>
+          <w:rFonts w:hint="eastAsia" w:ascii="Times New Roman" w:hAnsi="Times New Roman" w:eastAsia="Times New Roman" w:cs="Times New Roman"/>
+        </w:rPr>
+        <w:t>。</w:t>
+      </w:r>
+      <w:r>
+        <w:rPr>
+          <w:rFonts w:hint="eastAsia" w:ascii="Times New Roman" w:hAnsi="Times New Roman" w:eastAsia="FangSong" w:cs="Times New Roman"/>
+        </w:rPr>
+        <w:t>在答题纸上先画出相应自旋多重态的环戊二烯正离子结构式</w:t>
+      </w:r>
+      <w:r>
+        <w:rPr>
+          <w:rFonts w:hint="eastAsia" w:ascii="Times New Roman" w:hAnsi="Times New Roman" w:eastAsia="Times New Roman" w:cs="Times New Roman"/>
+        </w:rPr>
+        <w:t>，</w:t>
+      </w:r>
+      <w:r>
+        <w:rPr>
+          <w:rFonts w:hint="eastAsia" w:ascii="Times New Roman" w:hAnsi="Times New Roman" w:eastAsia="FangSong" w:cs="Times New Roman"/>
+        </w:rPr>
+        <w:t>然后在下方画出与该结构式相对应的</w:t>
+      </w:r>
+      <w:r>
+        <w:rPr>
+          <w:rFonts w:hint="eastAsia" w:ascii="Times New Roman" w:hAnsi="Times New Roman" w:eastAsia="FangSong" w:cs="Times New Roman"/>
+          <w:b/>
+          <w:bCs/>
+        </w:rPr>
+        <w:t xml:space="preserve">分子轨道</w:t>
+      </w:r>
+      <w:r>
+        <w:rPr>
+          <w:rFonts w:hint="eastAsia" w:ascii="Times New Roman" w:hAnsi="Times New Roman" w:eastAsia="Times New Roman" w:cs="Times New Roman"/>
+        </w:rPr>
+        <w:t xml:space="preserve">（</w:t>
+      </w:r>
+      <m:oMath>
+        <m:sSub>
+          <m:e>
+            <m:r>
+              <m:t>ψ</m:t>
+            </m:r>
+          </m:e>
+          <m:sub>
+            <m:r>
+              <m:t>1</m:t>
+            </m:r>
+          </m:sub>
+        </m:sSub>
+      </m:oMath>
+      <w:r>
+        <w:rPr>
+          <w:rFonts w:ascii="Times New Roman" w:hAnsi="Times New Roman" w:eastAsia="Times New Roman" w:cs="Times New Roman"/>
+        </w:rPr>
+        <w:t xml:space="preserve"> </w:t>
+      </w:r>
+      <w:r>
+        <w:rPr>
+          <w:rFonts w:hint="eastAsia" w:ascii="Times New Roman" w:hAnsi="Times New Roman" w:eastAsia="FangSong" w:cs="Times New Roman"/>
+        </w:rPr>
+        <w:t>分子轨道已经画出</w:t>
+      </w:r>
+      <w:r>
+        <w:rPr>
+          <w:rFonts w:hint="eastAsia" w:ascii="Times New Roman" w:hAnsi="Times New Roman" w:eastAsia="Times New Roman" w:cs="Times New Roman"/>
+        </w:rPr>
+        <w:t>），</w:t>
+      </w:r>
+      <w:r>
+        <w:rPr>
+          <w:rFonts w:hint="eastAsia" w:ascii="Times New Roman" w:hAnsi="Times New Roman" w:eastAsia="FangSong" w:cs="Times New Roman"/>
+        </w:rPr>
+        <w:t>并在旁边的横线上填入电子</w:t>
+      </w:r>
+      <w:r>
+        <w:rPr>
+          <w:rFonts w:hint="eastAsia" w:ascii="Times New Roman" w:hAnsi="Times New Roman" w:eastAsia="Times New Roman" w:cs="Times New Roman"/>
+        </w:rPr>
+        <w:t>（</w:t>
+      </w:r>
+      <w:r>
+        <w:rPr>
+          <w:rFonts w:hint="eastAsia" w:ascii="Times New Roman" w:hAnsi="Times New Roman" w:eastAsia="FangSong" w:cs="Times New Roman"/>
+        </w:rPr>
+        <w:t>如果此轨道上没有电子就画</w:t>
+      </w:r>
+      <w:r>
+        <w:rPr>
+          <w:rFonts w:ascii="Times New Roman" w:hAnsi="Times New Roman" w:eastAsia="Times New Roman" w:cs="Times New Roman"/>
+        </w:rPr>
+        <w:t xml:space="preserve"> </w:t>
+      </w:r>
+      <w:r>
+        <w:rPr>
+          <w:rFonts w:hint="eastAsia" w:ascii="Times New Roman" w:hAnsi="Times New Roman" w:eastAsia="Times New Roman" w:cs="Times New Roman"/>
+        </w:rPr>
+        <w:t>X），</w:t>
+      </w:r>
+      <w:r>
+        <w:rPr>
+          <w:rFonts w:hint="eastAsia" w:ascii="Times New Roman" w:hAnsi="Times New Roman" w:eastAsia="FangSong" w:cs="Times New Roman"/>
+        </w:rPr>
+        <w:t>最后确定你所画的分子轨道为单线态还是三线态</w:t>
+      </w:r>
+      <w:r>
+        <w:rPr>
+          <w:rFonts w:hint="eastAsia" w:ascii="Times New Roman" w:hAnsi="Times New Roman" w:eastAsia="Times New Roman" w:cs="Times New Roman"/>
+        </w:rPr>
+        <w:t>。</w:t>
+      </w:r>
+    </w:p>
+    <w:p>
+      <w:pPr>
+        <w:pStyle w:val="BlockText"/>
+      </w:pPr>
+      <w:r>
+        <w:rPr>
+          <w:rFonts w:hint="eastAsia" w:ascii="Times New Roman" w:hAnsi="Times New Roman" w:eastAsia="FangSong" w:cs="Times New Roman"/>
+        </w:rPr>
+        <w:t>提示</w:t>
+      </w:r>
+      <w:r>
+        <w:rPr>
+          <w:rFonts w:hint="eastAsia" w:ascii="Times New Roman" w:hAnsi="Times New Roman" w:eastAsia="Times New Roman" w:cs="Times New Roman"/>
+        </w:rPr>
+        <w:t>：</w:t>
+      </w:r>
+      <w:r>
+        <w:rPr>
+          <w:rFonts w:hint="eastAsia" w:ascii="Times New Roman" w:hAnsi="Times New Roman" w:eastAsia="FangSong" w:cs="Times New Roman"/>
+        </w:rPr>
+        <w:t>画图时</w:t>
+      </w:r>
+      <w:r>
+        <w:rPr>
+          <w:rFonts w:hint="eastAsia" w:ascii="Times New Roman" w:hAnsi="Times New Roman" w:eastAsia="Times New Roman" w:cs="Times New Roman"/>
+        </w:rPr>
+        <w:t>，</w:t>
+      </w:r>
+      <w:r>
+        <w:rPr>
+          <w:rFonts w:hint="eastAsia" w:ascii="Times New Roman" w:hAnsi="Times New Roman" w:eastAsia="FangSong" w:cs="Times New Roman"/>
+        </w:rPr>
+        <w:t>用</w:t>
+      </w:r>
+      <w:r>
+        <w:rPr>
+          <w:rFonts w:ascii="Times New Roman" w:hAnsi="Times New Roman" w:eastAsia="Times New Roman" w:cs="Times New Roman"/>
+        </w:rPr>
+        <w:t xml:space="preserve"> </w:t>
+      </w:r>
+      <w:r>
+        <w:rPr>
+          <w:rFonts w:ascii="Times New Roman" w:hAnsi="Times New Roman" w:eastAsia="Times New Roman" w:cs="Times New Roman"/>
+          <w:b/>
+          <w:bCs/>
+        </w:rPr>
+        <w:t xml:space="preserve">1</w:t>
+      </w:r>
+      <w:r>
+        <w:rPr>
+          <w:rFonts w:ascii="Times New Roman" w:hAnsi="Times New Roman" w:eastAsia="Times New Roman" w:cs="Times New Roman"/>
+        </w:rPr>
+        <w:t xml:space="preserve"> </w:t>
+      </w:r>
+      <w:r>
+        <w:rPr>
+          <w:rFonts w:hint="eastAsia" w:ascii="Times New Roman" w:hAnsi="Times New Roman" w:eastAsia="FangSong" w:cs="Times New Roman"/>
+        </w:rPr>
+        <w:t xml:space="preserve">表示</w:t>
+      </w:r>
+      <w:r>
+        <w:rPr>
+          <w:rFonts w:ascii="Times New Roman" w:hAnsi="Times New Roman" w:eastAsia="Times New Roman" w:cs="Times New Roman"/>
+        </w:rPr>
+        <w:t xml:space="preserve"> </w:t>
+      </w:r>
+      <w:r>
+        <w:rPr>
+          <w:rFonts w:hint="eastAsia" w:ascii="Times New Roman" w:hAnsi="Times New Roman" w:eastAsia="Times New Roman" w:cs="Times New Roman"/>
+        </w:rPr>
+        <w:t>①；</w:t>
+      </w:r>
+      <w:r>
+        <w:rPr>
+          <w:rFonts w:hint="eastAsia" w:ascii="Times New Roman" w:hAnsi="Times New Roman" w:eastAsia="FangSong" w:cs="Times New Roman"/>
+        </w:rPr>
+        <w:t>用</w:t>
+      </w:r>
+      <w:r>
+        <w:rPr>
+          <w:rFonts w:ascii="Times New Roman" w:hAnsi="Times New Roman" w:eastAsia="Times New Roman" w:cs="Times New Roman"/>
+        </w:rPr>
+        <w:t xml:space="preserve"> </w:t>
+      </w:r>
+      <w:r>
+        <w:rPr>
+          <w:rFonts w:ascii="Times New Roman" w:hAnsi="Times New Roman" w:eastAsia="Times New Roman" w:cs="Times New Roman"/>
+          <w:b/>
+          <w:bCs/>
+        </w:rPr>
+        <w:t xml:space="preserve">2</w:t>
+      </w:r>
+      <w:r>
+        <w:rPr>
+          <w:rFonts w:ascii="Times New Roman" w:hAnsi="Times New Roman" w:eastAsia="Times New Roman" w:cs="Times New Roman"/>
+        </w:rPr>
+        <w:t xml:space="preserve"> </w:t>
+      </w:r>
+      <w:r>
+        <w:rPr>
+          <w:rFonts w:hint="eastAsia" w:ascii="Times New Roman" w:hAnsi="Times New Roman" w:eastAsia="FangSong" w:cs="Times New Roman"/>
+        </w:rPr>
+        <w:t xml:space="preserve">表示</w:t>
+      </w:r>
+      <w:r>
+        <w:rPr>
+          <w:rFonts w:ascii="Times New Roman" w:hAnsi="Times New Roman" w:eastAsia="Times New Roman" w:cs="Times New Roman"/>
+        </w:rPr>
+        <w:t xml:space="preserve"> </w:t>
+      </w:r>
+      <w:r>
+        <w:rPr>
+          <w:rFonts w:hint="eastAsia" w:ascii="Times New Roman" w:hAnsi="Times New Roman" w:eastAsia="Times New Roman" w:cs="Times New Roman"/>
+        </w:rPr>
+        <w:t>②；</w:t>
+      </w:r>
+      <w:r>
+        <w:rPr>
+          <w:rFonts w:hint="eastAsia" w:ascii="Times New Roman" w:hAnsi="Times New Roman" w:eastAsia="FangSong" w:cs="Times New Roman"/>
+        </w:rPr>
+        <w:t>用</w:t>
+      </w:r>
+      <w:r>
+        <w:rPr>
+          <w:rFonts w:ascii="Times New Roman" w:hAnsi="Times New Roman" w:eastAsia="Times New Roman" w:cs="Times New Roman"/>
+        </w:rPr>
+        <w:t xml:space="preserve"> </w:t>
+      </w:r>
+      <w:r>
+        <w:rPr>
+          <w:rFonts w:ascii="Times New Roman" w:hAnsi="Times New Roman" w:eastAsia="Times New Roman" w:cs="Times New Roman"/>
+          <w:b/>
+          <w:bCs/>
+        </w:rPr>
+        <w:t xml:space="preserve">3</w:t>
+      </w:r>
+      <w:r>
+        <w:rPr>
+          <w:rFonts w:ascii="Times New Roman" w:hAnsi="Times New Roman" w:eastAsia="Times New Roman" w:cs="Times New Roman"/>
+        </w:rPr>
+        <w:t xml:space="preserve"> </w:t>
+      </w:r>
+      <w:r>
+        <w:rPr>
+          <w:rFonts w:hint="eastAsia" w:ascii="Times New Roman" w:hAnsi="Times New Roman" w:eastAsia="FangSong" w:cs="Times New Roman"/>
+        </w:rPr>
+        <w:t xml:space="preserve">表示此碳原子上没有分配</w:t>
+      </w:r>
+      <w:r>
+        <w:rPr>
+          <w:rFonts w:ascii="Times New Roman" w:hAnsi="Times New Roman" w:eastAsia="Times New Roman" w:cs="Times New Roman"/>
+        </w:rPr>
+        <w:t xml:space="preserve"> p </w:t>
+      </w:r>
+      <w:r>
+        <w:rPr>
+          <w:rFonts w:hint="eastAsia" w:ascii="Times New Roman" w:hAnsi="Times New Roman" w:eastAsia="FangSong" w:cs="Times New Roman"/>
+        </w:rPr>
+        <w:t>轨道</w:t>
+      </w:r>
+      <w:r>
+        <w:rPr>
+          <w:rFonts w:hint="eastAsia" w:ascii="Times New Roman" w:hAnsi="Times New Roman" w:eastAsia="Times New Roman" w:cs="Times New Roman"/>
+        </w:rPr>
+        <w:t>。</w:t>
+      </w:r>
+    </w:p>
+    <w:p>
+      <w:pPr>
+        <w:pStyle w:val="FirstParagraph"/>
+      </w:pPr>
+      <w:r>
+        <w:rPr>
+          <w:rFonts w:hint="eastAsia" w:ascii="Times New Roman" w:hAnsi="Times New Roman" w:eastAsia="FangSong" w:cs="Times New Roman"/>
+        </w:rPr>
+        <w:t>因此</w:t>
+      </w:r>
+      <w:r>
+        <w:rPr>
+          <w:rFonts w:hint="eastAsia" w:ascii="Times New Roman" w:hAnsi="Times New Roman" w:eastAsia="Times New Roman" w:cs="Times New Roman"/>
+        </w:rPr>
+        <w:t>，</w:t>
+      </w:r>
+      <w:r>
+        <w:rPr>
+          <w:rFonts w:hint="eastAsia" w:ascii="Times New Roman" w:hAnsi="Times New Roman" w:eastAsia="FangSong" w:cs="Times New Roman"/>
+        </w:rPr>
+        <w:t>此碳正离子分子轨道的</w:t>
+      </w:r>
+      <w:r>
+        <w:rPr>
+          <w:rFonts w:ascii="Times New Roman" w:hAnsi="Times New Roman" w:eastAsia="Times New Roman" w:cs="Times New Roman"/>
+        </w:rPr>
+        <w:t xml:space="preserve"> </w:t>
+      </w:r>
+      <m:oMath>
+        <m:sSub>
+          <m:e>
+            <m:r>
+              <m:t>ψ</m:t>
+            </m:r>
+          </m:e>
+          <m:sub>
+            <m:r>
+              <m:t>1</m:t>
+            </m:r>
+          </m:sub>
+        </m:sSub>
+      </m:oMath>
+      <w:r>
+        <w:rPr>
+          <w:rFonts w:ascii="Times New Roman" w:hAnsi="Times New Roman" w:eastAsia="Times New Roman" w:cs="Times New Roman"/>
+        </w:rPr>
+        <w:t xml:space="preserve"> </w:t>
+      </w:r>
+      <w:r>
+        <w:rPr>
+          <w:rFonts w:hint="eastAsia" w:ascii="Times New Roman" w:hAnsi="Times New Roman" w:eastAsia="FangSong" w:cs="Times New Roman"/>
+        </w:rPr>
+        <w:t>可以表示为</w:t>
+      </w:r>
+      <w:r>
+        <w:rPr>
+          <w:rFonts w:hint="eastAsia" w:ascii="Times New Roman" w:hAnsi="Times New Roman" w:eastAsia="Times New Roman" w:cs="Times New Roman"/>
+        </w:rPr>
+        <w:t>（</w:t>
+      </w:r>
+      <w:r>
+        <w:rPr>
+          <w:rFonts w:hint="eastAsia" w:ascii="Times New Roman" w:hAnsi="Times New Roman" w:eastAsia="FangSong" w:cs="Times New Roman"/>
+        </w:rPr>
+        <w:t>原卷图示</w:t>
+      </w:r>
+      <w:r>
+        <w:rPr>
+          <w:rFonts w:hint="eastAsia" w:ascii="Times New Roman" w:hAnsi="Times New Roman" w:eastAsia="Times New Roman" w:cs="Times New Roman"/>
+        </w:rPr>
+        <w:t>）：</w:t>
+      </w:r>
+    </w:p>
+    <w:p>
+      <w:pPr>
+        <w:pStyle w:val="BodyText"/>
+        <w:spacing w:before="160" w:after="80"/>
+        <w:jc w:val="center"/>
+      </w:pPr>
+      <w:r>
+        <w:rPr>
+          <w:rFonts w:ascii="Times New Roman" w:hAnsi="Times New Roman" w:eastAsia="Times New Roman" w:cs="Times New Roman"/>
+        </w:rPr>
+        <w:drawing>
+          <wp:inline>
+            <wp:extent cx="1612900" cy="1803400"/>
+            <wp:effectExtent b="0" l="0" r="0" t="0"/>
+            <wp:docPr descr="" title="" id="263" name="Picture"/>
+            <a:graphic>
+              <a:graphicData uri="http://schemas.openxmlformats.org/drawingml/2006/picture">
+                <pic:pic>
+                  <pic:nvPicPr>
+                    <pic:cNvPr descr="9224b5ac5570b0305a9782d4c5c72d98ee3d91c621bd772223ea7bf96d908fd8.jpg" id="264" name="Picture"/>
+                    <pic:cNvPicPr>
+                      <a:picLocks noChangeArrowheads="1" noChangeAspect="1"/>
+                    </pic:cNvPicPr>
+                  </pic:nvPicPr>
+                  <pic:blipFill>
+                    <a:blip r:embed="rId262"/>
+                    <a:stretch>
+                      <a:fillRect/>
+                    </a:stretch>
+                  </pic:blipFill>
+                  <pic:spPr bwMode="auto">
+                    <a:xfrm>
+                      <a:off x="0" y="0"/>
+                      <a:ext cx="1612900" cy="1803400"/>
+                    </a:xfrm>
+                    <a:prstGeom prst="rect">
+                      <a:avLst/>
+                    </a:prstGeom>
+                    <a:noFill/>
+                    <a:ln w="9525">
+                      <a:noFill/>
+                      <a:headEnd/>
+                      <a:tailEnd/>
+                    </a:ln>
+                  </pic:spPr>
+                </pic:pic>
+              </a:graphicData>
+            </a:graphic>
+          </wp:inline>
+        </w:drawing>
+      </w:r>
+    </w:p>
+    <w:bookmarkEnd w:id="265"/>
+    <w:bookmarkStart w:id="269" w:name="分-1"/>
+    <w:p>
+      <w:pPr>
+        <w:pStyle w:val="Heading3"/>
+        <w:spacing w:before="280" w:after="120"/>
+      </w:pPr>
+      <w:r>
+        <w:rPr>
+          <w:rFonts w:hint="eastAsia" w:ascii="Times New Roman" w:hAnsi="Times New Roman" w:eastAsia="Times New Roman" w:cs="Times New Roman"/>
+        </w:rPr>
+        <w:t xml:space="preserve">10.2（8</w:t>
+      </w:r>
+      <w:r>
+        <w:rPr>
+          <w:rFonts w:ascii="Times New Roman" w:hAnsi="Times New Roman" w:eastAsia="Times New Roman" w:cs="Times New Roman"/>
+        </w:rPr>
+        <w:t xml:space="preserve"> </w:t>
+      </w:r>
+      <w:r>
+        <w:rPr>
+          <w:rFonts w:hint="eastAsia" w:ascii="Times New Roman" w:hAnsi="Times New Roman" w:eastAsia="SimHei" w:cs="Times New Roman"/>
+        </w:rPr>
+        <w:t>分</w:t>
+      </w:r>
+      <w:r>
+        <w:rPr>
+          <w:rFonts w:hint="eastAsia" w:ascii="Times New Roman" w:hAnsi="Times New Roman" w:eastAsia="Times New Roman" w:cs="Times New Roman"/>
+        </w:rPr>
+        <w:t>）</w:t>
+      </w:r>
+    </w:p>
+    <w:p>
+      <w:pPr>
+        <w:pStyle w:val="FirstParagraph"/>
+      </w:pPr>
+      <w:r>
+        <w:rPr>
+          <w:rFonts w:hint="eastAsia" w:ascii="Times New Roman" w:hAnsi="Times New Roman" w:eastAsia="FangSong" w:cs="Times New Roman"/>
+        </w:rPr>
+        <w:t xml:space="preserve">为了了解阳离子</w:t>
+      </w:r>
+      <w:r>
+        <w:rPr>
+          <w:rFonts w:ascii="Times New Roman" w:hAnsi="Times New Roman" w:eastAsia="Times New Roman" w:cs="Times New Roman"/>
+        </w:rPr>
+        <w:t xml:space="preserve"> </w:t>
+      </w:r>
+      <w:r>
+        <w:rPr>
+          <w:rFonts w:ascii="Times New Roman" w:hAnsi="Times New Roman" w:eastAsia="Times New Roman" w:cs="Times New Roman"/>
+          <w:b/>
+          <w:bCs/>
+        </w:rPr>
+        <w:t xml:space="preserve">1</w:t>
+      </w:r>
+      <w:r>
+        <w:rPr>
+          <w:rFonts w:ascii="Times New Roman" w:hAnsi="Times New Roman" w:eastAsia="Times New Roman" w:cs="Times New Roman"/>
+        </w:rPr>
+        <w:t xml:space="preserve"> </w:t>
+      </w:r>
+      <w:r>
+        <w:rPr>
+          <w:rFonts w:hint="eastAsia" w:ascii="Times New Roman" w:hAnsi="Times New Roman" w:eastAsia="FangSong" w:cs="Times New Roman"/>
+        </w:rPr>
+        <w:t>的反应活性</w:t>
+      </w:r>
+      <w:r>
+        <w:rPr>
+          <w:rFonts w:hint="eastAsia" w:ascii="Times New Roman" w:hAnsi="Times New Roman" w:eastAsia="Times New Roman" w:cs="Times New Roman"/>
+        </w:rPr>
+        <w:t>，</w:t>
+      </w:r>
+      <w:r>
+        <w:rPr>
+          <w:rFonts w:hint="eastAsia" w:ascii="Times New Roman" w:hAnsi="Times New Roman" w:eastAsia="FangSong" w:cs="Times New Roman"/>
+        </w:rPr>
+        <w:t>研究人员进行了以下研究</w:t>
+      </w:r>
+      <w:r>
+        <w:rPr>
+          <w:rFonts w:hint="eastAsia" w:ascii="Times New Roman" w:hAnsi="Times New Roman" w:eastAsia="Times New Roman" w:cs="Times New Roman"/>
+        </w:rPr>
+        <w:t>，</w:t>
+      </w:r>
+      <w:r>
+        <w:rPr>
+          <w:rFonts w:hint="eastAsia" w:ascii="Times New Roman" w:hAnsi="Times New Roman" w:eastAsia="FangSong" w:cs="Times New Roman"/>
+        </w:rPr>
+        <w:t>画出以下转换过程中化合物</w:t>
+      </w:r>
+      <w:r>
+        <w:rPr>
+          <w:rFonts w:ascii="Times New Roman" w:hAnsi="Times New Roman" w:eastAsia="Times New Roman" w:cs="Times New Roman"/>
+        </w:rPr>
+        <w:t xml:space="preserve"> </w:t>
+      </w:r>
+      <w:r>
+        <w:rPr>
+          <w:rFonts w:ascii="Times New Roman" w:hAnsi="Times New Roman" w:eastAsia="Times New Roman" w:cs="Times New Roman"/>
+          <w:b/>
+          <w:bCs/>
+        </w:rPr>
+        <w:t xml:space="preserve">A–D</w:t>
+      </w:r>
+      <w:r>
+        <w:rPr>
+          <w:rFonts w:ascii="Times New Roman" w:hAnsi="Times New Roman" w:eastAsia="Times New Roman" w:cs="Times New Roman"/>
+        </w:rPr>
+        <w:t xml:space="preserve"> </w:t>
+      </w:r>
+      <w:r>
+        <w:rPr>
+          <w:rFonts w:hint="eastAsia" w:ascii="Times New Roman" w:hAnsi="Times New Roman" w:eastAsia="FangSong" w:cs="Times New Roman"/>
+        </w:rPr>
+        <w:t>的结构式</w:t>
+      </w:r>
+      <w:r>
+        <w:rPr>
+          <w:rFonts w:hint="eastAsia" w:ascii="Times New Roman" w:hAnsi="Times New Roman" w:eastAsia="Times New Roman" w:cs="Times New Roman"/>
+        </w:rPr>
+        <w:t>。</w:t>
+      </w:r>
+    </w:p>
+    <w:p>
+      <w:pPr>
+        <w:pStyle w:val="BlockText"/>
+      </w:pPr>
+      <w:r>
+        <w:rPr>
+          <w:rFonts w:hint="eastAsia" w:ascii="Times New Roman" w:hAnsi="Times New Roman" w:eastAsia="FangSong" w:cs="Times New Roman"/>
+        </w:rPr>
+        <w:t>提示</w:t>
+      </w:r>
+      <w:r>
+        <w:rPr>
+          <w:rFonts w:hint="eastAsia" w:ascii="Times New Roman" w:hAnsi="Times New Roman" w:eastAsia="Times New Roman" w:cs="Times New Roman"/>
+        </w:rPr>
+        <w:t>：</w:t>
+      </w:r>
+      <w:r>
+        <w:rPr>
+          <w:rFonts w:hint="eastAsia" w:ascii="Times New Roman" w:hAnsi="Times New Roman" w:eastAsia="FangSong" w:cs="Times New Roman"/>
+        </w:rPr>
+        <w:t>有些结构式可能是离子态</w:t>
+      </w:r>
+      <w:r>
+        <w:rPr>
+          <w:rFonts w:hint="eastAsia" w:ascii="Times New Roman" w:hAnsi="Times New Roman" w:eastAsia="Times New Roman" w:cs="Times New Roman"/>
+        </w:rPr>
+        <w:t>，</w:t>
+      </w:r>
+      <w:r>
+        <w:rPr>
+          <w:rFonts w:hint="eastAsia" w:ascii="Times New Roman" w:hAnsi="Times New Roman" w:eastAsia="FangSong" w:cs="Times New Roman"/>
+        </w:rPr>
+        <w:t>需要在相应的原子上标明电荷</w:t>
+      </w:r>
+      <w:r>
+        <w:rPr>
+          <w:rFonts w:hint="eastAsia" w:ascii="Times New Roman" w:hAnsi="Times New Roman" w:eastAsia="Times New Roman" w:cs="Times New Roman"/>
+        </w:rPr>
+        <w:t>。</w:t>
+      </w:r>
+    </w:p>
+    <w:p>
+      <w:pPr>
+        <w:pStyle w:val="FirstParagraph"/>
+        <w:spacing w:before="160" w:after="80"/>
+        <w:jc w:val="center"/>
+      </w:pPr>
+      <w:r>
+        <w:rPr>
+          <w:rFonts w:ascii="Times New Roman" w:hAnsi="Times New Roman" w:eastAsia="Times New Roman" w:cs="Times New Roman"/>
+        </w:rPr>
+        <w:drawing>
+          <wp:inline>
+            <wp:extent cx="3600000" cy="717165"/>
+            <wp:effectExtent b="0" l="0" r="0" t="0"/>
+            <wp:docPr descr="" title="" id="267" name="Picture"/>
+            <a:graphic>
+              <a:graphicData uri="http://schemas.openxmlformats.org/drawingml/2006/picture">
+                <pic:pic>
+                  <pic:nvPicPr>
+                    <pic:cNvPr descr="af0f18170092adcb525ff82b89229d123a7d2a2c4d17a5aaea4255ca73c0b0d1.jpg" id="268" name="Picture"/>
+                    <pic:cNvPicPr>
+                      <a:picLocks noChangeArrowheads="1" noChangeAspect="1"/>
+                    </pic:cNvPicPr>
+                  </pic:nvPicPr>
+                  <pic:blipFill>
+                    <a:blip r:embed="rId266"/>
+                    <a:stretch>
+                      <a:fillRect/>
+                    </a:stretch>
+                  </pic:blipFill>
+                  <pic:spPr bwMode="auto">
+                    <a:xfrm>
+                      <a:off x="0" y="0"/>
+                      <a:ext cx="3600000" cy="717165"/>
+                    </a:xfrm>
+                    <a:prstGeom prst="rect">
+                      <a:avLst/>
+                    </a:prstGeom>
+                    <a:noFill/>
+                    <a:ln w="9525">
+                      <a:noFill/>
+                      <a:headEnd/>
+                      <a:tailEnd/>
+                    </a:ln>
+                  </pic:spPr>
+                </pic:pic>
+              </a:graphicData>
+            </a:graphic>
+          </wp:inline>
+        </w:drawing>
+      </w:r>
+    </w:p>
+    <w:bookmarkEnd w:id="269"/>
+    <w:bookmarkStart w:id="270" w:name="分-2"/>
+    <w:p>
+      <w:pPr>
+        <w:pStyle w:val="Heading3"/>
+        <w:spacing w:before="280" w:after="120"/>
+      </w:pPr>
+      <w:r>
+        <w:rPr>
+          <w:rFonts w:hint="eastAsia" w:ascii="Times New Roman" w:hAnsi="Times New Roman" w:eastAsia="Times New Roman" w:cs="Times New Roman"/>
+        </w:rPr>
+        <w:t xml:space="preserve">10.3（3</w:t>
+      </w:r>
+      <w:r>
+        <w:rPr>
+          <w:rFonts w:ascii="Times New Roman" w:hAnsi="Times New Roman" w:eastAsia="Times New Roman" w:cs="Times New Roman"/>
+        </w:rPr>
+        <w:t xml:space="preserve"> </w:t>
+      </w:r>
+      <w:r>
+        <w:rPr>
+          <w:rFonts w:hint="eastAsia" w:ascii="Times New Roman" w:hAnsi="Times New Roman" w:eastAsia="SimHei" w:cs="Times New Roman"/>
+        </w:rPr>
+        <w:t>分</w:t>
+      </w:r>
+      <w:r>
+        <w:rPr>
+          <w:rFonts w:hint="eastAsia" w:ascii="Times New Roman" w:hAnsi="Times New Roman" w:eastAsia="Times New Roman" w:cs="Times New Roman"/>
+        </w:rPr>
+        <w:t>）</w:t>
+      </w:r>
+    </w:p>
+    <w:p>
+      <w:pPr>
+        <w:pStyle w:val="FirstParagraph"/>
+        <w:spacing w:after="80"/>
+      </w:pPr>
+      <w:r>
+        <w:rPr>
+          <w:rFonts w:hint="eastAsia" w:ascii="Times New Roman" w:hAnsi="Times New Roman" w:eastAsia="FangSong" w:cs="Times New Roman"/>
+        </w:rPr>
+        <w:t>完成以下反应式</w:t>
+      </w:r>
+      <w:r>
+        <w:rPr>
+          <w:rFonts w:hint="eastAsia" w:ascii="Times New Roman" w:hAnsi="Times New Roman" w:eastAsia="Times New Roman" w:cs="Times New Roman"/>
+        </w:rPr>
+        <w:t>（</w:t>
+      </w:r>
+      <w:r>
+        <w:rPr>
+          <w:rFonts w:hint="eastAsia" w:ascii="Times New Roman" w:hAnsi="Times New Roman" w:eastAsia="FangSong" w:cs="Times New Roman"/>
+        </w:rPr>
+        <w:t>提示</w:t>
+      </w:r>
+      <w:r>
+        <w:rPr>
+          <w:rFonts w:hint="eastAsia" w:ascii="Times New Roman" w:hAnsi="Times New Roman" w:eastAsia="Times New Roman" w:cs="Times New Roman"/>
+        </w:rPr>
+        <w:t>：</w:t>
+      </w:r>
+      <w:r>
+        <w:rPr>
+          <w:rFonts w:hint="eastAsia" w:ascii="Times New Roman" w:hAnsi="Times New Roman" w:eastAsia="FangSong" w:cs="Times New Roman"/>
+        </w:rPr>
+        <w:t>产物中</w:t>
+      </w:r>
+      <w:r>
+        <w:rPr>
+          <w:rFonts w:ascii="Times New Roman" w:hAnsi="Times New Roman" w:eastAsia="Times New Roman" w:cs="Times New Roman"/>
+        </w:rPr>
+        <w:t xml:space="preserve"> </w:t>
+      </w:r>
+      <w:r>
+        <w:rPr>
+          <w:rFonts w:ascii="Times New Roman" w:hAnsi="Times New Roman" w:eastAsia="Times New Roman" w:cs="Times New Roman"/>
+          <w:b/>
+          <w:bCs/>
+        </w:rPr>
+        <w:t xml:space="preserve">2</w:t>
+      </w:r>
+      <w:r>
+        <w:rPr>
+          <w:rFonts w:ascii="Times New Roman" w:hAnsi="Times New Roman" w:eastAsia="Times New Roman" w:cs="Times New Roman"/>
+        </w:rPr>
+        <w:t xml:space="preserve"> </w:t>
+      </w:r>
+      <w:r>
+        <w:rPr>
+          <w:rFonts w:hint="eastAsia" w:ascii="Times New Roman" w:hAnsi="Times New Roman" w:eastAsia="FangSong" w:cs="Times New Roman"/>
+        </w:rPr>
+        <w:t xml:space="preserve">的结构式可以用</w:t>
+      </w:r>
+      <w:r>
+        <w:rPr>
+          <w:rFonts w:ascii="Times New Roman" w:hAnsi="Times New Roman" w:eastAsia="Times New Roman" w:cs="Times New Roman"/>
+        </w:rPr>
+        <w:t xml:space="preserve"> </w:t>
+      </w:r>
+      <w:r>
+        <w:rPr>
+          <w:rFonts w:ascii="Times New Roman" w:hAnsi="Times New Roman" w:eastAsia="Times New Roman" w:cs="Times New Roman"/>
+          <w:b/>
+          <w:bCs/>
+        </w:rPr>
+        <w:t xml:space="preserve">2</w:t>
+      </w:r>
+      <w:r>
+        <w:rPr>
+          <w:rFonts w:ascii="Times New Roman" w:hAnsi="Times New Roman" w:eastAsia="Times New Roman" w:cs="Times New Roman"/>
+        </w:rPr>
+        <w:t xml:space="preserve"> </w:t>
+      </w:r>
+      <w:r>
+        <w:rPr>
+          <w:rFonts w:hint="eastAsia" w:ascii="Times New Roman" w:hAnsi="Times New Roman" w:eastAsia="FangSong" w:cs="Times New Roman"/>
+        </w:rPr>
+        <w:t>表示</w:t>
+      </w:r>
+      <w:r>
+        <w:rPr>
+          <w:rFonts w:hint="eastAsia" w:ascii="Times New Roman" w:hAnsi="Times New Roman" w:eastAsia="Times New Roman" w:cs="Times New Roman"/>
+        </w:rPr>
+        <w:t>）：</w:t>
+      </w:r>
+    </w:p>
+    <w:tbl>
+      <w:tblPr>
+        <w:tblStyle w:val="Table"/>
+        <w:tblW w:type="auto" w:w="0"/>
+        <w:tblLook w:firstRow="1" w:lastRow="0" w:firstColumn="0" w:lastColumn="0" w:noHBand="0" w:noVBand="0" w:val="0020"/>
+      </w:tblPr>
+      <w:tblGrid>
+        <w:gridCol w:w="2640"/>
+        <w:gridCol w:w="2640"/>
+        <w:gridCol w:w="2640"/>
+      </w:tblGrid>
+      <w:tr>
+        <w:trPr>
+          <w:tblHeader w:val="on"/>
+        </w:trPr>
+        <w:tc>
+          <w:tcPr/>
+          <w:p>
+            <w:pPr>
+              <w:pStyle w:val="Compact"/>
+              <w:jc w:val="center"/>
+            </w:pPr>
+            <w:r>
+              <w:rPr>
+                <w:rFonts w:hint="eastAsia" w:ascii="Times New Roman" w:hAnsi="Times New Roman" w:eastAsia="SimHei" w:cs="Times New Roman"/>
+                <w:b/>
+              </w:rPr>
+              <w:t xml:space="preserve">反应</w:t>
+            </w:r>
+          </w:p>
+        </w:tc>
+        <w:tc>
+          <w:tcPr/>
+          <w:p>
+            <w:pPr>
+              <w:pStyle w:val="Compact"/>
+              <w:jc w:val="center"/>
+            </w:pPr>
+            <w:r>
+              <w:rPr>
+                <w:rFonts w:hint="eastAsia" w:ascii="Times New Roman" w:hAnsi="Times New Roman" w:eastAsia="SimHei" w:cs="Times New Roman"/>
+                <w:b/>
+              </w:rPr>
+              <w:t xml:space="preserve">试剂</w:t>
+            </w:r>
+          </w:p>
+        </w:tc>
+        <w:tc>
+          <w:tcPr/>
+          <w:p>
+            <w:pPr>
+              <w:pStyle w:val="Compact"/>
+              <w:jc w:val="center"/>
+            </w:pPr>
+            <w:r>
+              <w:rPr>
+                <w:rFonts w:hint="eastAsia" w:ascii="Times New Roman" w:hAnsi="Times New Roman" w:eastAsia="SimHei" w:cs="Times New Roman"/>
+                <w:b/>
+              </w:rPr>
+              <w:t xml:space="preserve">产物</w:t>
+            </w:r>
+          </w:p>
+        </w:tc>
+      </w:tr>
+      <w:tr>
+        <w:tc>
+          <w:tcPr/>
+          <w:p>
+            <w:pPr>
+              <w:pStyle w:val="Compact"/>
+              <w:jc w:val="center"/>
+            </w:pPr>
+            <w:r>
+              <w:rPr>
+                <w:rFonts w:ascii="Times New Roman" w:hAnsi="Times New Roman" w:eastAsia="Times New Roman" w:cs="Times New Roman"/>
+              </w:rPr>
+              <w:t xml:space="preserve">10.3.1</w:t>
+            </w:r>
+          </w:p>
+        </w:tc>
+        <w:tc>
+          <w:tcPr/>
+          <w:p>
+            <w:pPr>
+              <w:pStyle w:val="Compact"/>
+              <w:jc w:val="center"/>
+            </w:pPr>
+            <m:oMath>
+              <m:r>
+                <m:rPr>
+                  <m:sty m:val="p"/>
+                </m:rPr>
+                <m:t>F</m:t>
+              </m:r>
+              <m:r>
+                <m:rPr>
+                  <m:sty m:val="p"/>
+                </m:rPr>
+                <m:t>e</m:t>
+              </m:r>
+              <m:r>
+                <m:rPr>
+                  <m:sty m:val="p"/>
+                </m:rPr>
+                <m:t>C</m:t>
+              </m:r>
+              <m:sSub>
+                <m:e>
+                  <m:r>
+                    <m:rPr>
+                      <m:sty m:val="p"/>
+                    </m:rPr>
+                    <m:t>p</m:t>
+                  </m:r>
+                </m:e>
+                <m:sub>
+                  <m:r>
+                    <m:rPr>
+                      <m:sty m:val="p"/>
+                    </m:rPr>
+                    <m:t>2</m:t>
+                  </m:r>
+                </m:sub>
+              </m:sSub>
+            </m:oMath>
+            <w:r>
+              <w:rPr>
+                <w:rFonts w:ascii="Times New Roman" w:hAnsi="Times New Roman" w:eastAsia="Times New Roman" w:cs="Times New Roman"/>
+              </w:rPr>
+              <w:t xml:space="preserve">​</w:t>
+            </w:r>
+          </w:p>
+        </w:tc>
+        <w:tc>
+          <w:tcPr/>
+          <w:p>
+            <w:pPr>
+              <w:pStyle w:val="Compact"/>
+              <w:jc w:val="center"/>
+            </w:pPr>
+            <w:r>
+              <w:rPr>
+                <w:rFonts w:ascii="Times New Roman" w:hAnsi="Times New Roman" w:eastAsia="Times New Roman" w:cs="Times New Roman"/>
+              </w:rPr>
+              <w:t xml:space="preserve">E</w:t>
+            </w:r>
+          </w:p>
+        </w:tc>
+      </w:tr>
+      <w:tr>
+        <w:tc>
+          <w:tcPr/>
+          <w:p>
+            <w:pPr>
+              <w:pStyle w:val="Compact"/>
+              <w:jc w:val="center"/>
+            </w:pPr>
+            <w:r>
+              <w:rPr>
+                <w:rFonts w:ascii="Times New Roman" w:hAnsi="Times New Roman" w:eastAsia="Times New Roman" w:cs="Times New Roman"/>
+              </w:rPr>
+              <w:t xml:space="preserve">10.3.2</w:t>
+            </w:r>
+          </w:p>
+        </w:tc>
+        <w:tc>
+          <w:tcPr/>
+          <w:p>
+            <w:pPr>
+              <w:pStyle w:val="Compact"/>
+              <w:jc w:val="center"/>
+            </w:pPr>
+            <m:oMath>
+              <m:r>
+                <m:rPr>
+                  <m:sty m:val="p"/>
+                </m:rPr>
+                <m:t>(</m:t>
+              </m:r>
+              <m:r>
+                <m:rPr>
+                  <m:sty m:val="p"/>
+                </m:rPr>
+                <m:t>P</m:t>
+              </m:r>
+              <m:sSub>
+                <m:e>
+                  <m:r>
+                    <m:rPr>
+                      <m:sty m:val="p"/>
+                    </m:rPr>
+                    <m:t>h</m:t>
+                  </m:r>
+                </m:e>
+                <m:sub>
+                  <m:r>
+                    <m:rPr>
+                      <m:sty m:val="p"/>
+                    </m:rPr>
+                    <m:t>3</m:t>
+                  </m:r>
+                </m:sub>
+              </m:sSub>
+              <m:r>
+                <m:rPr>
+                  <m:sty m:val="p"/>
+                </m:rPr>
+                <m:t>C</m:t>
+              </m:r>
+              <m:sSub>
+                <m:e>
+                  <m:r>
+                    <m:rPr>
+                      <m:sty m:val="p"/>
+                    </m:rPr>
+                    <m:t>)</m:t>
+                  </m:r>
+                </m:e>
+                <m:sub>
+                  <m:r>
+                    <m:t>2</m:t>
+                  </m:r>
+                </m:sub>
+              </m:sSub>
+            </m:oMath>
+            <w:r>
+              <w:rPr>
+                <w:rFonts w:ascii="Times New Roman" w:hAnsi="Times New Roman" w:eastAsia="Times New Roman" w:cs="Times New Roman"/>
+              </w:rPr>
+              <w:t xml:space="preserve">​</w:t>
+            </w:r>
+          </w:p>
+        </w:tc>
+        <w:tc>
+          <w:tcPr/>
+          <w:p>
+            <w:pPr>
+              <w:pStyle w:val="Compact"/>
+              <w:jc w:val="center"/>
+            </w:pPr>
+            <w:r>
+              <w:rPr>
+                <w:rFonts w:ascii="Times New Roman" w:hAnsi="Times New Roman" w:eastAsia="Times New Roman" w:cs="Times New Roman"/>
+              </w:rPr>
+              <w:t xml:space="preserve">F</w:t>
+            </w:r>
+          </w:p>
+        </w:tc>
+      </w:tr>
+      <w:tr>
+        <w:tc>
+          <w:tcPr/>
+          <w:p>
+            <w:pPr>
+              <w:pStyle w:val="Compact"/>
+              <w:jc w:val="center"/>
+            </w:pPr>
+            <w:r>
+              <w:rPr>
+                <w:rFonts w:ascii="Times New Roman" w:hAnsi="Times New Roman" w:eastAsia="Times New Roman" w:cs="Times New Roman"/>
+              </w:rPr>
+              <w:t xml:space="preserve">10.3.3</w:t>
+            </w:r>
+          </w:p>
+        </w:tc>
+        <w:tc>
+          <w:tcPr/>
+          <w:p>
+            <w:pPr>
+              <w:pStyle w:val="Compact"/>
+              <w:jc w:val="center"/>
+            </w:pPr>
+            <m:oMath>
+              <m:r>
+                <m:rPr>
+                  <m:sty m:val="p"/>
+                </m:rPr>
+                <m:t>C</m:t>
+              </m:r>
+              <m:sSup>
+                <m:e>
+                  <m:r>
+                    <m:rPr>
+                      <m:sty m:val="p"/>
+                    </m:rPr>
+                    <m:t>p</m:t>
+                  </m:r>
+                </m:e>
+                <m:sup>
+                  <m:r>
+                    <m:rPr>
+                      <m:sty m:val="p"/>
+                    </m:rPr>
+                    <m:t>*</m:t>
+                  </m:r>
+                </m:sup>
+              </m:sSup>
+              <m:r>
+                <m:rPr>
+                  <m:sty m:val="p"/>
+                </m:rPr>
+                <m:t>A</m:t>
+              </m:r>
+              <m:r>
+                <m:rPr>
+                  <m:sty m:val="p"/>
+                </m:rPr>
+                <m:t>l</m:t>
+              </m:r>
+            </m:oMath>
+            <w:r>
+              <w:rPr>
+                <w:rFonts w:ascii="Times New Roman" w:hAnsi="Times New Roman" w:eastAsia="Times New Roman" w:cs="Times New Roman"/>
+              </w:rPr>
+              <w:t xml:space="preserve">​</w:t>
+            </w:r>
+          </w:p>
+        </w:tc>
+        <w:tc>
+          <w:tcPr/>
+          <w:p>
+            <w:pPr>
+              <w:pStyle w:val="Compact"/>
+              <w:jc w:val="center"/>
+            </w:pPr>
+            <w:r>
+              <w:rPr>
+                <w:rFonts w:ascii="Times New Roman" w:hAnsi="Times New Roman" w:eastAsia="Times New Roman" w:cs="Times New Roman"/>
+              </w:rPr>
+              <w:t xml:space="preserve">G</w:t>
+            </w:r>
+          </w:p>
+        </w:tc>
+      </w:tr>
+    </w:tbl>
+    <w:p>
+      <w:pPr>
+        <w:pStyle w:val="BlockText"/>
+        <w:spacing w:before="120"/>
+      </w:pPr>
+      <w:r>
+        <w:rPr>
+          <w:rFonts w:hint="eastAsia" w:ascii="Times New Roman" w:hAnsi="Times New Roman" w:eastAsia="FangSong" w:cs="Times New Roman"/>
+          <w:b/>
+          <w:bCs/>
+        </w:rPr>
+        <w:t xml:space="preserve">原文</w:t>
+      </w:r>
+      <w:r>
+        <w:rPr>
+          <w:rFonts w:ascii="Times New Roman" w:hAnsi="Times New Roman" w:eastAsia="Times New Roman" w:cs="Times New Roman"/>
+          <w:b/>
+          <w:bCs/>
+        </w:rPr>
+        <w:t xml:space="preserve"> OCR </w:t>
+      </w:r>
+      <w:r>
+        <w:rPr>
+          <w:rFonts w:hint="eastAsia" w:ascii="Times New Roman" w:hAnsi="Times New Roman" w:eastAsia="FangSong" w:cs="Times New Roman"/>
+          <w:b/>
+          <w:bCs/>
+        </w:rPr>
+        <w:t xml:space="preserve">粘连已修正</w:t>
+      </w:r>
+      <w:r>
+        <w:rPr>
+          <w:rFonts w:hint="eastAsia" w:ascii="Times New Roman" w:hAnsi="Times New Roman" w:eastAsia="Times New Roman" w:cs="Times New Roman"/>
+        </w:rPr>
+        <w:t>：</w:t>
+      </w:r>
+      <w:r>
+        <w:rPr>
+          <w:rFonts w:hint="eastAsia" w:ascii="Times New Roman" w:hAnsi="Times New Roman" w:eastAsia="FangSong" w:cs="Times New Roman"/>
+        </w:rPr>
+        <w:t>原卷表格印作</w:t>
+      </w:r>
+      <w:r>
+        <w:rPr>
+          <w:rFonts w:ascii="Times New Roman" w:hAnsi="Times New Roman" w:eastAsia="Times New Roman" w:cs="Times New Roman"/>
+        </w:rPr>
+        <w:t xml:space="preserve"> </w:t>
+      </w:r>
+      <w:r>
+        <w:rPr>
+          <w:rStyle w:val="VerbatimChar"/>
+          <w:rFonts w:ascii="Times New Roman" w:hAnsi="Times New Roman" w:eastAsia="Times New Roman" w:cs="Times New Roman"/>
+        </w:rPr>
+        <w:t xml:space="preserve">10.3.12</w:t>
+      </w:r>
+      <w:r>
+        <w:rPr>
+          <w:rFonts w:ascii="Times New Roman" w:hAnsi="Times New Roman" w:eastAsia="Times New Roman" w:cs="Times New Roman"/>
+        </w:rPr>
+        <w:t xml:space="preserve">/</w:t>
+      </w:r>
+      <w:r>
+        <w:rPr>
+          <w:rStyle w:val="VerbatimChar"/>
+          <w:rFonts w:ascii="Times New Roman" w:hAnsi="Times New Roman" w:eastAsia="Times New Roman" w:cs="Times New Roman"/>
+        </w:rPr>
+        <w:t xml:space="preserve">10.3.22</w:t>
+      </w:r>
+      <w:r>
+        <w:rPr>
+          <w:rFonts w:ascii="Times New Roman" w:hAnsi="Times New Roman" w:eastAsia="Times New Roman" w:cs="Times New Roman"/>
+        </w:rPr>
+        <w:t xml:space="preserve">/</w:t>
+      </w:r>
+      <w:r>
+        <w:rPr>
+          <w:rStyle w:val="VerbatimChar"/>
+          <w:rFonts w:ascii="Times New Roman" w:hAnsi="Times New Roman" w:eastAsia="Times New Roman" w:cs="Times New Roman"/>
+        </w:rPr>
+        <w:t xml:space="preserve">10.3.32</w:t>
+      </w:r>
+      <w:r>
+        <w:rPr>
+          <w:rFonts w:hint="eastAsia" w:ascii="Times New Roman" w:hAnsi="Times New Roman" w:eastAsia="Times New Roman" w:cs="Times New Roman"/>
+        </w:rPr>
+        <w:t>，</w:t>
+      </w:r>
+      <w:r>
+        <w:rPr>
+          <w:rFonts w:hint="eastAsia" w:ascii="Times New Roman" w:hAnsi="Times New Roman" w:eastAsia="FangSong" w:cs="Times New Roman"/>
+        </w:rPr>
+        <w:t>实为</w:t>
+      </w:r>
+      <w:r>
+        <w:rPr>
+          <w:rFonts w:hint="eastAsia" w:ascii="Times New Roman" w:hAnsi="Times New Roman" w:eastAsia="Times New Roman" w:cs="Times New Roman"/>
+        </w:rPr>
+        <w:t>「</w:t>
+      </w:r>
+      <w:r>
+        <w:rPr>
+          <w:rFonts w:hint="eastAsia" w:ascii="Times New Roman" w:hAnsi="Times New Roman" w:eastAsia="FangSong" w:cs="Times New Roman"/>
+        </w:rPr>
+        <w:t>题号</w:t>
+      </w:r>
+      <w:r>
+        <w:rPr>
+          <w:rFonts w:ascii="Times New Roman" w:hAnsi="Times New Roman" w:eastAsia="Times New Roman" w:cs="Times New Roman"/>
+        </w:rPr>
+        <w:t xml:space="preserve"> </w:t>
+      </w:r>
+      <w:r>
+        <w:rPr>
+          <w:rFonts w:hint="eastAsia" w:ascii="Times New Roman" w:hAnsi="Times New Roman" w:eastAsia="Times New Roman" w:cs="Times New Roman"/>
+        </w:rPr>
+        <w:t>10.3.1/10.3.2/10.3.3」</w:t>
+      </w:r>
+      <w:r>
+        <w:rPr>
+          <w:rFonts w:hint="eastAsia" w:ascii="Times New Roman" w:hAnsi="Times New Roman" w:eastAsia="FangSong" w:cs="Times New Roman"/>
+        </w:rPr>
+        <w:t>与</w:t>
+      </w:r>
+      <w:r>
+        <w:rPr>
+          <w:rFonts w:hint="eastAsia" w:ascii="Times New Roman" w:hAnsi="Times New Roman" w:eastAsia="Times New Roman" w:cs="Times New Roman"/>
+        </w:rPr>
+        <w:t>「</w:t>
+      </w:r>
+      <w:r>
+        <w:rPr>
+          <w:rFonts w:hint="eastAsia" w:ascii="Times New Roman" w:hAnsi="Times New Roman" w:eastAsia="FangSong" w:cs="Times New Roman"/>
+        </w:rPr>
+        <w:t>化合物标号</w:t>
+      </w:r>
+      <w:r>
+        <w:rPr>
+          <w:rFonts w:ascii="Times New Roman" w:hAnsi="Times New Roman" w:eastAsia="Times New Roman" w:cs="Times New Roman"/>
+        </w:rPr>
+        <w:t xml:space="preserve"> </w:t>
+      </w:r>
+      <w:r>
+        <w:rPr>
+          <w:rFonts w:hint="eastAsia" w:ascii="Times New Roman" w:hAnsi="Times New Roman" w:eastAsia="Times New Roman" w:cs="Times New Roman"/>
+        </w:rPr>
+        <w:t>2」</w:t>
+      </w:r>
+      <w:r>
+        <w:rPr>
+          <w:rFonts w:hint="eastAsia" w:ascii="Times New Roman" w:hAnsi="Times New Roman" w:eastAsia="FangSong" w:cs="Times New Roman"/>
+        </w:rPr>
+        <w:t>粘连所致</w:t>
+      </w:r>
+      <w:r>
+        <w:rPr>
+          <w:rFonts w:hint="eastAsia" w:ascii="Times New Roman" w:hAnsi="Times New Roman" w:eastAsia="Times New Roman" w:cs="Times New Roman"/>
+        </w:rPr>
+        <w:t>。</w:t>
+      </w:r>
+    </w:p>
+    <w:bookmarkEnd w:id="270"/>
+    <w:bookmarkStart w:id="271" w:name="分-3"/>
+    <w:p>
+      <w:pPr>
+        <w:pStyle w:val="Heading3"/>
+        <w:spacing w:before="280" w:after="120"/>
+      </w:pPr>
+      <w:r>
+        <w:rPr>
+          <w:rFonts w:hint="eastAsia" w:ascii="Times New Roman" w:hAnsi="Times New Roman" w:eastAsia="Times New Roman" w:cs="Times New Roman"/>
+        </w:rPr>
+        <w:t xml:space="preserve">10.4（2</w:t>
+      </w:r>
+      <w:r>
+        <w:rPr>
+          <w:rFonts w:ascii="Times New Roman" w:hAnsi="Times New Roman" w:eastAsia="Times New Roman" w:cs="Times New Roman"/>
+        </w:rPr>
+        <w:t xml:space="preserve"> </w:t>
+      </w:r>
+      <w:r>
+        <w:rPr>
+          <w:rFonts w:hint="eastAsia" w:ascii="Times New Roman" w:hAnsi="Times New Roman" w:eastAsia="SimHei" w:cs="Times New Roman"/>
+        </w:rPr>
+        <w:t>分</w:t>
+      </w:r>
+      <w:r>
+        <w:rPr>
+          <w:rFonts w:hint="eastAsia" w:ascii="Times New Roman" w:hAnsi="Times New Roman" w:eastAsia="Times New Roman" w:cs="Times New Roman"/>
+        </w:rPr>
+        <w:t>）</w:t>
+      </w:r>
+    </w:p>
+    <w:p>
+      <w:pPr>
+        <w:pStyle w:val="FirstParagraph"/>
+      </w:pPr>
+      <m:oMath>
+        <m:r>
+          <m:rPr>
+            <m:sty m:val="p"/>
+          </m:rPr>
+          <m:t>C</m:t>
+        </m:r>
+        <m:sSup>
+          <m:e>
+            <m:r>
+              <m:rPr>
+                <m:sty m:val="p"/>
+              </m:rPr>
+              <m:t>p</m:t>
+            </m:r>
+          </m:e>
+          <m:sup>
+            <m:r>
+              <m:rPr>
+                <m:sty m:val="p"/>
+              </m:rPr>
+              <m:t>*</m:t>
+            </m:r>
+          </m:sup>
+        </m:sSup>
+        <m:r>
+          <m:rPr>
+            <m:sty m:val="p"/>
+          </m:rPr>
+          <m:t>A</m:t>
+        </m:r>
+        <m:r>
+          <m:rPr>
+            <m:sty m:val="p"/>
+          </m:rPr>
+          <m:t>l</m:t>
+        </m:r>
+      </m:oMath>
+      <w:r>
+        <w:rPr>
+          <w:rFonts w:ascii="Times New Roman" w:hAnsi="Times New Roman" w:eastAsia="Times New Roman" w:cs="Times New Roman"/>
+        </w:rPr>
+        <w:t xml:space="preserve"> </w:t>
+      </w:r>
+      <w:r>
+        <w:rPr>
+          <w:rFonts w:hint="eastAsia" w:ascii="Times New Roman" w:hAnsi="Times New Roman" w:eastAsia="FangSong" w:cs="Times New Roman"/>
+        </w:rPr>
+        <w:t>是一个五甲基茂的一价铝配合物</w:t>
+      </w:r>
+      <w:r>
+        <w:rPr>
+          <w:rFonts w:hint="eastAsia" w:ascii="Times New Roman" w:hAnsi="Times New Roman" w:eastAsia="Times New Roman" w:cs="Times New Roman"/>
+        </w:rPr>
+        <w:t>，</w:t>
+      </w:r>
+      <w:r>
+        <w:rPr>
+          <w:rFonts w:hint="eastAsia" w:ascii="Times New Roman" w:hAnsi="Times New Roman" w:eastAsia="FangSong" w:cs="Times New Roman"/>
+        </w:rPr>
+        <w:t>其中铝符合</w:t>
+      </w:r>
+      <w:r>
+        <w:rPr>
+          <w:rFonts w:hint="eastAsia" w:ascii="Times New Roman" w:hAnsi="Times New Roman" w:eastAsia="FangSong" w:cs="Times New Roman"/>
+          <w:b/>
+          <w:bCs/>
+        </w:rPr>
+        <w:t xml:space="preserve">八隅体</w:t>
+      </w:r>
+      <w:r>
+        <w:rPr>
+          <w:rFonts w:hint="eastAsia" w:ascii="Times New Roman" w:hAnsi="Times New Roman" w:eastAsia="FangSong" w:cs="Times New Roman"/>
+        </w:rPr>
+        <w:t>的要求</w:t>
+      </w:r>
+      <w:r>
+        <w:rPr>
+          <w:rFonts w:hint="eastAsia" w:ascii="Times New Roman" w:hAnsi="Times New Roman" w:eastAsia="Times New Roman" w:cs="Times New Roman"/>
+        </w:rPr>
+        <w:t>。</w:t>
+      </w:r>
+      <w:r>
+        <w:rPr>
+          <w:rFonts w:hint="eastAsia" w:ascii="Times New Roman" w:hAnsi="Times New Roman" w:eastAsia="FangSong" w:cs="Times New Roman"/>
+        </w:rPr>
+        <w:t>画出该化合物的结构式</w:t>
+      </w:r>
+      <w:r>
+        <w:rPr>
+          <w:rFonts w:hint="eastAsia" w:ascii="Times New Roman" w:hAnsi="Times New Roman" w:eastAsia="Times New Roman" w:cs="Times New Roman"/>
+        </w:rPr>
+        <w:t>。</w:t>
+      </w:r>
+    </w:p>
+    <w:p>
+      <w:pPr>
+        <w:spacing w:before="160" w:after="80"/>
+      </w:pPr>
+      <w:r>
+        <w:pict>
+          <v:rect style="width:0;height:1.5pt" o:hralign="center" o:hrstd="t" o:hr="t"/>
+        </w:pict>
+      </w:r>
+    </w:p>
+    <w:bookmarkEnd w:id="271"/>
+    <w:bookmarkEnd w:id="272"/>
+    <w:bookmarkStart w:id="273" w:name="芳香-多取代苯sear定位判断"/>
+    <w:p>
+      <w:pPr>
+        <w:pStyle w:val="Heading2"/>
+        <w:spacing w:before="280" w:after="80"/>
+        <w:keepNext/>
+      </w:pPr>
+      <w:r>
+        <w:rPr>
+          <w:rFonts w:ascii="Times New Roman" w:hAnsi="Times New Roman" w:eastAsia="Times New Roman" w:cs="Times New Roman"/>
+        </w:rPr>
+        <w:t xml:space="preserve">4.47 </w:t>
       </w:r>
       <w:r>
         <w:rPr>
@@ -21872,8 +23831,8 @@
         </w:pict>
       </w:r>
     </w:p>
-    <w:bookmarkEnd w:id="259"/>
-    <w:bookmarkStart w:id="260" w:name="芳香-多取代苯合成路线设计"/>
+    <w:bookmarkEnd w:id="273"/>
+    <w:bookmarkStart w:id="274" w:name="芳香-多取代苯合成路线设计"/>
     <w:p>
       <w:pPr>
         <w:pStyle w:val="Heading2"/>
@@ -21884,7 +23843,7 @@
         <w:rPr>
           <w:rFonts w:ascii="Times New Roman" w:hAnsi="Times New Roman" w:eastAsia="Times New Roman" w:cs="Times New Roman"/>
         </w:rPr>
-        <w:t xml:space="preserve">4.47 </w:t>
+        <w:t xml:space="preserve">4.48 </w:t>
       </w:r>
       <w:r>
         <w:rPr>
@@ -22605,8 +24564,8 @@
         </w:pict>
       </w:r>
     </w:p>
-    <w:bookmarkEnd w:id="260"/>
-    <w:bookmarkEnd w:id="261"/>
+    <w:bookmarkEnd w:id="274"/>
+    <w:bookmarkEnd w:id="275"/>
     <w:sectPr>
       <w:footerReference w:type="default" r:id="rId9"/>
       <w:headerReference w:type="default" r:id="rId11"/>

--- a/00-首页/题组Word/习题书/第三篇-有机化学/4-芳香化合物与亲电取代-学生版-打印版.docx
+++ b/00-首页/题组Word/习题书/第三篇-有机化学/4-芳香化合物与亲电取代-学生版-打印版.docx
@@ -109,7 +109,7 @@
         </w:rPr>
         <w:drawing>
           <wp:inline>
-            <wp:extent cx="3240000" cy="2659056"/>
+            <wp:extent cx="3240000" cy="2546443"/>
             <wp:effectExtent b="0" l="0" r="0" t="0"/>
             <wp:docPr descr="" title="" id="11" name="Picture"/>
             <a:graphic>
@@ -130,7 +130,7 @@
                   <pic:spPr bwMode="auto">
                     <a:xfrm>
                       <a:off x="0" y="0"/>
-                      <a:ext cx="3240000" cy="2659056"/>
+                      <a:ext cx="3240000" cy="2546443"/>
                     </a:xfrm>
                     <a:prstGeom prst="rect">
                       <a:avLst/>
@@ -203,6 +203,46 @@
         </w:rPr>
         <w:t>。</w:t>
       </w:r>
+    </w:p>
+    <w:p>
+      <w:pPr>
+        <w:spacing w:before="0" w:after="0"/>
+      </w:pPr>
+    </w:p>
+    <w:p>
+      <w:pPr>
+        <w:spacing w:before="0" w:after="0"/>
+      </w:pPr>
+    </w:p>
+    <w:p>
+      <w:pPr>
+        <w:spacing w:before="0" w:after="0"/>
+      </w:pPr>
+    </w:p>
+    <w:p>
+      <w:pPr>
+        <w:spacing w:before="0" w:after="0"/>
+      </w:pPr>
+    </w:p>
+    <w:p>
+      <w:pPr>
+        <w:spacing w:before="0" w:after="0"/>
+      </w:pPr>
+    </w:p>
+    <w:p>
+      <w:pPr>
+        <w:spacing w:before="0" w:after="0"/>
+      </w:pPr>
+    </w:p>
+    <w:p>
+      <w:pPr>
+        <w:spacing w:before="0" w:after="0"/>
+      </w:pPr>
+    </w:p>
+    <w:p>
+      <w:pPr>
+        <w:spacing w:before="0" w:after="0"/>
+      </w:pPr>
     </w:p>
     <w:p>
       <w:pPr>
@@ -665,6 +705,31 @@
         </w:rPr>
         <w:t>定位规则</w:t>
       </w:r>
+    </w:p>
+    <w:p>
+      <w:pPr>
+        <w:spacing w:before="0" w:after="0"/>
+      </w:pPr>
+    </w:p>
+    <w:p>
+      <w:pPr>
+        <w:spacing w:before="0" w:after="0"/>
+      </w:pPr>
+    </w:p>
+    <w:p>
+      <w:pPr>
+        <w:spacing w:before="0" w:after="0"/>
+      </w:pPr>
+    </w:p>
+    <w:p>
+      <w:pPr>
+        <w:spacing w:before="0" w:after="0"/>
+      </w:pPr>
+    </w:p>
+    <w:p>
+      <w:pPr>
+        <w:spacing w:before="0" w:after="0"/>
+      </w:pPr>
     </w:p>
     <w:p>
       <w:pPr>
@@ -850,7 +915,7 @@
         </w:rPr>
         <w:drawing>
           <wp:inline>
-            <wp:extent cx="3600000" cy="990663"/>
+            <wp:extent cx="3600000" cy="969576"/>
             <wp:effectExtent b="0" l="0" r="0" t="0"/>
             <wp:docPr descr="" title="" id="17" name="Picture"/>
             <a:graphic>
@@ -871,7 +936,7 @@
                   <pic:spPr bwMode="auto">
                     <a:xfrm>
                       <a:off x="0" y="0"/>
-                      <a:ext cx="3600000" cy="990663"/>
+                      <a:ext cx="3600000" cy="969576"/>
                     </a:xfrm>
                     <a:prstGeom prst="rect">
                       <a:avLst/>
@@ -952,7 +1017,7 @@
         </w:rPr>
         <w:drawing>
           <wp:inline>
-            <wp:extent cx="3600000" cy="703671"/>
+            <wp:extent cx="3600000" cy="702059"/>
             <wp:effectExtent b="0" l="0" r="0" t="0"/>
             <wp:docPr descr="" title="" id="20" name="Picture"/>
             <a:graphic>
@@ -973,7 +1038,7 @@
                   <pic:spPr bwMode="auto">
                     <a:xfrm>
                       <a:off x="0" y="0"/>
-                      <a:ext cx="3600000" cy="703671"/>
+                      <a:ext cx="3600000" cy="702059"/>
                     </a:xfrm>
                     <a:prstGeom prst="rect">
                       <a:avLst/>
@@ -1162,6 +1227,46 @@
     </w:p>
     <w:p>
       <w:pPr>
+        <w:spacing w:before="0" w:after="0"/>
+      </w:pPr>
+    </w:p>
+    <w:p>
+      <w:pPr>
+        <w:spacing w:before="0" w:after="0"/>
+      </w:pPr>
+    </w:p>
+    <w:p>
+      <w:pPr>
+        <w:spacing w:before="0" w:after="0"/>
+      </w:pPr>
+    </w:p>
+    <w:p>
+      <w:pPr>
+        <w:spacing w:before="0" w:after="0"/>
+      </w:pPr>
+    </w:p>
+    <w:p>
+      <w:pPr>
+        <w:spacing w:before="0" w:after="0"/>
+      </w:pPr>
+    </w:p>
+    <w:p>
+      <w:pPr>
+        <w:spacing w:before="0" w:after="0"/>
+      </w:pPr>
+    </w:p>
+    <w:p>
+      <w:pPr>
+        <w:spacing w:before="0" w:after="0"/>
+      </w:pPr>
+    </w:p>
+    <w:p>
+      <w:pPr>
+        <w:spacing w:before="0" w:after="0"/>
+      </w:pPr>
+    </w:p>
+    <w:p>
+      <w:pPr>
         <w:spacing w:before="160" w:after="80"/>
       </w:pPr>
       <w:r>
@@ -1214,7 +1319,7 @@
         </w:rPr>
         <w:drawing>
           <wp:inline>
-            <wp:extent cx="3600000" cy="752762"/>
+            <wp:extent cx="3600000" cy="752298"/>
             <wp:effectExtent b="0" l="0" r="0" t="0"/>
             <wp:docPr descr="" title="" id="24" name="Picture"/>
             <a:graphic>
@@ -1235,7 +1340,7 @@
                   <pic:spPr bwMode="auto">
                     <a:xfrm>
                       <a:off x="0" y="0"/>
-                      <a:ext cx="3600000" cy="752762"/>
+                      <a:ext cx="3600000" cy="752298"/>
                     </a:xfrm>
                     <a:prstGeom prst="rect">
                       <a:avLst/>
@@ -1347,6 +1452,46 @@
     </w:p>
     <w:p>
       <w:pPr>
+        <w:spacing w:before="0" w:after="0"/>
+      </w:pPr>
+    </w:p>
+    <w:p>
+      <w:pPr>
+        <w:spacing w:before="0" w:after="0"/>
+      </w:pPr>
+    </w:p>
+    <w:p>
+      <w:pPr>
+        <w:spacing w:before="0" w:after="0"/>
+      </w:pPr>
+    </w:p>
+    <w:p>
+      <w:pPr>
+        <w:spacing w:before="0" w:after="0"/>
+      </w:pPr>
+    </w:p>
+    <w:p>
+      <w:pPr>
+        <w:spacing w:before="0" w:after="0"/>
+      </w:pPr>
+    </w:p>
+    <w:p>
+      <w:pPr>
+        <w:spacing w:before="0" w:after="0"/>
+      </w:pPr>
+    </w:p>
+    <w:p>
+      <w:pPr>
+        <w:spacing w:before="0" w:after="0"/>
+      </w:pPr>
+    </w:p>
+    <w:p>
+      <w:pPr>
+        <w:spacing w:before="0" w:after="0"/>
+      </w:pPr>
+    </w:p>
+    <w:p>
+      <w:pPr>
         <w:spacing w:before="160" w:after="80"/>
       </w:pPr>
       <w:r>
@@ -1399,7 +1544,7 @@
         </w:rPr>
         <w:drawing>
           <wp:inline>
-            <wp:extent cx="3600000" cy="990230"/>
+            <wp:extent cx="3599995" cy="990230"/>
             <wp:effectExtent b="0" l="0" r="0" t="0"/>
             <wp:docPr descr="" title="" id="28" name="Picture"/>
             <a:graphic>
@@ -1420,7 +1565,7 @@
                   <pic:spPr bwMode="auto">
                     <a:xfrm>
                       <a:off x="0" y="0"/>
-                      <a:ext cx="3600000" cy="990230"/>
+                      <a:ext cx="3599995" cy="990230"/>
                     </a:xfrm>
                     <a:prstGeom prst="rect">
                       <a:avLst/>
@@ -1475,7 +1620,7 @@
         </w:rPr>
         <w:drawing>
           <wp:inline>
-            <wp:extent cx="3600000" cy="1053543"/>
+            <wp:extent cx="3600000" cy="1029921"/>
             <wp:effectExtent b="0" l="0" r="0" t="0"/>
             <wp:docPr descr="" title="" id="31" name="Picture"/>
             <a:graphic>
@@ -1496,7 +1641,7 @@
                   <pic:spPr bwMode="auto">
                     <a:xfrm>
                       <a:off x="0" y="0"/>
-                      <a:ext cx="3600000" cy="1053543"/>
+                      <a:ext cx="3600000" cy="1029921"/>
                     </a:xfrm>
                     <a:prstGeom prst="rect">
                       <a:avLst/>
@@ -1620,6 +1765,46 @@
     </w:p>
     <w:p>
       <w:pPr>
+        <w:spacing w:before="0" w:after="0"/>
+      </w:pPr>
+    </w:p>
+    <w:p>
+      <w:pPr>
+        <w:spacing w:before="0" w:after="0"/>
+      </w:pPr>
+    </w:p>
+    <w:p>
+      <w:pPr>
+        <w:spacing w:before="0" w:after="0"/>
+      </w:pPr>
+    </w:p>
+    <w:p>
+      <w:pPr>
+        <w:spacing w:before="0" w:after="0"/>
+      </w:pPr>
+    </w:p>
+    <w:p>
+      <w:pPr>
+        <w:spacing w:before="0" w:after="0"/>
+      </w:pPr>
+    </w:p>
+    <w:p>
+      <w:pPr>
+        <w:spacing w:before="0" w:after="0"/>
+      </w:pPr>
+    </w:p>
+    <w:p>
+      <w:pPr>
+        <w:spacing w:before="0" w:after="0"/>
+      </w:pPr>
+    </w:p>
+    <w:p>
+      <w:pPr>
+        <w:spacing w:before="0" w:after="0"/>
+      </w:pPr>
+    </w:p>
+    <w:p>
+      <w:pPr>
         <w:spacing w:before="160" w:after="80"/>
       </w:pPr>
       <w:r>
@@ -1672,7 +1857,7 @@
         </w:rPr>
         <w:drawing>
           <wp:inline>
-            <wp:extent cx="3600000" cy="1045758"/>
+            <wp:extent cx="3600000" cy="1008740"/>
             <wp:effectExtent b="0" l="0" r="0" t="0"/>
             <wp:docPr descr="" title="" id="35" name="Picture"/>
             <a:graphic>
@@ -1693,7 +1878,7 @@
                   <pic:spPr bwMode="auto">
                     <a:xfrm>
                       <a:off x="0" y="0"/>
-                      <a:ext cx="3600000" cy="1045758"/>
+                      <a:ext cx="3600000" cy="1008740"/>
                     </a:xfrm>
                     <a:prstGeom prst="rect">
                       <a:avLst/>
@@ -1745,6 +1930,31 @@
     </w:p>
     <w:p>
       <w:pPr>
+        <w:spacing w:before="0" w:after="0"/>
+      </w:pPr>
+    </w:p>
+    <w:p>
+      <w:pPr>
+        <w:spacing w:before="0" w:after="0"/>
+      </w:pPr>
+    </w:p>
+    <w:p>
+      <w:pPr>
+        <w:spacing w:before="0" w:after="0"/>
+      </w:pPr>
+    </w:p>
+    <w:p>
+      <w:pPr>
+        <w:spacing w:before="0" w:after="0"/>
+      </w:pPr>
+    </w:p>
+    <w:p>
+      <w:pPr>
+        <w:spacing w:before="0" w:after="0"/>
+      </w:pPr>
+    </w:p>
+    <w:p>
+      <w:pPr>
         <w:spacing w:before="160" w:after="80"/>
       </w:pPr>
       <w:r>
@@ -1797,7 +2007,7 @@
         </w:rPr>
         <w:drawing>
           <wp:inline>
-            <wp:extent cx="3600000" cy="787186"/>
+            <wp:extent cx="3599997" cy="787186"/>
             <wp:effectExtent b="0" l="0" r="0" t="0"/>
             <wp:docPr descr="" title="" id="39" name="Picture"/>
             <a:graphic>
@@ -1818,7 +2028,7 @@
                   <pic:spPr bwMode="auto">
                     <a:xfrm>
                       <a:off x="0" y="0"/>
-                      <a:ext cx="3600000" cy="787186"/>
+                      <a:ext cx="3599997" cy="787186"/>
                     </a:xfrm>
                     <a:prstGeom prst="rect">
                       <a:avLst/>
@@ -1864,6 +2074,46 @@
     </w:p>
     <w:p>
       <w:pPr>
+        <w:spacing w:before="0" w:after="0"/>
+      </w:pPr>
+    </w:p>
+    <w:p>
+      <w:pPr>
+        <w:spacing w:before="0" w:after="0"/>
+      </w:pPr>
+    </w:p>
+    <w:p>
+      <w:pPr>
+        <w:spacing w:before="0" w:after="0"/>
+      </w:pPr>
+    </w:p>
+    <w:p>
+      <w:pPr>
+        <w:spacing w:before="0" w:after="0"/>
+      </w:pPr>
+    </w:p>
+    <w:p>
+      <w:pPr>
+        <w:spacing w:before="0" w:after="0"/>
+      </w:pPr>
+    </w:p>
+    <w:p>
+      <w:pPr>
+        <w:spacing w:before="0" w:after="0"/>
+      </w:pPr>
+    </w:p>
+    <w:p>
+      <w:pPr>
+        <w:spacing w:before="0" w:after="0"/>
+      </w:pPr>
+    </w:p>
+    <w:p>
+      <w:pPr>
+        <w:spacing w:before="0" w:after="0"/>
+      </w:pPr>
+    </w:p>
+    <w:p>
+      <w:pPr>
         <w:spacing w:before="160" w:after="80"/>
       </w:pPr>
       <w:r>
@@ -1916,7 +2166,7 @@
         </w:rPr>
         <w:drawing>
           <wp:inline>
-            <wp:extent cx="3600000" cy="728686"/>
+            <wp:extent cx="3600000" cy="690080"/>
             <wp:effectExtent b="0" l="0" r="0" t="0"/>
             <wp:docPr descr="" title="" id="43" name="Picture"/>
             <a:graphic>
@@ -1937,7 +2187,7 @@
                   <pic:spPr bwMode="auto">
                     <a:xfrm>
                       <a:off x="0" y="0"/>
-                      <a:ext cx="3600000" cy="728686"/>
+                      <a:ext cx="3600000" cy="690080"/>
                     </a:xfrm>
                     <a:prstGeom prst="rect">
                       <a:avLst/>
@@ -1980,6 +2230,46 @@
         </w:rPr>
         <w:t xml:space="preserve"> the heterocyclic ring created in this reaction aromatic? How does the reaction proceed? Comment on the regioselectivity. This is the Pechmann reaction.</w:t>
       </w:r>
+    </w:p>
+    <w:p>
+      <w:pPr>
+        <w:spacing w:before="0" w:after="0"/>
+      </w:pPr>
+    </w:p>
+    <w:p>
+      <w:pPr>
+        <w:spacing w:before="0" w:after="0"/>
+      </w:pPr>
+    </w:p>
+    <w:p>
+      <w:pPr>
+        <w:spacing w:before="0" w:after="0"/>
+      </w:pPr>
+    </w:p>
+    <w:p>
+      <w:pPr>
+        <w:spacing w:before="0" w:after="0"/>
+      </w:pPr>
+    </w:p>
+    <w:p>
+      <w:pPr>
+        <w:spacing w:before="0" w:after="0"/>
+      </w:pPr>
+    </w:p>
+    <w:p>
+      <w:pPr>
+        <w:spacing w:before="0" w:after="0"/>
+      </w:pPr>
+    </w:p>
+    <w:p>
+      <w:pPr>
+        <w:spacing w:before="0" w:after="0"/>
+      </w:pPr>
+    </w:p>
+    <w:p>
+      <w:pPr>
+        <w:spacing w:before="0" w:after="0"/>
+      </w:pPr>
     </w:p>
     <w:p>
       <w:pPr>
@@ -2246,6 +2536,21 @@
     </w:p>
     <w:p>
       <w:pPr>
+        <w:spacing w:before="0" w:after="0"/>
+      </w:pPr>
+    </w:p>
+    <w:p>
+      <w:pPr>
+        <w:spacing w:before="0" w:after="0"/>
+      </w:pPr>
+    </w:p>
+    <w:p>
+      <w:pPr>
+        <w:spacing w:before="0" w:after="0"/>
+      </w:pPr>
+    </w:p>
+    <w:p>
+      <w:pPr>
         <w:spacing w:before="160" w:after="80"/>
       </w:pPr>
       <w:r>
@@ -2401,7 +2706,7 @@
         </w:rPr>
         <w:drawing>
           <wp:inline>
-            <wp:extent cx="2692400" cy="2235200"/>
+            <wp:extent cx="2692400" cy="2172129"/>
             <wp:effectExtent b="0" l="0" r="0" t="0"/>
             <wp:docPr descr="" title="" id="50" name="Picture"/>
             <a:graphic>
@@ -2422,7 +2727,7 @@
                   <pic:spPr bwMode="auto">
                     <a:xfrm>
                       <a:off x="0" y="0"/>
-                      <a:ext cx="2692400" cy="2235200"/>
+                      <a:ext cx="2692400" cy="2172129"/>
                     </a:xfrm>
                     <a:prstGeom prst="rect">
                       <a:avLst/>
@@ -2453,7 +2758,7 @@
         </w:rPr>
         <w:drawing>
           <wp:inline>
-            <wp:extent cx="3600000" cy="1537627"/>
+            <wp:extent cx="3600000" cy="1523549"/>
             <wp:effectExtent b="0" l="0" r="0" t="0"/>
             <wp:docPr descr="" title="" id="53" name="Picture"/>
             <a:graphic>
@@ -2474,7 +2779,7 @@
                   <pic:spPr bwMode="auto">
                     <a:xfrm>
                       <a:off x="0" y="0"/>
-                      <a:ext cx="3600000" cy="1537627"/>
+                      <a:ext cx="3600000" cy="1523549"/>
                     </a:xfrm>
                     <a:prstGeom prst="rect">
                       <a:avLst/>
@@ -2527,7 +2832,7 @@
         </w:rPr>
         <w:drawing>
           <wp:inline>
-            <wp:extent cx="3600000" cy="2309210"/>
+            <wp:extent cx="3600000" cy="2245545"/>
             <wp:effectExtent b="0" l="0" r="0" t="0"/>
             <wp:docPr descr="" title="" id="56" name="Picture"/>
             <a:graphic>
@@ -2548,7 +2853,7 @@
                   <pic:spPr bwMode="auto">
                     <a:xfrm>
                       <a:off x="0" y="0"/>
-                      <a:ext cx="3600000" cy="2309210"/>
+                      <a:ext cx="3600000" cy="2245545"/>
                     </a:xfrm>
                     <a:prstGeom prst="rect">
                       <a:avLst/>
@@ -2581,6 +2886,8 @@
     <w:p>
       <w:pPr>
         <w:pStyle w:val="BodyText"/>
+        <w:ind w:left="480" w:hanging="480"/>
+        <w:spacing w:after="0"/>
       </w:pPr>
       <w:r>
         <w:rPr>
@@ -2604,7 +2911,20 @@
         <w:rPr>
           <w:rFonts w:ascii="Times New Roman" w:hAnsi="Times New Roman" w:eastAsia="Times New Roman" w:cs="Times New Roman"/>
         </w:rPr>
-        <w:t xml:space="preserve">　B. </w:t>
+        <w:t xml:space="preserve">　</w:t>
+      </w:r>
+    </w:p>
+    <w:p>
+      <w:pPr>
+        <w:pStyle w:val="BodyText"/>
+        <w:ind w:left="480" w:hanging="480"/>
+        <w:spacing w:before="0" w:after="0"/>
+      </w:pPr>
+      <w:r>
+        <w:rPr>
+          <w:rFonts w:ascii="Times New Roman" w:hAnsi="Times New Roman" w:eastAsia="Times New Roman" w:cs="Times New Roman"/>
+        </w:rPr>
+        <w:t xml:space="preserve">B. </w:t>
       </w:r>
       <w:r>
         <w:rPr>
@@ -2622,7 +2942,20 @@
         <w:rPr>
           <w:rFonts w:ascii="Times New Roman" w:hAnsi="Times New Roman" w:eastAsia="Times New Roman" w:cs="Times New Roman"/>
         </w:rPr>
-        <w:t xml:space="preserve">　C. </w:t>
+        <w:t xml:space="preserve">　</w:t>
+      </w:r>
+    </w:p>
+    <w:p>
+      <w:pPr>
+        <w:pStyle w:val="BodyText"/>
+        <w:ind w:left="480" w:hanging="480"/>
+        <w:spacing w:before="0" w:after="0"/>
+      </w:pPr>
+      <w:r>
+        <w:rPr>
+          <w:rFonts w:ascii="Times New Roman" w:hAnsi="Times New Roman" w:eastAsia="Times New Roman" w:cs="Times New Roman"/>
+        </w:rPr>
+        <w:t xml:space="preserve">C. </w:t>
       </w:r>
       <w:r>
         <w:rPr>
@@ -2640,7 +2973,20 @@
         <w:rPr>
           <w:rFonts w:ascii="Times New Roman" w:hAnsi="Times New Roman" w:eastAsia="Times New Roman" w:cs="Times New Roman"/>
         </w:rPr>
-        <w:t xml:space="preserve">　D. </w:t>
+        <w:t xml:space="preserve">　</w:t>
+      </w:r>
+    </w:p>
+    <w:p>
+      <w:pPr>
+        <w:pStyle w:val="BodyText"/>
+        <w:ind w:left="480" w:hanging="480"/>
+        <w:spacing w:before="0" w:after="180"/>
+      </w:pPr>
+      <w:r>
+        <w:rPr>
+          <w:rFonts w:ascii="Times New Roman" w:hAnsi="Times New Roman" w:eastAsia="Times New Roman" w:cs="Times New Roman"/>
+        </w:rPr>
+        <w:t xml:space="preserve">D. </w:t>
       </w:r>
       <w:r>
         <w:rPr>
@@ -2654,6 +3000,16 @@
         </w:rPr>
         <w:t>二甲基萘</w:t>
       </w:r>
+    </w:p>
+    <w:p>
+      <w:pPr>
+        <w:spacing w:before="0" w:after="0"/>
+      </w:pPr>
+    </w:p>
+    <w:p>
+      <w:pPr>
+        <w:spacing w:before="0" w:after="0"/>
+      </w:pPr>
     </w:p>
     <w:p>
       <w:pPr>
@@ -2937,6 +3293,8 @@
     <w:p>
       <w:pPr>
         <w:pStyle w:val="BodyText"/>
+        <w:ind w:left="480" w:hanging="480"/>
+        <w:spacing w:after="0"/>
       </w:pPr>
       <w:r>
         <w:rPr>
@@ -3000,7 +3358,20 @@
         <w:rPr>
           <w:rFonts w:ascii="Times New Roman" w:hAnsi="Times New Roman" w:eastAsia="Times New Roman" w:cs="Times New Roman"/>
         </w:rPr>
-        <w:t xml:space="preserve">　B.</w:t>
+        <w:t xml:space="preserve">　</w:t>
+      </w:r>
+    </w:p>
+    <w:p>
+      <w:pPr>
+        <w:pStyle w:val="BodyText"/>
+        <w:ind w:left="480" w:hanging="480"/>
+        <w:spacing w:before="0" w:after="0"/>
+      </w:pPr>
+      <w:r>
+        <w:rPr>
+          <w:rFonts w:ascii="Times New Roman" w:hAnsi="Times New Roman" w:eastAsia="Times New Roman" w:cs="Times New Roman"/>
+        </w:rPr>
+        <w:t xml:space="preserve">B.</w:t>
       </w:r>
       <w:r>
         <w:rPr>
@@ -3058,7 +3429,20 @@
         <w:rPr>
           <w:rFonts w:ascii="Times New Roman" w:hAnsi="Times New Roman" w:eastAsia="Times New Roman" w:cs="Times New Roman"/>
         </w:rPr>
-        <w:t xml:space="preserve">　C.</w:t>
+        <w:t xml:space="preserve">　</w:t>
+      </w:r>
+    </w:p>
+    <w:p>
+      <w:pPr>
+        <w:pStyle w:val="BodyText"/>
+        <w:ind w:left="480" w:hanging="480"/>
+        <w:spacing w:before="0" w:after="0"/>
+      </w:pPr>
+      <w:r>
+        <w:rPr>
+          <w:rFonts w:ascii="Times New Roman" w:hAnsi="Times New Roman" w:eastAsia="Times New Roman" w:cs="Times New Roman"/>
+        </w:rPr>
+        <w:t xml:space="preserve">C.</w:t>
       </w:r>
       <w:r>
         <w:rPr>
@@ -3116,7 +3500,20 @@
         <w:rPr>
           <w:rFonts w:ascii="Times New Roman" w:hAnsi="Times New Roman" w:eastAsia="Times New Roman" w:cs="Times New Roman"/>
         </w:rPr>
-        <w:t xml:space="preserve">　D.</w:t>
+        <w:t xml:space="preserve">　</w:t>
+      </w:r>
+    </w:p>
+    <w:p>
+      <w:pPr>
+        <w:pStyle w:val="BodyText"/>
+        <w:ind w:left="480" w:hanging="480"/>
+        <w:spacing w:before="0" w:after="180"/>
+      </w:pPr>
+      <w:r>
+        <w:rPr>
+          <w:rFonts w:ascii="Times New Roman" w:hAnsi="Times New Roman" w:eastAsia="Times New Roman" w:cs="Times New Roman"/>
+        </w:rPr>
+        <w:t xml:space="preserve">D.</w:t>
       </w:r>
       <w:r>
         <w:rPr>
@@ -3173,6 +3570,16 @@
     </w:p>
     <w:p>
       <w:pPr>
+        <w:spacing w:before="0" w:after="0"/>
+      </w:pPr>
+    </w:p>
+    <w:p>
+      <w:pPr>
+        <w:spacing w:before="0" w:after="0"/>
+      </w:pPr>
+    </w:p>
+    <w:p>
+      <w:pPr>
         <w:spacing w:before="160" w:after="80"/>
       </w:pPr>
       <w:r>
@@ -3588,6 +3995,46 @@
         </w:rPr>
         <w:t>定位规则</w:t>
       </w:r>
+    </w:p>
+    <w:p>
+      <w:pPr>
+        <w:spacing w:before="0" w:after="0"/>
+      </w:pPr>
+    </w:p>
+    <w:p>
+      <w:pPr>
+        <w:spacing w:before="0" w:after="0"/>
+      </w:pPr>
+    </w:p>
+    <w:p>
+      <w:pPr>
+        <w:spacing w:before="0" w:after="0"/>
+      </w:pPr>
+    </w:p>
+    <w:p>
+      <w:pPr>
+        <w:spacing w:before="0" w:after="0"/>
+      </w:pPr>
+    </w:p>
+    <w:p>
+      <w:pPr>
+        <w:spacing w:before="0" w:after="0"/>
+      </w:pPr>
+    </w:p>
+    <w:p>
+      <w:pPr>
+        <w:spacing w:before="0" w:after="0"/>
+      </w:pPr>
+    </w:p>
+    <w:p>
+      <w:pPr>
+        <w:spacing w:before="0" w:after="0"/>
+      </w:pPr>
+    </w:p>
+    <w:p>
+      <w:pPr>
+        <w:spacing w:before="0" w:after="0"/>
+      </w:pPr>
     </w:p>
     <w:p>
       <w:pPr>
@@ -4265,6 +4712,46 @@
     </w:p>
     <w:p>
       <w:pPr>
+        <w:spacing w:before="0" w:after="0"/>
+      </w:pPr>
+    </w:p>
+    <w:p>
+      <w:pPr>
+        <w:spacing w:before="0" w:after="0"/>
+      </w:pPr>
+    </w:p>
+    <w:p>
+      <w:pPr>
+        <w:spacing w:before="0" w:after="0"/>
+      </w:pPr>
+    </w:p>
+    <w:p>
+      <w:pPr>
+        <w:spacing w:before="0" w:after="0"/>
+      </w:pPr>
+    </w:p>
+    <w:p>
+      <w:pPr>
+        <w:spacing w:before="0" w:after="0"/>
+      </w:pPr>
+    </w:p>
+    <w:p>
+      <w:pPr>
+        <w:spacing w:before="0" w:after="0"/>
+      </w:pPr>
+    </w:p>
+    <w:p>
+      <w:pPr>
+        <w:spacing w:before="0" w:after="0"/>
+      </w:pPr>
+    </w:p>
+    <w:p>
+      <w:pPr>
+        <w:spacing w:before="0" w:after="0"/>
+      </w:pPr>
+    </w:p>
+    <w:p>
+      <w:pPr>
         <w:spacing w:before="160" w:after="80"/>
       </w:pPr>
       <w:r>
@@ -4402,6 +4889,31 @@
     </w:p>
     <w:p>
       <w:pPr>
+        <w:spacing w:before="0" w:after="0"/>
+      </w:pPr>
+    </w:p>
+    <w:p>
+      <w:pPr>
+        <w:spacing w:before="0" w:after="0"/>
+      </w:pPr>
+    </w:p>
+    <w:p>
+      <w:pPr>
+        <w:spacing w:before="0" w:after="0"/>
+      </w:pPr>
+    </w:p>
+    <w:p>
+      <w:pPr>
+        <w:spacing w:before="0" w:after="0"/>
+      </w:pPr>
+    </w:p>
+    <w:p>
+      <w:pPr>
+        <w:spacing w:before="0" w:after="0"/>
+      </w:pPr>
+    </w:p>
+    <w:p>
+      <w:pPr>
         <w:spacing w:before="160" w:after="80"/>
       </w:pPr>
       <w:r>
@@ -4661,6 +5173,31 @@
         </w:rPr>
         <w:t>？</w:t>
       </w:r>
+    </w:p>
+    <w:p>
+      <w:pPr>
+        <w:spacing w:before="0" w:after="0"/>
+      </w:pPr>
+    </w:p>
+    <w:p>
+      <w:pPr>
+        <w:spacing w:before="0" w:after="0"/>
+      </w:pPr>
+    </w:p>
+    <w:p>
+      <w:pPr>
+        <w:spacing w:before="0" w:after="0"/>
+      </w:pPr>
+    </w:p>
+    <w:p>
+      <w:pPr>
+        <w:spacing w:before="0" w:after="0"/>
+      </w:pPr>
+    </w:p>
+    <w:p>
+      <w:pPr>
+        <w:spacing w:before="0" w:after="0"/>
+      </w:pPr>
     </w:p>
     <w:p>
       <w:pPr>
@@ -5051,7 +5588,7 @@
         </w:rPr>
         <w:drawing>
           <wp:inline>
-            <wp:extent cx="3600000" cy="2304000"/>
+            <wp:extent cx="3600000" cy="2298795"/>
             <wp:effectExtent b="0" l="0" r="0" t="0"/>
             <wp:docPr descr="" title="" id="67" name="Picture"/>
             <a:graphic>
@@ -5072,7 +5609,7 @@
                   <pic:spPr bwMode="auto">
                     <a:xfrm>
                       <a:off x="0" y="0"/>
-                      <a:ext cx="3600000" cy="2304000"/>
+                      <a:ext cx="3600000" cy="2298795"/>
                     </a:xfrm>
                     <a:prstGeom prst="rect">
                       <a:avLst/>
@@ -5093,6 +5630,31 @@
     </w:p>
     <w:p>
       <w:pPr>
+        <w:spacing w:before="0" w:after="0"/>
+      </w:pPr>
+    </w:p>
+    <w:p>
+      <w:pPr>
+        <w:spacing w:before="0" w:after="0"/>
+      </w:pPr>
+    </w:p>
+    <w:p>
+      <w:pPr>
+        <w:spacing w:before="0" w:after="0"/>
+      </w:pPr>
+    </w:p>
+    <w:p>
+      <w:pPr>
+        <w:spacing w:before="0" w:after="0"/>
+      </w:pPr>
+    </w:p>
+    <w:p>
+      <w:pPr>
+        <w:spacing w:before="0" w:after="0"/>
+      </w:pPr>
+    </w:p>
+    <w:p>
+      <w:pPr>
         <w:spacing w:before="160" w:after="80"/>
       </w:pPr>
       <w:r>
@@ -5295,6 +5857,31 @@
     </w:p>
     <w:p>
       <w:pPr>
+        <w:spacing w:before="0" w:after="0"/>
+      </w:pPr>
+    </w:p>
+    <w:p>
+      <w:pPr>
+        <w:spacing w:before="0" w:after="0"/>
+      </w:pPr>
+    </w:p>
+    <w:p>
+      <w:pPr>
+        <w:spacing w:before="0" w:after="0"/>
+      </w:pPr>
+    </w:p>
+    <w:p>
+      <w:pPr>
+        <w:spacing w:before="0" w:after="0"/>
+      </w:pPr>
+    </w:p>
+    <w:p>
+      <w:pPr>
+        <w:spacing w:before="0" w:after="0"/>
+      </w:pPr>
+    </w:p>
+    <w:p>
+      <w:pPr>
         <w:spacing w:before="160" w:after="80"/>
       </w:pPr>
       <w:r>
@@ -5538,7 +6125,7 @@
         </w:rPr>
         <w:drawing>
           <wp:inline>
-            <wp:extent cx="3600000" cy="730725"/>
+            <wp:extent cx="3600000" cy="713271"/>
             <wp:effectExtent b="0" l="0" r="0" t="0"/>
             <wp:docPr descr="" title="" id="73" name="Picture"/>
             <a:graphic>
@@ -5559,7 +6146,7 @@
                   <pic:spPr bwMode="auto">
                     <a:xfrm>
                       <a:off x="0" y="0"/>
-                      <a:ext cx="3600000" cy="730725"/>
+                      <a:ext cx="3600000" cy="713271"/>
                     </a:xfrm>
                     <a:prstGeom prst="rect">
                       <a:avLst/>
@@ -5635,6 +6222,46 @@
     </w:p>
     <w:p>
       <w:pPr>
+        <w:spacing w:before="0" w:after="0"/>
+      </w:pPr>
+    </w:p>
+    <w:p>
+      <w:pPr>
+        <w:spacing w:before="0" w:after="0"/>
+      </w:pPr>
+    </w:p>
+    <w:p>
+      <w:pPr>
+        <w:spacing w:before="0" w:after="0"/>
+      </w:pPr>
+    </w:p>
+    <w:p>
+      <w:pPr>
+        <w:spacing w:before="0" w:after="0"/>
+      </w:pPr>
+    </w:p>
+    <w:p>
+      <w:pPr>
+        <w:spacing w:before="0" w:after="0"/>
+      </w:pPr>
+    </w:p>
+    <w:p>
+      <w:pPr>
+        <w:spacing w:before="0" w:after="0"/>
+      </w:pPr>
+    </w:p>
+    <w:p>
+      <w:pPr>
+        <w:spacing w:before="0" w:after="0"/>
+      </w:pPr>
+    </w:p>
+    <w:p>
+      <w:pPr>
+        <w:spacing w:before="0" w:after="0"/>
+      </w:pPr>
+    </w:p>
+    <w:p>
+      <w:pPr>
         <w:spacing w:before="160" w:after="80"/>
       </w:pPr>
       <w:r>
@@ -5758,7 +6385,7 @@
         </w:rPr>
         <w:drawing>
           <wp:inline>
-            <wp:extent cx="3600000" cy="1255045"/>
+            <wp:extent cx="3600000" cy="1236980"/>
             <wp:effectExtent b="0" l="0" r="0" t="0"/>
             <wp:docPr descr="" title="" id="77" name="Picture"/>
             <a:graphic>
@@ -5779,7 +6406,7 @@
                   <pic:spPr bwMode="auto">
                     <a:xfrm>
                       <a:off x="0" y="0"/>
-                      <a:ext cx="3600000" cy="1255045"/>
+                      <a:ext cx="3600000" cy="1236980"/>
                     </a:xfrm>
                     <a:prstGeom prst="rect">
                       <a:avLst/>
@@ -5810,7 +6437,7 @@
         </w:rPr>
         <w:drawing>
           <wp:inline>
-            <wp:extent cx="3600000" cy="1737692"/>
+            <wp:extent cx="3600000" cy="1678143"/>
             <wp:effectExtent b="0" l="0" r="0" t="0"/>
             <wp:docPr descr="" title="" id="80" name="Picture"/>
             <a:graphic>
@@ -5831,7 +6458,7 @@
                   <pic:spPr bwMode="auto">
                     <a:xfrm>
                       <a:off x="0" y="0"/>
-                      <a:ext cx="3600000" cy="1737692"/>
+                      <a:ext cx="3600000" cy="1678143"/>
                     </a:xfrm>
                     <a:prstGeom prst="rect">
                       <a:avLst/>
@@ -5852,6 +6479,31 @@
     </w:p>
     <w:p>
       <w:pPr>
+        <w:spacing w:before="0" w:after="0"/>
+      </w:pPr>
+    </w:p>
+    <w:p>
+      <w:pPr>
+        <w:spacing w:before="0" w:after="0"/>
+      </w:pPr>
+    </w:p>
+    <w:p>
+      <w:pPr>
+        <w:spacing w:before="0" w:after="0"/>
+      </w:pPr>
+    </w:p>
+    <w:p>
+      <w:pPr>
+        <w:spacing w:before="0" w:after="0"/>
+      </w:pPr>
+    </w:p>
+    <w:p>
+      <w:pPr>
+        <w:spacing w:before="0" w:after="0"/>
+      </w:pPr>
+    </w:p>
+    <w:p>
+      <w:pPr>
         <w:spacing w:before="160" w:after="80"/>
       </w:pPr>
       <w:r>
@@ -6089,7 +6741,7 @@
         </w:rPr>
         <w:drawing>
           <wp:inline>
-            <wp:extent cx="3600000" cy="768246"/>
+            <wp:extent cx="3581437" cy="768246"/>
             <wp:effectExtent b="0" l="0" r="0" t="0"/>
             <wp:docPr descr="" title="" id="84" name="Picture"/>
             <a:graphic>
@@ -6110,7 +6762,7 @@
                   <pic:spPr bwMode="auto">
                     <a:xfrm>
                       <a:off x="0" y="0"/>
-                      <a:ext cx="3600000" cy="768246"/>
+                      <a:ext cx="3581437" cy="768246"/>
                     </a:xfrm>
                     <a:prstGeom prst="rect">
                       <a:avLst/>
@@ -6131,6 +6783,46 @@
     </w:p>
     <w:p>
       <w:pPr>
+        <w:spacing w:before="0" w:after="0"/>
+      </w:pPr>
+    </w:p>
+    <w:p>
+      <w:pPr>
+        <w:spacing w:before="0" w:after="0"/>
+      </w:pPr>
+    </w:p>
+    <w:p>
+      <w:pPr>
+        <w:spacing w:before="0" w:after="0"/>
+      </w:pPr>
+    </w:p>
+    <w:p>
+      <w:pPr>
+        <w:spacing w:before="0" w:after="0"/>
+      </w:pPr>
+    </w:p>
+    <w:p>
+      <w:pPr>
+        <w:spacing w:before="0" w:after="0"/>
+      </w:pPr>
+    </w:p>
+    <w:p>
+      <w:pPr>
+        <w:spacing w:before="0" w:after="0"/>
+      </w:pPr>
+    </w:p>
+    <w:p>
+      <w:pPr>
+        <w:spacing w:before="0" w:after="0"/>
+      </w:pPr>
+    </w:p>
+    <w:p>
+      <w:pPr>
+        <w:spacing w:before="0" w:after="0"/>
+      </w:pPr>
+    </w:p>
+    <w:p>
+      <w:pPr>
         <w:spacing w:before="160" w:after="80"/>
       </w:pPr>
       <w:r>
@@ -6284,7 +6976,7 @@
         </w:rPr>
         <w:drawing>
           <wp:inline>
-            <wp:extent cx="3600000" cy="886956"/>
+            <wp:extent cx="3600000" cy="882213"/>
             <wp:effectExtent b="0" l="0" r="0" t="0"/>
             <wp:docPr descr="" title="" id="88" name="Picture"/>
             <a:graphic>
@@ -6305,7 +6997,7 @@
                   <pic:spPr bwMode="auto">
                     <a:xfrm>
                       <a:off x="0" y="0"/>
-                      <a:ext cx="3600000" cy="886956"/>
+                      <a:ext cx="3600000" cy="882213"/>
                     </a:xfrm>
                     <a:prstGeom prst="rect">
                       <a:avLst/>
@@ -6326,6 +7018,46 @@
     </w:p>
     <w:p>
       <w:pPr>
+        <w:spacing w:before="0" w:after="0"/>
+      </w:pPr>
+    </w:p>
+    <w:p>
+      <w:pPr>
+        <w:spacing w:before="0" w:after="0"/>
+      </w:pPr>
+    </w:p>
+    <w:p>
+      <w:pPr>
+        <w:spacing w:before="0" w:after="0"/>
+      </w:pPr>
+    </w:p>
+    <w:p>
+      <w:pPr>
+        <w:spacing w:before="0" w:after="0"/>
+      </w:pPr>
+    </w:p>
+    <w:p>
+      <w:pPr>
+        <w:spacing w:before="0" w:after="0"/>
+      </w:pPr>
+    </w:p>
+    <w:p>
+      <w:pPr>
+        <w:spacing w:before="0" w:after="0"/>
+      </w:pPr>
+    </w:p>
+    <w:p>
+      <w:pPr>
+        <w:spacing w:before="0" w:after="0"/>
+      </w:pPr>
+    </w:p>
+    <w:p>
+      <w:pPr>
+        <w:spacing w:before="0" w:after="0"/>
+      </w:pPr>
+    </w:p>
+    <w:p>
+      <w:pPr>
         <w:spacing w:before="160" w:after="80"/>
       </w:pPr>
       <w:r>
@@ -6455,7 +7187,7 @@
         </w:rPr>
         <w:drawing>
           <wp:inline>
-            <wp:extent cx="3600000" cy="1037935"/>
+            <wp:extent cx="3594533" cy="1037935"/>
             <wp:effectExtent b="0" l="0" r="0" t="0"/>
             <wp:docPr descr="" title="" id="92" name="Picture"/>
             <a:graphic>
@@ -6476,7 +7208,7 @@
                   <pic:spPr bwMode="auto">
                     <a:xfrm>
                       <a:off x="0" y="0"/>
-                      <a:ext cx="3600000" cy="1037935"/>
+                      <a:ext cx="3594533" cy="1037935"/>
                     </a:xfrm>
                     <a:prstGeom prst="rect">
                       <a:avLst/>
@@ -6497,6 +7229,31 @@
     </w:p>
     <w:p>
       <w:pPr>
+        <w:spacing w:before="0" w:after="0"/>
+      </w:pPr>
+    </w:p>
+    <w:p>
+      <w:pPr>
+        <w:spacing w:before="0" w:after="0"/>
+      </w:pPr>
+    </w:p>
+    <w:p>
+      <w:pPr>
+        <w:spacing w:before="0" w:after="0"/>
+      </w:pPr>
+    </w:p>
+    <w:p>
+      <w:pPr>
+        <w:spacing w:before="0" w:after="0"/>
+      </w:pPr>
+    </w:p>
+    <w:p>
+      <w:pPr>
+        <w:spacing w:before="0" w:after="0"/>
+      </w:pPr>
+    </w:p>
+    <w:p>
+      <w:pPr>
         <w:spacing w:before="160" w:after="80"/>
       </w:pPr>
       <w:r>
@@ -6788,7 +7545,7 @@
         </w:rPr>
         <w:drawing>
           <wp:inline>
-            <wp:extent cx="3600000" cy="601518"/>
+            <wp:extent cx="3599994" cy="601518"/>
             <wp:effectExtent b="0" l="0" r="0" t="0"/>
             <wp:docPr descr="" title="" id="96" name="Picture"/>
             <a:graphic>
@@ -6809,7 +7566,7 @@
                   <pic:spPr bwMode="auto">
                     <a:xfrm>
                       <a:off x="0" y="0"/>
-                      <a:ext cx="3600000" cy="601518"/>
+                      <a:ext cx="3599994" cy="601518"/>
                     </a:xfrm>
                     <a:prstGeom prst="rect">
                       <a:avLst/>
@@ -6851,7 +7608,7 @@
         </w:rPr>
         <w:drawing>
           <wp:inline>
-            <wp:extent cx="3600000" cy="2112000"/>
+            <wp:extent cx="3540000" cy="2112000"/>
             <wp:effectExtent b="0" l="0" r="0" t="0"/>
             <wp:docPr descr="" title="" id="99" name="Picture"/>
             <a:graphic>
@@ -6872,7 +7629,7 @@
                   <pic:spPr bwMode="auto">
                     <a:xfrm>
                       <a:off x="0" y="0"/>
-                      <a:ext cx="3600000" cy="2112000"/>
+                      <a:ext cx="3540000" cy="2112000"/>
                     </a:xfrm>
                     <a:prstGeom prst="rect">
                       <a:avLst/>
@@ -6893,6 +7650,46 @@
     </w:p>
     <w:p>
       <w:pPr>
+        <w:spacing w:before="0" w:after="0"/>
+      </w:pPr>
+    </w:p>
+    <w:p>
+      <w:pPr>
+        <w:spacing w:before="0" w:after="0"/>
+      </w:pPr>
+    </w:p>
+    <w:p>
+      <w:pPr>
+        <w:spacing w:before="0" w:after="0"/>
+      </w:pPr>
+    </w:p>
+    <w:p>
+      <w:pPr>
+        <w:spacing w:before="0" w:after="0"/>
+      </w:pPr>
+    </w:p>
+    <w:p>
+      <w:pPr>
+        <w:spacing w:before="0" w:after="0"/>
+      </w:pPr>
+    </w:p>
+    <w:p>
+      <w:pPr>
+        <w:spacing w:before="0" w:after="0"/>
+      </w:pPr>
+    </w:p>
+    <w:p>
+      <w:pPr>
+        <w:spacing w:before="0" w:after="0"/>
+      </w:pPr>
+    </w:p>
+    <w:p>
+      <w:pPr>
+        <w:spacing w:before="0" w:after="0"/>
+      </w:pPr>
+    </w:p>
+    <w:p>
+      <w:pPr>
         <w:spacing w:before="160" w:after="80"/>
       </w:pPr>
       <w:r>
@@ -7022,7 +7819,7 @@
         </w:rPr>
         <w:drawing>
           <wp:inline>
-            <wp:extent cx="1981200" cy="1257300"/>
+            <wp:extent cx="1981200" cy="1254760"/>
             <wp:effectExtent b="0" l="0" r="0" t="0"/>
             <wp:docPr descr="" title="" id="103" name="Picture"/>
             <a:graphic>
@@ -7043,7 +7840,7 @@
                   <pic:spPr bwMode="auto">
                     <a:xfrm>
                       <a:off x="0" y="0"/>
-                      <a:ext cx="1981200" cy="1257300"/>
+                      <a:ext cx="1981200" cy="1254760"/>
                     </a:xfrm>
                     <a:prstGeom prst="rect">
                       <a:avLst/>
@@ -7064,6 +7861,31 @@
     </w:p>
     <w:p>
       <w:pPr>
+        <w:spacing w:before="0" w:after="0"/>
+      </w:pPr>
+    </w:p>
+    <w:p>
+      <w:pPr>
+        <w:spacing w:before="0" w:after="0"/>
+      </w:pPr>
+    </w:p>
+    <w:p>
+      <w:pPr>
+        <w:spacing w:before="0" w:after="0"/>
+      </w:pPr>
+    </w:p>
+    <w:p>
+      <w:pPr>
+        <w:spacing w:before="0" w:after="0"/>
+      </w:pPr>
+    </w:p>
+    <w:p>
+      <w:pPr>
+        <w:spacing w:before="0" w:after="0"/>
+      </w:pPr>
+    </w:p>
+    <w:p>
+      <w:pPr>
         <w:spacing w:before="160" w:after="80"/>
       </w:pPr>
       <w:r>
@@ -7205,7 +8027,7 @@
         </w:rPr>
         <w:drawing>
           <wp:inline>
-            <wp:extent cx="3600000" cy="1489397"/>
+            <wp:extent cx="3600000" cy="1462500"/>
             <wp:effectExtent b="0" l="0" r="0" t="0"/>
             <wp:docPr descr="" title="" id="107" name="Picture"/>
             <a:graphic>
@@ -7226,7 +8048,7 @@
                   <pic:spPr bwMode="auto">
                     <a:xfrm>
                       <a:off x="0" y="0"/>
-                      <a:ext cx="3600000" cy="1489397"/>
+                      <a:ext cx="3600000" cy="1462500"/>
                     </a:xfrm>
                     <a:prstGeom prst="rect">
                       <a:avLst/>
@@ -7247,6 +8069,31 @@
     </w:p>
     <w:p>
       <w:pPr>
+        <w:spacing w:before="0" w:after="0"/>
+      </w:pPr>
+    </w:p>
+    <w:p>
+      <w:pPr>
+        <w:spacing w:before="0" w:after="0"/>
+      </w:pPr>
+    </w:p>
+    <w:p>
+      <w:pPr>
+        <w:spacing w:before="0" w:after="0"/>
+      </w:pPr>
+    </w:p>
+    <w:p>
+      <w:pPr>
+        <w:spacing w:before="0" w:after="0"/>
+      </w:pPr>
+    </w:p>
+    <w:p>
+      <w:pPr>
+        <w:spacing w:before="0" w:after="0"/>
+      </w:pPr>
+    </w:p>
+    <w:p>
+      <w:pPr>
         <w:spacing w:before="160" w:after="80"/>
       </w:pPr>
       <w:r>
@@ -7340,7 +8187,7 @@
         </w:rPr>
         <w:drawing>
           <wp:inline>
-            <wp:extent cx="3600000" cy="1531491"/>
+            <wp:extent cx="3600000" cy="1491713"/>
             <wp:effectExtent b="0" l="0" r="0" t="0"/>
             <wp:docPr descr="" title="" id="111" name="Picture"/>
             <a:graphic>
@@ -7361,7 +8208,7 @@
                   <pic:spPr bwMode="auto">
                     <a:xfrm>
                       <a:off x="0" y="0"/>
-                      <a:ext cx="3600000" cy="1531491"/>
+                      <a:ext cx="3600000" cy="1491713"/>
                     </a:xfrm>
                     <a:prstGeom prst="rect">
                       <a:avLst/>
@@ -7403,7 +8250,7 @@
         </w:rPr>
         <w:drawing>
           <wp:inline>
-            <wp:extent cx="3600000" cy="1627544"/>
+            <wp:extent cx="3535327" cy="1627544"/>
             <wp:effectExtent b="0" l="0" r="0" t="0"/>
             <wp:docPr descr="" title="" id="114" name="Picture"/>
             <a:graphic>
@@ -7424,7 +8271,7 @@
                   <pic:spPr bwMode="auto">
                     <a:xfrm>
                       <a:off x="0" y="0"/>
-                      <a:ext cx="3600000" cy="1627544"/>
+                      <a:ext cx="3535327" cy="1627544"/>
                     </a:xfrm>
                     <a:prstGeom prst="rect">
                       <a:avLst/>
@@ -7466,7 +8313,7 @@
         </w:rPr>
         <w:drawing>
           <wp:inline>
-            <wp:extent cx="2311400" cy="1384300"/>
+            <wp:extent cx="2311400" cy="1345052"/>
             <wp:effectExtent b="0" l="0" r="0" t="0"/>
             <wp:docPr descr="" title="" id="117" name="Picture"/>
             <a:graphic>
@@ -7487,7 +8334,7 @@
                   <pic:spPr bwMode="auto">
                     <a:xfrm>
                       <a:off x="0" y="0"/>
-                      <a:ext cx="2311400" cy="1384300"/>
+                      <a:ext cx="2311400" cy="1345052"/>
                     </a:xfrm>
                     <a:prstGeom prst="rect">
                       <a:avLst/>
@@ -7529,7 +8376,7 @@
         </w:rPr>
         <w:drawing>
           <wp:inline>
-            <wp:extent cx="3429000" cy="1600200"/>
+            <wp:extent cx="3429000" cy="1521135"/>
             <wp:effectExtent b="0" l="0" r="0" t="0"/>
             <wp:docPr descr="" title="" id="120" name="Picture"/>
             <a:graphic>
@@ -7550,7 +8397,7 @@
                   <pic:spPr bwMode="auto">
                     <a:xfrm>
                       <a:off x="0" y="0"/>
-                      <a:ext cx="3429000" cy="1600200"/>
+                      <a:ext cx="3429000" cy="1521135"/>
                     </a:xfrm>
                     <a:prstGeom prst="rect">
                       <a:avLst/>
@@ -7592,7 +8439,7 @@
         </w:rPr>
         <w:drawing>
           <wp:inline>
-            <wp:extent cx="3327400" cy="2489200"/>
+            <wp:extent cx="3327400" cy="2440950"/>
             <wp:effectExtent b="0" l="0" r="0" t="0"/>
             <wp:docPr descr="" title="" id="123" name="Picture"/>
             <a:graphic>
@@ -7613,7 +8460,7 @@
                   <pic:spPr bwMode="auto">
                     <a:xfrm>
                       <a:off x="0" y="0"/>
-                      <a:ext cx="3327400" cy="2489200"/>
+                      <a:ext cx="3327400" cy="2440950"/>
                     </a:xfrm>
                     <a:prstGeom prst="rect">
                       <a:avLst/>
@@ -7655,7 +8502,7 @@
         </w:rPr>
         <w:drawing>
           <wp:inline>
-            <wp:extent cx="3240000" cy="3322285"/>
+            <wp:extent cx="3240000" cy="3281143"/>
             <wp:effectExtent b="0" l="0" r="0" t="0"/>
             <wp:docPr descr="" title="" id="126" name="Picture"/>
             <a:graphic>
@@ -7676,7 +8523,7 @@
                   <pic:spPr bwMode="auto">
                     <a:xfrm>
                       <a:off x="0" y="0"/>
-                      <a:ext cx="3240000" cy="3322285"/>
+                      <a:ext cx="3240000" cy="3281143"/>
                     </a:xfrm>
                     <a:prstGeom prst="rect">
                       <a:avLst/>
@@ -7698,13 +8545,64 @@
     <w:p>
       <w:pPr>
         <w:pStyle w:val="BodyText"/>
-      </w:pPr>
-      <w:r>
-        <w:rPr>
-          <w:rFonts w:ascii="Times New Roman" w:hAnsi="Times New Roman" w:eastAsia="Times New Roman" w:cs="Times New Roman"/>
-        </w:rPr>
-        <w:t xml:space="preserve">A. ①②③　B. ④⑤　C. ②④⑥　D. ①②④</w:t>
-      </w:r>
+        <w:ind w:left="480" w:hanging="480"/>
+        <w:spacing w:after="0"/>
+      </w:pPr>
+      <w:r>
+        <w:rPr>
+          <w:rFonts w:ascii="Times New Roman" w:hAnsi="Times New Roman" w:eastAsia="Times New Roman" w:cs="Times New Roman"/>
+        </w:rPr>
+        <w:t xml:space="preserve">A. ①②③　</w:t>
+      </w:r>
+    </w:p>
+    <w:p>
+      <w:pPr>
+        <w:pStyle w:val="BodyText"/>
+        <w:ind w:left="480" w:hanging="480"/>
+        <w:spacing w:before="0" w:after="0"/>
+      </w:pPr>
+      <w:r>
+        <w:rPr>
+          <w:rFonts w:ascii="Times New Roman" w:hAnsi="Times New Roman" w:eastAsia="Times New Roman" w:cs="Times New Roman"/>
+        </w:rPr>
+        <w:t xml:space="preserve">B. ④⑤　</w:t>
+      </w:r>
+    </w:p>
+    <w:p>
+      <w:pPr>
+        <w:pStyle w:val="BodyText"/>
+        <w:ind w:left="480" w:hanging="480"/>
+        <w:spacing w:before="0" w:after="0"/>
+      </w:pPr>
+      <w:r>
+        <w:rPr>
+          <w:rFonts w:ascii="Times New Roman" w:hAnsi="Times New Roman" w:eastAsia="Times New Roman" w:cs="Times New Roman"/>
+        </w:rPr>
+        <w:t xml:space="preserve">C. ②④⑥　</w:t>
+      </w:r>
+    </w:p>
+    <w:p>
+      <w:pPr>
+        <w:pStyle w:val="BodyText"/>
+        <w:ind w:left="480" w:hanging="480"/>
+        <w:spacing w:before="0" w:after="180"/>
+      </w:pPr>
+      <w:r>
+        <w:rPr>
+          <w:rFonts w:ascii="Times New Roman" w:hAnsi="Times New Roman" w:eastAsia="Times New Roman" w:cs="Times New Roman"/>
+        </w:rPr>
+        <w:t xml:space="preserve">D. ①②④</w:t>
+      </w:r>
+    </w:p>
+    <w:p>
+      <w:pPr>
+        <w:spacing w:before="0" w:after="0"/>
+      </w:pPr>
+    </w:p>
+    <w:p>
+      <w:pPr>
+        <w:spacing w:before="0" w:after="0"/>
+      </w:pPr>
     </w:p>
     <w:p>
       <w:pPr>
@@ -7820,7 +8718,7 @@
         </w:rPr>
         <w:drawing>
           <wp:inline>
-            <wp:extent cx="3009900" cy="2336800"/>
+            <wp:extent cx="3009900" cy="2270179"/>
             <wp:effectExtent b="0" l="0" r="0" t="0"/>
             <wp:docPr descr="" title="" id="130" name="Picture"/>
             <a:graphic>
@@ -7841,7 +8739,7 @@
                   <pic:spPr bwMode="auto">
                     <a:xfrm>
                       <a:off x="0" y="0"/>
-                      <a:ext cx="3009900" cy="2336800"/>
+                      <a:ext cx="3009900" cy="2270179"/>
                     </a:xfrm>
                     <a:prstGeom prst="rect">
                       <a:avLst/>
@@ -7883,7 +8781,7 @@
         </w:rPr>
         <w:drawing>
           <wp:inline>
-            <wp:extent cx="3600000" cy="2198657"/>
+            <wp:extent cx="3600000" cy="2152703"/>
             <wp:effectExtent b="0" l="0" r="0" t="0"/>
             <wp:docPr descr="" title="" id="133" name="Picture"/>
             <a:graphic>
@@ -7904,7 +8802,7 @@
                   <pic:spPr bwMode="auto">
                     <a:xfrm>
                       <a:off x="0" y="0"/>
-                      <a:ext cx="3600000" cy="2198657"/>
+                      <a:ext cx="3600000" cy="2152703"/>
                     </a:xfrm>
                     <a:prstGeom prst="rect">
                       <a:avLst/>
@@ -7926,6 +8824,8 @@
     <w:p>
       <w:pPr>
         <w:pStyle w:val="BodyText"/>
+        <w:ind w:left="480" w:hanging="480"/>
+        <w:spacing w:after="0"/>
       </w:pPr>
       <w:r>
         <w:rPr>
@@ -7945,6 +8845,13 @@
         </w:rPr>
         <w:t xml:space="preserve"> </w:t>
       </w:r>
+    </w:p>
+    <w:p>
+      <w:pPr>
+        <w:pStyle w:val="BodyText"/>
+        <w:ind w:left="480" w:hanging="480"/>
+        <w:spacing w:before="0" w:after="0"/>
+      </w:pPr>
       <w:r>
         <w:rPr>
           <w:rFonts w:ascii="Times New Roman" w:hAnsi="Times New Roman" w:eastAsia="Times New Roman" w:cs="Times New Roman"/>
@@ -8015,6 +8922,13 @@
         </w:rPr>
         <w:t xml:space="preserve"> </w:t>
       </w:r>
+    </w:p>
+    <w:p>
+      <w:pPr>
+        <w:pStyle w:val="BodyText"/>
+        <w:ind w:left="480" w:hanging="480"/>
+        <w:spacing w:before="0" w:after="0"/>
+      </w:pPr>
       <w:r>
         <w:rPr>
           <w:rFonts w:ascii="Times New Roman" w:hAnsi="Times New Roman" w:eastAsia="Times New Roman" w:cs="Times New Roman"/>
@@ -8033,6 +8947,13 @@
         </w:rPr>
         <w:t xml:space="preserve"> </w:t>
       </w:r>
+    </w:p>
+    <w:p>
+      <w:pPr>
+        <w:pStyle w:val="BodyText"/>
+        <w:ind w:left="480" w:hanging="480"/>
+        <w:spacing w:before="0" w:after="180"/>
+      </w:pPr>
       <w:r>
         <w:rPr>
           <w:rFonts w:ascii="Times New Roman" w:hAnsi="Times New Roman" w:eastAsia="Times New Roman" w:cs="Times New Roman"/>
@@ -8081,6 +9002,16 @@
         </w:rPr>
         <w:t xml:space="preserve">种</w:t>
       </w:r>
+    </w:p>
+    <w:p>
+      <w:pPr>
+        <w:spacing w:before="0" w:after="0"/>
+      </w:pPr>
+    </w:p>
+    <w:p>
+      <w:pPr>
+        <w:spacing w:before="0" w:after="0"/>
+      </w:pPr>
     </w:p>
     <w:p>
       <w:pPr>
@@ -8160,7 +9091,7 @@
         </w:rPr>
         <w:drawing>
           <wp:inline>
-            <wp:extent cx="1524000" cy="1562100"/>
+            <wp:extent cx="1524000" cy="1510974"/>
             <wp:effectExtent b="0" l="0" r="0" t="0"/>
             <wp:docPr descr="" title="" id="137" name="Picture"/>
             <a:graphic>
@@ -8181,7 +9112,7 @@
                   <pic:spPr bwMode="auto">
                     <a:xfrm>
                       <a:off x="0" y="0"/>
-                      <a:ext cx="1524000" cy="1562100"/>
+                      <a:ext cx="1524000" cy="1510974"/>
                     </a:xfrm>
                     <a:prstGeom prst="rect">
                       <a:avLst/>
@@ -8212,7 +9143,7 @@
         </w:rPr>
         <w:drawing>
           <wp:inline>
-            <wp:extent cx="2273300" cy="1600200"/>
+            <wp:extent cx="2273300" cy="1533156"/>
             <wp:effectExtent b="0" l="0" r="0" t="0"/>
             <wp:docPr descr="" title="" id="140" name="Picture"/>
             <a:graphic>
@@ -8233,7 +9164,7 @@
                   <pic:spPr bwMode="auto">
                     <a:xfrm>
                       <a:off x="0" y="0"/>
-                      <a:ext cx="2273300" cy="1600200"/>
+                      <a:ext cx="2273300" cy="1533156"/>
                     </a:xfrm>
                     <a:prstGeom prst="rect">
                       <a:avLst/>
@@ -8264,7 +9195,7 @@
         </w:rPr>
         <w:drawing>
           <wp:inline>
-            <wp:extent cx="1562100" cy="1485900"/>
+            <wp:extent cx="1540933" cy="1485900"/>
             <wp:effectExtent b="0" l="0" r="0" t="0"/>
             <wp:docPr descr="" title="" id="143" name="Picture"/>
             <a:graphic>
@@ -8285,7 +9216,7 @@
                   <pic:spPr bwMode="auto">
                     <a:xfrm>
                       <a:off x="0" y="0"/>
-                      <a:ext cx="1562100" cy="1485900"/>
+                      <a:ext cx="1540933" cy="1485900"/>
                     </a:xfrm>
                     <a:prstGeom prst="rect">
                       <a:avLst/>
@@ -8316,7 +9247,7 @@
         </w:rPr>
         <w:drawing>
           <wp:inline>
-            <wp:extent cx="2082800" cy="2806700"/>
+            <wp:extent cx="2044700" cy="2806700"/>
             <wp:effectExtent b="0" l="0" r="0" t="0"/>
             <wp:docPr descr="" title="" id="146" name="Picture"/>
             <a:graphic>
@@ -8337,7 +9268,7 @@
                   <pic:spPr bwMode="auto">
                     <a:xfrm>
                       <a:off x="0" y="0"/>
-                      <a:ext cx="2082800" cy="2806700"/>
+                      <a:ext cx="2044700" cy="2806700"/>
                     </a:xfrm>
                     <a:prstGeom prst="rect">
                       <a:avLst/>
@@ -8358,6 +9289,21 @@
     </w:p>
     <w:p>
       <w:pPr>
+        <w:spacing w:before="0" w:after="0"/>
+      </w:pPr>
+    </w:p>
+    <w:p>
+      <w:pPr>
+        <w:spacing w:before="0" w:after="0"/>
+      </w:pPr>
+    </w:p>
+    <w:p>
+      <w:pPr>
+        <w:spacing w:before="0" w:after="0"/>
+      </w:pPr>
+    </w:p>
+    <w:p>
+      <w:pPr>
         <w:spacing w:before="160" w:after="80"/>
       </w:pPr>
       <w:r>
@@ -8422,7 +9368,7 @@
         </w:rPr>
         <w:drawing>
           <wp:inline>
-            <wp:extent cx="1800000" cy="3109090"/>
+            <wp:extent cx="1571628" cy="3109090"/>
             <wp:effectExtent b="0" l="0" r="0" t="0"/>
             <wp:docPr descr="" title="" id="150" name="Picture"/>
             <a:graphic>
@@ -8443,7 +9389,7 @@
                   <pic:spPr bwMode="auto">
                     <a:xfrm>
                       <a:off x="0" y="0"/>
-                      <a:ext cx="1800000" cy="3109090"/>
+                      <a:ext cx="1571628" cy="3109090"/>
                     </a:xfrm>
                     <a:prstGeom prst="rect">
                       <a:avLst/>
@@ -8474,7 +9420,7 @@
         </w:rPr>
         <w:drawing>
           <wp:inline>
-            <wp:extent cx="2197100" cy="2374900"/>
+            <wp:extent cx="2113922" cy="2374900"/>
             <wp:effectExtent b="0" l="0" r="0" t="0"/>
             <wp:docPr descr="" title="" id="153" name="Picture"/>
             <a:graphic>
@@ -8495,7 +9441,7 @@
                   <pic:spPr bwMode="auto">
                     <a:xfrm>
                       <a:off x="0" y="0"/>
-                      <a:ext cx="2197100" cy="2374900"/>
+                      <a:ext cx="2113922" cy="2374900"/>
                     </a:xfrm>
                     <a:prstGeom prst="rect">
                       <a:avLst/>
@@ -8526,7 +9472,7 @@
         </w:rPr>
         <w:drawing>
           <wp:inline>
-            <wp:extent cx="3048000" cy="2451100"/>
+            <wp:extent cx="3048000" cy="2407004"/>
             <wp:effectExtent b="0" l="0" r="0" t="0"/>
             <wp:docPr descr="" title="" id="156" name="Picture"/>
             <a:graphic>
@@ -8547,7 +9493,7 @@
                   <pic:spPr bwMode="auto">
                     <a:xfrm>
                       <a:off x="0" y="0"/>
-                      <a:ext cx="3048000" cy="2451100"/>
+                      <a:ext cx="3048000" cy="2407004"/>
                     </a:xfrm>
                     <a:prstGeom prst="rect">
                       <a:avLst/>
@@ -8578,7 +9524,7 @@
         </w:rPr>
         <w:drawing>
           <wp:inline>
-            <wp:extent cx="1536700" cy="3429000"/>
+            <wp:extent cx="1500996" cy="3429000"/>
             <wp:effectExtent b="0" l="0" r="0" t="0"/>
             <wp:docPr descr="" title="" id="159" name="Picture"/>
             <a:graphic>
@@ -8599,7 +9545,7 @@
                   <pic:spPr bwMode="auto">
                     <a:xfrm>
                       <a:off x="0" y="0"/>
-                      <a:ext cx="1536700" cy="3429000"/>
+                      <a:ext cx="1500996" cy="3429000"/>
                     </a:xfrm>
                     <a:prstGeom prst="rect">
                       <a:avLst/>
@@ -8682,7 +9628,7 @@
         </w:rPr>
         <w:drawing>
           <wp:inline>
-            <wp:extent cx="2019300" cy="2374900"/>
+            <wp:extent cx="2019300" cy="2360221"/>
             <wp:effectExtent b="0" l="0" r="0" t="0"/>
             <wp:docPr descr="" title="" id="165" name="Picture"/>
             <a:graphic>
@@ -8703,7 +9649,7 @@
                   <pic:spPr bwMode="auto">
                     <a:xfrm>
                       <a:off x="0" y="0"/>
-                      <a:ext cx="2019300" cy="2374900"/>
+                      <a:ext cx="2019300" cy="2360221"/>
                     </a:xfrm>
                     <a:prstGeom prst="rect">
                       <a:avLst/>
@@ -8776,6 +9722,21 @@
     </w:p>
     <w:p>
       <w:pPr>
+        <w:spacing w:before="0" w:after="0"/>
+      </w:pPr>
+    </w:p>
+    <w:p>
+      <w:pPr>
+        <w:spacing w:before="0" w:after="0"/>
+      </w:pPr>
+    </w:p>
+    <w:p>
+      <w:pPr>
+        <w:spacing w:before="0" w:after="0"/>
+      </w:pPr>
+    </w:p>
+    <w:p>
+      <w:pPr>
         <w:spacing w:before="160" w:after="80"/>
       </w:pPr>
       <w:r>
@@ -9398,6 +10359,46 @@
         </w:rPr>
         <w:t>。</w:t>
       </w:r>
+    </w:p>
+    <w:p>
+      <w:pPr>
+        <w:spacing w:before="0" w:after="0"/>
+      </w:pPr>
+    </w:p>
+    <w:p>
+      <w:pPr>
+        <w:spacing w:before="0" w:after="0"/>
+      </w:pPr>
+    </w:p>
+    <w:p>
+      <w:pPr>
+        <w:spacing w:before="0" w:after="0"/>
+      </w:pPr>
+    </w:p>
+    <w:p>
+      <w:pPr>
+        <w:spacing w:before="0" w:after="0"/>
+      </w:pPr>
+    </w:p>
+    <w:p>
+      <w:pPr>
+        <w:spacing w:before="0" w:after="0"/>
+      </w:pPr>
+    </w:p>
+    <w:p>
+      <w:pPr>
+        <w:spacing w:before="0" w:after="0"/>
+      </w:pPr>
+    </w:p>
+    <w:p>
+      <w:pPr>
+        <w:spacing w:before="0" w:after="0"/>
+      </w:pPr>
+    </w:p>
+    <w:p>
+      <w:pPr>
+        <w:spacing w:before="0" w:after="0"/>
+      </w:pPr>
     </w:p>
     <w:p>
       <w:pPr>
@@ -10291,6 +11292,46 @@
     </w:p>
     <w:p>
       <w:pPr>
+        <w:spacing w:before="0" w:after="0"/>
+      </w:pPr>
+    </w:p>
+    <w:p>
+      <w:pPr>
+        <w:spacing w:before="0" w:after="0"/>
+      </w:pPr>
+    </w:p>
+    <w:p>
+      <w:pPr>
+        <w:spacing w:before="0" w:after="0"/>
+      </w:pPr>
+    </w:p>
+    <w:p>
+      <w:pPr>
+        <w:spacing w:before="0" w:after="0"/>
+      </w:pPr>
+    </w:p>
+    <w:p>
+      <w:pPr>
+        <w:spacing w:before="0" w:after="0"/>
+      </w:pPr>
+    </w:p>
+    <w:p>
+      <w:pPr>
+        <w:spacing w:before="0" w:after="0"/>
+      </w:pPr>
+    </w:p>
+    <w:p>
+      <w:pPr>
+        <w:spacing w:before="0" w:after="0"/>
+      </w:pPr>
+    </w:p>
+    <w:p>
+      <w:pPr>
+        <w:spacing w:before="0" w:after="0"/>
+      </w:pPr>
+    </w:p>
+    <w:p>
+      <w:pPr>
         <w:spacing w:before="160" w:after="80"/>
       </w:pPr>
       <w:r>
@@ -10967,7 +12008,7 @@
         </w:rPr>
         <w:drawing>
           <wp:inline>
-            <wp:extent cx="3149600" cy="3009900"/>
+            <wp:extent cx="3149600" cy="2966636"/>
             <wp:effectExtent b="0" l="0" r="0" t="0"/>
             <wp:docPr descr="" title="" id="174" name="Picture"/>
             <a:graphic>
@@ -10988,7 +12029,7 @@
                   <pic:spPr bwMode="auto">
                     <a:xfrm>
                       <a:off x="0" y="0"/>
-                      <a:ext cx="3149600" cy="3009900"/>
+                      <a:ext cx="3149600" cy="2966636"/>
                     </a:xfrm>
                     <a:prstGeom prst="rect">
                       <a:avLst/>
@@ -11037,7 +12078,7 @@
         </w:rPr>
         <w:drawing>
           <wp:inline>
-            <wp:extent cx="3048000" cy="2971800"/>
+            <wp:extent cx="3048000" cy="2970179"/>
             <wp:effectExtent b="0" l="0" r="0" t="0"/>
             <wp:docPr descr="" title="" id="177" name="Picture"/>
             <a:graphic>
@@ -11058,7 +12099,7 @@
                   <pic:spPr bwMode="auto">
                     <a:xfrm>
                       <a:off x="0" y="0"/>
-                      <a:ext cx="3048000" cy="2971800"/>
+                      <a:ext cx="3048000" cy="2970179"/>
                     </a:xfrm>
                     <a:prstGeom prst="rect">
                       <a:avLst/>
@@ -11107,7 +12148,7 @@
         </w:rPr>
         <w:drawing>
           <wp:inline>
-            <wp:extent cx="3073400" cy="2933700"/>
+            <wp:extent cx="3062938" cy="2933700"/>
             <wp:effectExtent b="0" l="0" r="0" t="0"/>
             <wp:docPr descr="" title="" id="180" name="Picture"/>
             <a:graphic>
@@ -11128,7 +12169,7 @@
                   <pic:spPr bwMode="auto">
                     <a:xfrm>
                       <a:off x="0" y="0"/>
-                      <a:ext cx="3073400" cy="2933700"/>
+                      <a:ext cx="3062938" cy="2933700"/>
                     </a:xfrm>
                     <a:prstGeom prst="rect">
                       <a:avLst/>
@@ -11412,7 +12453,7 @@
         </w:rPr>
         <w:drawing>
           <wp:inline>
-            <wp:extent cx="3600000" cy="2019718"/>
+            <wp:extent cx="3600000" cy="1990588"/>
             <wp:effectExtent b="0" l="0" r="0" t="0"/>
             <wp:docPr descr="" title="" id="183" name="Picture"/>
             <a:graphic>
@@ -11433,7 +12474,7 @@
                   <pic:spPr bwMode="auto">
                     <a:xfrm>
                       <a:off x="0" y="0"/>
-                      <a:ext cx="3600000" cy="2019718"/>
+                      <a:ext cx="3600000" cy="1990588"/>
                     </a:xfrm>
                     <a:prstGeom prst="rect">
                       <a:avLst/>
@@ -11482,7 +12523,7 @@
         </w:rPr>
         <w:drawing>
           <wp:inline>
-            <wp:extent cx="3600000" cy="2034042"/>
+            <wp:extent cx="3600000" cy="1974468"/>
             <wp:effectExtent b="0" l="0" r="0" t="0"/>
             <wp:docPr descr="" title="" id="186" name="Picture"/>
             <a:graphic>
@@ -11503,7 +12544,7 @@
                   <pic:spPr bwMode="auto">
                     <a:xfrm>
                       <a:off x="0" y="0"/>
-                      <a:ext cx="3600000" cy="2034042"/>
+                      <a:ext cx="3600000" cy="1974468"/>
                     </a:xfrm>
                     <a:prstGeom prst="rect">
                       <a:avLst/>
@@ -11726,7 +12767,7 @@
         </w:rPr>
         <w:drawing>
           <wp:inline>
-            <wp:extent cx="3600000" cy="1076156"/>
+            <wp:extent cx="3600000" cy="1071658"/>
             <wp:effectExtent b="0" l="0" r="0" t="0"/>
             <wp:docPr descr="" title="" id="192" name="Picture"/>
             <a:graphic>
@@ -11747,7 +12788,7 @@
                   <pic:spPr bwMode="auto">
                     <a:xfrm>
                       <a:off x="0" y="0"/>
-                      <a:ext cx="3600000" cy="1076156"/>
+                      <a:ext cx="3600000" cy="1071658"/>
                     </a:xfrm>
                     <a:prstGeom prst="rect">
                       <a:avLst/>
@@ -11843,6 +12884,46 @@
     </w:p>
     <w:p>
       <w:pPr>
+        <w:spacing w:before="0" w:after="0"/>
+      </w:pPr>
+    </w:p>
+    <w:p>
+      <w:pPr>
+        <w:spacing w:before="0" w:after="0"/>
+      </w:pPr>
+    </w:p>
+    <w:p>
+      <w:pPr>
+        <w:spacing w:before="0" w:after="0"/>
+      </w:pPr>
+    </w:p>
+    <w:p>
+      <w:pPr>
+        <w:spacing w:before="0" w:after="0"/>
+      </w:pPr>
+    </w:p>
+    <w:p>
+      <w:pPr>
+        <w:spacing w:before="0" w:after="0"/>
+      </w:pPr>
+    </w:p>
+    <w:p>
+      <w:pPr>
+        <w:spacing w:before="0" w:after="0"/>
+      </w:pPr>
+    </w:p>
+    <w:p>
+      <w:pPr>
+        <w:spacing w:before="0" w:after="0"/>
+      </w:pPr>
+    </w:p>
+    <w:p>
+      <w:pPr>
+        <w:spacing w:before="0" w:after="0"/>
+      </w:pPr>
+    </w:p>
+    <w:p>
+      <w:pPr>
         <w:spacing w:before="160" w:after="80"/>
       </w:pPr>
       <w:r>
@@ -11991,7 +13072,7 @@
         </w:rPr>
         <w:drawing>
           <wp:inline>
-            <wp:extent cx="1800000" cy="3297029"/>
+            <wp:extent cx="1639604" cy="3297029"/>
             <wp:effectExtent b="0" l="0" r="0" t="0"/>
             <wp:docPr descr="" title="" id="196" name="Picture"/>
             <a:graphic>
@@ -12012,7 +13093,7 @@
                   <pic:spPr bwMode="auto">
                     <a:xfrm>
                       <a:off x="0" y="0"/>
-                      <a:ext cx="1800000" cy="3297029"/>
+                      <a:ext cx="1639604" cy="3297029"/>
                     </a:xfrm>
                     <a:prstGeom prst="rect">
                       <a:avLst/>
@@ -12030,6 +13111,21 @@
           </wp:inline>
         </w:drawing>
       </w:r>
+    </w:p>
+    <w:p>
+      <w:pPr>
+        <w:spacing w:before="0" w:after="0"/>
+      </w:pPr>
+    </w:p>
+    <w:p>
+      <w:pPr>
+        <w:spacing w:before="0" w:after="0"/>
+      </w:pPr>
+    </w:p>
+    <w:p>
+      <w:pPr>
+        <w:spacing w:before="0" w:after="0"/>
+      </w:pPr>
     </w:p>
     <w:p>
       <w:pPr>
@@ -12452,6 +13548,31 @@
         </w:rPr>
         <w:t>。</w:t>
       </w:r>
+    </w:p>
+    <w:p>
+      <w:pPr>
+        <w:spacing w:before="0" w:after="0"/>
+      </w:pPr>
+    </w:p>
+    <w:p>
+      <w:pPr>
+        <w:spacing w:before="0" w:after="0"/>
+      </w:pPr>
+    </w:p>
+    <w:p>
+      <w:pPr>
+        <w:spacing w:before="0" w:after="0"/>
+      </w:pPr>
+    </w:p>
+    <w:p>
+      <w:pPr>
+        <w:spacing w:before="0" w:after="0"/>
+      </w:pPr>
+    </w:p>
+    <w:p>
+      <w:pPr>
+        <w:spacing w:before="0" w:after="0"/>
+      </w:pPr>
     </w:p>
     <w:p>
       <w:pPr>
@@ -13118,6 +14239,46 @@
           </m:sup>
         </m:sSup>
       </m:oMath>
+    </w:p>
+    <w:p>
+      <w:pPr>
+        <w:spacing w:before="0" w:after="0"/>
+      </w:pPr>
+    </w:p>
+    <w:p>
+      <w:pPr>
+        <w:spacing w:before="0" w:after="0"/>
+      </w:pPr>
+    </w:p>
+    <w:p>
+      <w:pPr>
+        <w:spacing w:before="0" w:after="0"/>
+      </w:pPr>
+    </w:p>
+    <w:p>
+      <w:pPr>
+        <w:spacing w:before="0" w:after="0"/>
+      </w:pPr>
+    </w:p>
+    <w:p>
+      <w:pPr>
+        <w:spacing w:before="0" w:after="0"/>
+      </w:pPr>
+    </w:p>
+    <w:p>
+      <w:pPr>
+        <w:spacing w:before="0" w:after="0"/>
+      </w:pPr>
+    </w:p>
+    <w:p>
+      <w:pPr>
+        <w:spacing w:before="0" w:after="0"/>
+      </w:pPr>
+    </w:p>
+    <w:p>
+      <w:pPr>
+        <w:spacing w:before="0" w:after="0"/>
+      </w:pPr>
     </w:p>
     <w:p>
       <w:pPr>
@@ -14429,6 +15590,46 @@
     </w:p>
     <w:p>
       <w:pPr>
+        <w:spacing w:before="0" w:after="0"/>
+      </w:pPr>
+    </w:p>
+    <w:p>
+      <w:pPr>
+        <w:spacing w:before="0" w:after="0"/>
+      </w:pPr>
+    </w:p>
+    <w:p>
+      <w:pPr>
+        <w:spacing w:before="0" w:after="0"/>
+      </w:pPr>
+    </w:p>
+    <w:p>
+      <w:pPr>
+        <w:spacing w:before="0" w:after="0"/>
+      </w:pPr>
+    </w:p>
+    <w:p>
+      <w:pPr>
+        <w:spacing w:before="0" w:after="0"/>
+      </w:pPr>
+    </w:p>
+    <w:p>
+      <w:pPr>
+        <w:spacing w:before="0" w:after="0"/>
+      </w:pPr>
+    </w:p>
+    <w:p>
+      <w:pPr>
+        <w:spacing w:before="0" w:after="0"/>
+      </w:pPr>
+    </w:p>
+    <w:p>
+      <w:pPr>
+        <w:spacing w:before="0" w:after="0"/>
+      </w:pPr>
+    </w:p>
+    <w:p>
+      <w:pPr>
         <w:spacing w:before="160" w:after="80"/>
       </w:pPr>
       <w:r>
@@ -14601,7 +15802,7 @@
         </w:rPr>
         <w:drawing>
           <wp:inline>
-            <wp:extent cx="3600000" cy="1305221"/>
+            <wp:extent cx="3600000" cy="1296142"/>
             <wp:effectExtent b="0" l="0" r="0" t="0"/>
             <wp:docPr descr="" title="" id="203" name="Picture"/>
             <a:graphic>
@@ -14622,7 +15823,7 @@
                   <pic:spPr bwMode="auto">
                     <a:xfrm>
                       <a:off x="0" y="0"/>
-                      <a:ext cx="3600000" cy="1305221"/>
+                      <a:ext cx="3600000" cy="1296142"/>
                     </a:xfrm>
                     <a:prstGeom prst="rect">
                       <a:avLst/>
@@ -15530,6 +16731,46 @@
     </w:p>
     <w:p>
       <w:pPr>
+        <w:spacing w:before="0" w:after="0"/>
+      </w:pPr>
+    </w:p>
+    <w:p>
+      <w:pPr>
+        <w:spacing w:before="0" w:after="0"/>
+      </w:pPr>
+    </w:p>
+    <w:p>
+      <w:pPr>
+        <w:spacing w:before="0" w:after="0"/>
+      </w:pPr>
+    </w:p>
+    <w:p>
+      <w:pPr>
+        <w:spacing w:before="0" w:after="0"/>
+      </w:pPr>
+    </w:p>
+    <w:p>
+      <w:pPr>
+        <w:spacing w:before="0" w:after="0"/>
+      </w:pPr>
+    </w:p>
+    <w:p>
+      <w:pPr>
+        <w:spacing w:before="0" w:after="0"/>
+      </w:pPr>
+    </w:p>
+    <w:p>
+      <w:pPr>
+        <w:spacing w:before="0" w:after="0"/>
+      </w:pPr>
+    </w:p>
+    <w:p>
+      <w:pPr>
+        <w:spacing w:before="0" w:after="0"/>
+      </w:pPr>
+    </w:p>
+    <w:p>
+      <w:pPr>
         <w:spacing w:before="160" w:after="80"/>
       </w:pPr>
       <w:r>
@@ -15776,7 +17017,7 @@
         </w:rPr>
         <w:drawing>
           <wp:inline>
-            <wp:extent cx="3600000" cy="1899674"/>
+            <wp:extent cx="3600000" cy="1864918"/>
             <wp:effectExtent b="0" l="0" r="0" t="0"/>
             <wp:docPr descr="" title="" id="210" name="Picture"/>
             <a:graphic>
@@ -15797,7 +17038,7 @@
                   <pic:spPr bwMode="auto">
                     <a:xfrm>
                       <a:off x="0" y="0"/>
-                      <a:ext cx="3600000" cy="1899674"/>
+                      <a:ext cx="3600000" cy="1864918"/>
                     </a:xfrm>
                     <a:prstGeom prst="rect">
                       <a:avLst/>
@@ -15848,13 +17089,64 @@
     <w:p>
       <w:pPr>
         <w:pStyle w:val="BodyText"/>
-      </w:pPr>
-      <w:r>
-        <w:rPr>
-          <w:rFonts w:ascii="Times New Roman" w:hAnsi="Times New Roman" w:eastAsia="Times New Roman" w:cs="Times New Roman"/>
-        </w:rPr>
-        <w:t xml:space="preserve">A. 15%　B. 30%　C. 37.5%　D. 46%</w:t>
-      </w:r>
+        <w:ind w:left="480" w:hanging="480"/>
+        <w:spacing w:after="0"/>
+      </w:pPr>
+      <w:r>
+        <w:rPr>
+          <w:rFonts w:ascii="Times New Roman" w:hAnsi="Times New Roman" w:eastAsia="Times New Roman" w:cs="Times New Roman"/>
+        </w:rPr>
+        <w:t xml:space="preserve">A. 15%　</w:t>
+      </w:r>
+    </w:p>
+    <w:p>
+      <w:pPr>
+        <w:pStyle w:val="BodyText"/>
+        <w:ind w:left="480" w:hanging="480"/>
+        <w:spacing w:before="0" w:after="0"/>
+      </w:pPr>
+      <w:r>
+        <w:rPr>
+          <w:rFonts w:ascii="Times New Roman" w:hAnsi="Times New Roman" w:eastAsia="Times New Roman" w:cs="Times New Roman"/>
+        </w:rPr>
+        <w:t xml:space="preserve">B. 30%　</w:t>
+      </w:r>
+    </w:p>
+    <w:p>
+      <w:pPr>
+        <w:pStyle w:val="BodyText"/>
+        <w:ind w:left="480" w:hanging="480"/>
+        <w:spacing w:before="0" w:after="0"/>
+      </w:pPr>
+      <w:r>
+        <w:rPr>
+          <w:rFonts w:ascii="Times New Roman" w:hAnsi="Times New Roman" w:eastAsia="Times New Roman" w:cs="Times New Roman"/>
+        </w:rPr>
+        <w:t xml:space="preserve">C. 37.5%　</w:t>
+      </w:r>
+    </w:p>
+    <w:p>
+      <w:pPr>
+        <w:pStyle w:val="BodyText"/>
+        <w:ind w:left="480" w:hanging="480"/>
+        <w:spacing w:before="0" w:after="180"/>
+      </w:pPr>
+      <w:r>
+        <w:rPr>
+          <w:rFonts w:ascii="Times New Roman" w:hAnsi="Times New Roman" w:eastAsia="Times New Roman" w:cs="Times New Roman"/>
+        </w:rPr>
+        <w:t xml:space="preserve">D. 46%</w:t>
+      </w:r>
+    </w:p>
+    <w:p>
+      <w:pPr>
+        <w:spacing w:before="0" w:after="0"/>
+      </w:pPr>
+    </w:p>
+    <w:p>
+      <w:pPr>
+        <w:spacing w:before="0" w:after="0"/>
+      </w:pPr>
     </w:p>
     <w:p>
       <w:pPr>
@@ -15946,7 +17238,7 @@
         </w:rPr>
         <w:drawing>
           <wp:inline>
-            <wp:extent cx="3600000" cy="1357894"/>
+            <wp:extent cx="3600000" cy="1350877"/>
             <wp:effectExtent b="0" l="0" r="0" t="0"/>
             <wp:docPr descr="" title="" id="214" name="Picture"/>
             <a:graphic>
@@ -15967,7 +17259,7 @@
                   <pic:spPr bwMode="auto">
                     <a:xfrm>
                       <a:off x="0" y="0"/>
-                      <a:ext cx="3600000" cy="1357894"/>
+                      <a:ext cx="3600000" cy="1350877"/>
                     </a:xfrm>
                     <a:prstGeom prst="rect">
                       <a:avLst/>
@@ -16595,6 +17887,46 @@
     </w:p>
     <w:p>
       <w:pPr>
+        <w:spacing w:before="0" w:after="0"/>
+      </w:pPr>
+    </w:p>
+    <w:p>
+      <w:pPr>
+        <w:spacing w:before="0" w:after="0"/>
+      </w:pPr>
+    </w:p>
+    <w:p>
+      <w:pPr>
+        <w:spacing w:before="0" w:after="0"/>
+      </w:pPr>
+    </w:p>
+    <w:p>
+      <w:pPr>
+        <w:spacing w:before="0" w:after="0"/>
+      </w:pPr>
+    </w:p>
+    <w:p>
+      <w:pPr>
+        <w:spacing w:before="0" w:after="0"/>
+      </w:pPr>
+    </w:p>
+    <w:p>
+      <w:pPr>
+        <w:spacing w:before="0" w:after="0"/>
+      </w:pPr>
+    </w:p>
+    <w:p>
+      <w:pPr>
+        <w:spacing w:before="0" w:after="0"/>
+      </w:pPr>
+    </w:p>
+    <w:p>
+      <w:pPr>
+        <w:spacing w:before="0" w:after="0"/>
+      </w:pPr>
+    </w:p>
+    <w:p>
+      <w:pPr>
         <w:spacing w:before="160" w:after="80"/>
       </w:pPr>
       <w:r>
@@ -16932,7 +18264,7 @@
         </w:rPr>
         <w:drawing>
           <wp:inline>
-            <wp:extent cx="3600000" cy="1983792"/>
+            <wp:extent cx="3594164" cy="1983792"/>
             <wp:effectExtent b="0" l="0" r="0" t="0"/>
             <wp:docPr descr="" title="" id="221" name="Picture"/>
             <a:graphic>
@@ -16953,7 +18285,7 @@
                   <pic:spPr bwMode="auto">
                     <a:xfrm>
                       <a:off x="0" y="0"/>
-                      <a:ext cx="3600000" cy="1983792"/>
+                      <a:ext cx="3594164" cy="1983792"/>
                     </a:xfrm>
                     <a:prstGeom prst="rect">
                       <a:avLst/>
@@ -17001,7 +18333,7 @@
         </w:rPr>
         <w:drawing>
           <wp:inline>
-            <wp:extent cx="3240000" cy="3185849"/>
+            <wp:extent cx="3240000" cy="3149749"/>
             <wp:effectExtent b="0" l="0" r="0" t="0"/>
             <wp:docPr descr="" title="" id="224" name="Picture"/>
             <a:graphic>
@@ -17022,7 +18354,7 @@
                   <pic:spPr bwMode="auto">
                     <a:xfrm>
                       <a:off x="0" y="0"/>
-                      <a:ext cx="3240000" cy="3185849"/>
+                      <a:ext cx="3240000" cy="3149749"/>
                     </a:xfrm>
                     <a:prstGeom prst="rect">
                       <a:avLst/>
@@ -17137,6 +18469,46 @@
         </w:rPr>
         <w:t xml:space="preserve"> (4) D ____。</w:t>
       </w:r>
+    </w:p>
+    <w:p>
+      <w:pPr>
+        <w:spacing w:before="0" w:after="0"/>
+      </w:pPr>
+    </w:p>
+    <w:p>
+      <w:pPr>
+        <w:spacing w:before="0" w:after="0"/>
+      </w:pPr>
+    </w:p>
+    <w:p>
+      <w:pPr>
+        <w:spacing w:before="0" w:after="0"/>
+      </w:pPr>
+    </w:p>
+    <w:p>
+      <w:pPr>
+        <w:spacing w:before="0" w:after="0"/>
+      </w:pPr>
+    </w:p>
+    <w:p>
+      <w:pPr>
+        <w:spacing w:before="0" w:after="0"/>
+      </w:pPr>
+    </w:p>
+    <w:p>
+      <w:pPr>
+        <w:spacing w:before="0" w:after="0"/>
+      </w:pPr>
+    </w:p>
+    <w:p>
+      <w:pPr>
+        <w:spacing w:before="0" w:after="0"/>
+      </w:pPr>
+    </w:p>
+    <w:p>
+      <w:pPr>
+        <w:spacing w:before="0" w:after="0"/>
+      </w:pPr>
     </w:p>
     <w:p>
       <w:pPr>
@@ -17901,7 +19273,7 @@
         </w:rPr>
         <w:drawing>
           <wp:inline>
-            <wp:extent cx="3240000" cy="3469701"/>
+            <wp:extent cx="3215820" cy="3469701"/>
             <wp:effectExtent b="0" l="0" r="0" t="0"/>
             <wp:docPr descr="" title="" id="228" name="Picture"/>
             <a:graphic>
@@ -17922,7 +19294,7 @@
                   <pic:spPr bwMode="auto">
                     <a:xfrm>
                       <a:off x="0" y="0"/>
-                      <a:ext cx="3240000" cy="3469701"/>
+                      <a:ext cx="3215820" cy="3469701"/>
                     </a:xfrm>
                     <a:prstGeom prst="rect">
                       <a:avLst/>
@@ -17953,7 +19325,7 @@
         </w:rPr>
         <w:drawing>
           <wp:inline>
-            <wp:extent cx="2730500" cy="3759200"/>
+            <wp:extent cx="2730500" cy="3730401"/>
             <wp:effectExtent b="0" l="0" r="0" t="0"/>
             <wp:docPr descr="" title="" id="231" name="Picture"/>
             <a:graphic>
@@ -17974,7 +19346,7 @@
                   <pic:spPr bwMode="auto">
                     <a:xfrm>
                       <a:off x="0" y="0"/>
-                      <a:ext cx="2730500" cy="3759200"/>
+                      <a:ext cx="2730500" cy="3730401"/>
                     </a:xfrm>
                     <a:prstGeom prst="rect">
                       <a:avLst/>
@@ -18005,7 +19377,7 @@
         </w:rPr>
         <w:drawing>
           <wp:inline>
-            <wp:extent cx="3240000" cy="3315568"/>
+            <wp:extent cx="3238685" cy="3315568"/>
             <wp:effectExtent b="0" l="0" r="0" t="0"/>
             <wp:docPr descr="" title="" id="234" name="Picture"/>
             <a:graphic>
@@ -18026,7 +19398,7 @@
                   <pic:spPr bwMode="auto">
                     <a:xfrm>
                       <a:off x="0" y="0"/>
-                      <a:ext cx="3240000" cy="3315568"/>
+                      <a:ext cx="3238685" cy="3315568"/>
                     </a:xfrm>
                     <a:prstGeom prst="rect">
                       <a:avLst/>
@@ -18338,6 +19710,46 @@
     </w:p>
     <w:p>
       <w:pPr>
+        <w:spacing w:before="0" w:after="0"/>
+      </w:pPr>
+    </w:p>
+    <w:p>
+      <w:pPr>
+        <w:spacing w:before="0" w:after="0"/>
+      </w:pPr>
+    </w:p>
+    <w:p>
+      <w:pPr>
+        <w:spacing w:before="0" w:after="0"/>
+      </w:pPr>
+    </w:p>
+    <w:p>
+      <w:pPr>
+        <w:spacing w:before="0" w:after="0"/>
+      </w:pPr>
+    </w:p>
+    <w:p>
+      <w:pPr>
+        <w:spacing w:before="0" w:after="0"/>
+      </w:pPr>
+    </w:p>
+    <w:p>
+      <w:pPr>
+        <w:spacing w:before="0" w:after="0"/>
+      </w:pPr>
+    </w:p>
+    <w:p>
+      <w:pPr>
+        <w:spacing w:before="0" w:after="0"/>
+      </w:pPr>
+    </w:p>
+    <w:p>
+      <w:pPr>
+        <w:spacing w:before="0" w:after="0"/>
+      </w:pPr>
+    </w:p>
+    <w:p>
+      <w:pPr>
         <w:spacing w:before="160" w:after="80"/>
       </w:pPr>
       <w:r>
@@ -18414,7 +19826,7 @@
         </w:rPr>
         <w:drawing>
           <wp:inline>
-            <wp:extent cx="1714500" cy="1422400"/>
+            <wp:extent cx="1709615" cy="1422400"/>
             <wp:effectExtent b="0" l="0" r="0" t="0"/>
             <wp:docPr descr="" title="" id="238" name="Picture"/>
             <a:graphic>
@@ -18435,7 +19847,7 @@
                   <pic:spPr bwMode="auto">
                     <a:xfrm>
                       <a:off x="0" y="0"/>
-                      <a:ext cx="1714500" cy="1422400"/>
+                      <a:ext cx="1709615" cy="1422400"/>
                     </a:xfrm>
                     <a:prstGeom prst="rect">
                       <a:avLst/>
@@ -18483,7 +19895,7 @@
         </w:rPr>
         <w:drawing>
           <wp:inline>
-            <wp:extent cx="2235200" cy="1422400"/>
+            <wp:extent cx="2235200" cy="1380565"/>
             <wp:effectExtent b="0" l="0" r="0" t="0"/>
             <wp:docPr descr="" title="" id="241" name="Picture"/>
             <a:graphic>
@@ -18504,7 +19916,7 @@
                   <pic:spPr bwMode="auto">
                     <a:xfrm>
                       <a:off x="0" y="0"/>
-                      <a:ext cx="2235200" cy="1422400"/>
+                      <a:ext cx="2235200" cy="1380565"/>
                     </a:xfrm>
                     <a:prstGeom prst="rect">
                       <a:avLst/>
@@ -18552,7 +19964,7 @@
         </w:rPr>
         <w:drawing>
           <wp:inline>
-            <wp:extent cx="3225800" cy="1397000"/>
+            <wp:extent cx="3225800" cy="1333500"/>
             <wp:effectExtent b="0" l="0" r="0" t="0"/>
             <wp:docPr descr="" title="" id="244" name="Picture"/>
             <a:graphic>
@@ -18573,7 +19985,7 @@
                   <pic:spPr bwMode="auto">
                     <a:xfrm>
                       <a:off x="0" y="0"/>
-                      <a:ext cx="3225800" cy="1397000"/>
+                      <a:ext cx="3225800" cy="1333500"/>
                     </a:xfrm>
                     <a:prstGeom prst="rect">
                       <a:avLst/>
@@ -18621,7 +20033,7 @@
         </w:rPr>
         <w:drawing>
           <wp:inline>
-            <wp:extent cx="3600000" cy="1185498"/>
+            <wp:extent cx="3600000" cy="1156364"/>
             <wp:effectExtent b="0" l="0" r="0" t="0"/>
             <wp:docPr descr="" title="" id="247" name="Picture"/>
             <a:graphic>
@@ -18642,7 +20054,7 @@
                   <pic:spPr bwMode="auto">
                     <a:xfrm>
                       <a:off x="0" y="0"/>
-                      <a:ext cx="3600000" cy="1185498"/>
+                      <a:ext cx="3600000" cy="1156364"/>
                     </a:xfrm>
                     <a:prstGeom prst="rect">
                       <a:avLst/>
@@ -18690,7 +20102,7 @@
         </w:rPr>
         <w:drawing>
           <wp:inline>
-            <wp:extent cx="3600000" cy="978640"/>
+            <wp:extent cx="3600000" cy="961165"/>
             <wp:effectExtent b="0" l="0" r="0" t="0"/>
             <wp:docPr descr="" title="" id="250" name="Picture"/>
             <a:graphic>
@@ -18711,7 +20123,7 @@
                   <pic:spPr bwMode="auto">
                     <a:xfrm>
                       <a:off x="0" y="0"/>
-                      <a:ext cx="3600000" cy="978640"/>
+                      <a:ext cx="3600000" cy="961165"/>
                     </a:xfrm>
                     <a:prstGeom prst="rect">
                       <a:avLst/>
@@ -18994,6 +20406,31 @@
     </w:p>
     <w:p>
       <w:pPr>
+        <w:spacing w:before="0" w:after="0"/>
+      </w:pPr>
+    </w:p>
+    <w:p>
+      <w:pPr>
+        <w:spacing w:before="0" w:after="0"/>
+      </w:pPr>
+    </w:p>
+    <w:p>
+      <w:pPr>
+        <w:spacing w:before="0" w:after="0"/>
+      </w:pPr>
+    </w:p>
+    <w:p>
+      <w:pPr>
+        <w:spacing w:before="0" w:after="0"/>
+      </w:pPr>
+    </w:p>
+    <w:p>
+      <w:pPr>
+        <w:spacing w:before="0" w:after="0"/>
+      </w:pPr>
+    </w:p>
+    <w:p>
+      <w:pPr>
         <w:spacing w:before="160" w:after="80"/>
       </w:pPr>
       <w:r>
@@ -19270,7 +20707,7 @@
         </w:rPr>
         <w:drawing>
           <wp:inline>
-            <wp:extent cx="1943100" cy="2235200"/>
+            <wp:extent cx="1800933" cy="2235200"/>
             <wp:effectExtent b="0" l="0" r="0" t="0"/>
             <wp:docPr descr="" title="" id="254" name="Picture"/>
             <a:graphic>
@@ -19291,7 +20728,7 @@
                   <pic:spPr bwMode="auto">
                     <a:xfrm>
                       <a:off x="0" y="0"/>
-                      <a:ext cx="1943100" cy="2235200"/>
+                      <a:ext cx="1800933" cy="2235200"/>
                     </a:xfrm>
                     <a:prstGeom prst="rect">
                       <a:avLst/>
@@ -19836,6 +21273,46 @@
     </w:p>
     <w:p>
       <w:pPr>
+        <w:spacing w:before="0" w:after="0"/>
+      </w:pPr>
+    </w:p>
+    <w:p>
+      <w:pPr>
+        <w:spacing w:before="0" w:after="0"/>
+      </w:pPr>
+    </w:p>
+    <w:p>
+      <w:pPr>
+        <w:spacing w:before="0" w:after="0"/>
+      </w:pPr>
+    </w:p>
+    <w:p>
+      <w:pPr>
+        <w:spacing w:before="0" w:after="0"/>
+      </w:pPr>
+    </w:p>
+    <w:p>
+      <w:pPr>
+        <w:spacing w:before="0" w:after="0"/>
+      </w:pPr>
+    </w:p>
+    <w:p>
+      <w:pPr>
+        <w:spacing w:before="0" w:after="0"/>
+      </w:pPr>
+    </w:p>
+    <w:p>
+      <w:pPr>
+        <w:spacing w:before="0" w:after="0"/>
+      </w:pPr>
+    </w:p>
+    <w:p>
+      <w:pPr>
+        <w:spacing w:before="0" w:after="0"/>
+      </w:pPr>
+    </w:p>
+    <w:p>
+      <w:pPr>
         <w:spacing w:before="160" w:after="80"/>
       </w:pPr>
       <w:r>
@@ -20210,6 +21687,31 @@
         </w:rPr>
         <w:t>。</w:t>
       </w:r>
+    </w:p>
+    <w:p>
+      <w:pPr>
+        <w:spacing w:before="0" w:after="0"/>
+      </w:pPr>
+    </w:p>
+    <w:p>
+      <w:pPr>
+        <w:spacing w:before="0" w:after="0"/>
+      </w:pPr>
+    </w:p>
+    <w:p>
+      <w:pPr>
+        <w:spacing w:before="0" w:after="0"/>
+      </w:pPr>
+    </w:p>
+    <w:p>
+      <w:pPr>
+        <w:spacing w:before="0" w:after="0"/>
+      </w:pPr>
+    </w:p>
+    <w:p>
+      <w:pPr>
+        <w:spacing w:before="0" w:after="0"/>
+      </w:pPr>
     </w:p>
     <w:p>
       <w:pPr>
@@ -21022,6 +22524,31 @@
         </w:rPr>
         <w:t>。</w:t>
       </w:r>
+    </w:p>
+    <w:p>
+      <w:pPr>
+        <w:spacing w:before="0" w:after="0"/>
+      </w:pPr>
+    </w:p>
+    <w:p>
+      <w:pPr>
+        <w:spacing w:before="0" w:after="0"/>
+      </w:pPr>
+    </w:p>
+    <w:p>
+      <w:pPr>
+        <w:spacing w:before="0" w:after="0"/>
+      </w:pPr>
+    </w:p>
+    <w:p>
+      <w:pPr>
+        <w:spacing w:before="0" w:after="0"/>
+      </w:pPr>
+    </w:p>
+    <w:p>
+      <w:pPr>
+        <w:spacing w:before="0" w:after="0"/>
+      </w:pPr>
     </w:p>
     <w:p>
       <w:pPr>
@@ -21526,6 +23053,31 @@
         </w:drawing>
       </w:r>
     </w:p>
+    <w:p>
+      <w:pPr>
+        <w:spacing w:before="0" w:after="0"/>
+      </w:pPr>
+    </w:p>
+    <w:p>
+      <w:pPr>
+        <w:spacing w:before="0" w:after="0"/>
+      </w:pPr>
+    </w:p>
+    <w:p>
+      <w:pPr>
+        <w:spacing w:before="0" w:after="0"/>
+      </w:pPr>
+    </w:p>
+    <w:p>
+      <w:pPr>
+        <w:spacing w:before="0" w:after="0"/>
+      </w:pPr>
+    </w:p>
+    <w:p>
+      <w:pPr>
+        <w:spacing w:before="0" w:after="0"/>
+      </w:pPr>
+    </w:p>
     <w:bookmarkStart w:id="265" w:name="分"/>
     <w:p>
       <w:pPr>
@@ -21972,7 +23524,7 @@
         </w:rPr>
         <w:drawing>
           <wp:inline>
-            <wp:extent cx="1612900" cy="1803400"/>
+            <wp:extent cx="1568174" cy="1803400"/>
             <wp:effectExtent b="0" l="0" r="0" t="0"/>
             <wp:docPr descr="" title="" id="263" name="Picture"/>
             <a:graphic>
@@ -21993,7 +23545,7 @@
                   <pic:spPr bwMode="auto">
                     <a:xfrm>
                       <a:off x="0" y="0"/>
-                      <a:ext cx="1612900" cy="1803400"/>
+                      <a:ext cx="1568174" cy="1803400"/>
                     </a:xfrm>
                     <a:prstGeom prst="rect">
                       <a:avLst/>
@@ -22012,6 +23564,46 @@
         </w:drawing>
       </w:r>
     </w:p>
+    <w:p>
+      <w:pPr>
+        <w:spacing w:before="0" w:after="0"/>
+      </w:pPr>
+    </w:p>
+    <w:p>
+      <w:pPr>
+        <w:spacing w:before="0" w:after="0"/>
+      </w:pPr>
+    </w:p>
+    <w:p>
+      <w:pPr>
+        <w:spacing w:before="0" w:after="0"/>
+      </w:pPr>
+    </w:p>
+    <w:p>
+      <w:pPr>
+        <w:spacing w:before="0" w:after="0"/>
+      </w:pPr>
+    </w:p>
+    <w:p>
+      <w:pPr>
+        <w:spacing w:before="0" w:after="0"/>
+      </w:pPr>
+    </w:p>
+    <w:p>
+      <w:pPr>
+        <w:spacing w:before="0" w:after="0"/>
+      </w:pPr>
+    </w:p>
+    <w:p>
+      <w:pPr>
+        <w:spacing w:before="0" w:after="0"/>
+      </w:pPr>
+    </w:p>
+    <w:p>
+      <w:pPr>
+        <w:spacing w:before="0" w:after="0"/>
+      </w:pPr>
+    </w:p>
     <w:bookmarkEnd w:id="265"/>
     <w:bookmarkStart w:id="269" w:name="分-1"/>
     <w:p>
@@ -22190,7 +23782,7 @@
         </w:rPr>
         <w:drawing>
           <wp:inline>
-            <wp:extent cx="3600000" cy="717165"/>
+            <wp:extent cx="3582990" cy="717165"/>
             <wp:effectExtent b="0" l="0" r="0" t="0"/>
             <wp:docPr descr="" title="" id="267" name="Picture"/>
             <a:graphic>
@@ -22211,7 +23803,7 @@
                   <pic:spPr bwMode="auto">
                     <a:xfrm>
                       <a:off x="0" y="0"/>
-                      <a:ext cx="3600000" cy="717165"/>
+                      <a:ext cx="3582990" cy="717165"/>
                     </a:xfrm>
                     <a:prstGeom prst="rect">
                       <a:avLst/>
@@ -22229,6 +23821,31 @@
           </wp:inline>
         </w:drawing>
       </w:r>
+    </w:p>
+    <w:p>
+      <w:pPr>
+        <w:spacing w:before="0" w:after="0"/>
+      </w:pPr>
+    </w:p>
+    <w:p>
+      <w:pPr>
+        <w:spacing w:before="0" w:after="0"/>
+      </w:pPr>
+    </w:p>
+    <w:p>
+      <w:pPr>
+        <w:spacing w:before="0" w:after="0"/>
+      </w:pPr>
+    </w:p>
+    <w:p>
+      <w:pPr>
+        <w:spacing w:before="0" w:after="0"/>
+      </w:pPr>
+    </w:p>
+    <w:p>
+      <w:pPr>
+        <w:spacing w:before="0" w:after="0"/>
+      </w:pPr>
     </w:p>
     <w:bookmarkEnd w:id="269"/>
     <w:bookmarkStart w:id="270" w:name="分-2"/>
@@ -22850,6 +24467,31 @@
         <w:t>。</w:t>
       </w:r>
     </w:p>
+    <w:p>
+      <w:pPr>
+        <w:spacing w:before="0" w:after="0"/>
+      </w:pPr>
+    </w:p>
+    <w:p>
+      <w:pPr>
+        <w:spacing w:before="0" w:after="0"/>
+      </w:pPr>
+    </w:p>
+    <w:p>
+      <w:pPr>
+        <w:spacing w:before="0" w:after="0"/>
+      </w:pPr>
+    </w:p>
+    <w:p>
+      <w:pPr>
+        <w:spacing w:before="0" w:after="0"/>
+      </w:pPr>
+    </w:p>
+    <w:p>
+      <w:pPr>
+        <w:spacing w:before="0" w:after="0"/>
+      </w:pPr>
+    </w:p>
     <w:bookmarkEnd w:id="270"/>
     <w:bookmarkStart w:id="271" w:name="分-3"/>
     <w:p>
@@ -22980,6 +24622,21 @@
         </w:rPr>
         <w:t>。</w:t>
       </w:r>
+    </w:p>
+    <w:p>
+      <w:pPr>
+        <w:spacing w:before="0" w:after="0"/>
+      </w:pPr>
+    </w:p>
+    <w:p>
+      <w:pPr>
+        <w:spacing w:before="0" w:after="0"/>
+      </w:pPr>
+    </w:p>
+    <w:p>
+      <w:pPr>
+        <w:spacing w:before="0" w:after="0"/>
+      </w:pPr>
     </w:p>
     <w:p>
       <w:pPr>
@@ -23820,6 +25477,46 @@
         </w:rPr>
         <w:t>。</w:t>
       </w:r>
+    </w:p>
+    <w:p>
+      <w:pPr>
+        <w:spacing w:before="0" w:after="0"/>
+      </w:pPr>
+    </w:p>
+    <w:p>
+      <w:pPr>
+        <w:spacing w:before="0" w:after="0"/>
+      </w:pPr>
+    </w:p>
+    <w:p>
+      <w:pPr>
+        <w:spacing w:before="0" w:after="0"/>
+      </w:pPr>
+    </w:p>
+    <w:p>
+      <w:pPr>
+        <w:spacing w:before="0" w:after="0"/>
+      </w:pPr>
+    </w:p>
+    <w:p>
+      <w:pPr>
+        <w:spacing w:before="0" w:after="0"/>
+      </w:pPr>
+    </w:p>
+    <w:p>
+      <w:pPr>
+        <w:spacing w:before="0" w:after="0"/>
+      </w:pPr>
+    </w:p>
+    <w:p>
+      <w:pPr>
+        <w:spacing w:before="0" w:after="0"/>
+      </w:pPr>
+    </w:p>
+    <w:p>
+      <w:pPr>
+        <w:spacing w:before="0" w:after="0"/>
+      </w:pPr>
     </w:p>
     <w:p>
       <w:pPr>
@@ -24553,6 +26250,46 @@
         </w:rPr>
         <w:t>。</w:t>
       </w:r>
+    </w:p>
+    <w:p>
+      <w:pPr>
+        <w:spacing w:before="0" w:after="0"/>
+      </w:pPr>
+    </w:p>
+    <w:p>
+      <w:pPr>
+        <w:spacing w:before="0" w:after="0"/>
+      </w:pPr>
+    </w:p>
+    <w:p>
+      <w:pPr>
+        <w:spacing w:before="0" w:after="0"/>
+      </w:pPr>
+    </w:p>
+    <w:p>
+      <w:pPr>
+        <w:spacing w:before="0" w:after="0"/>
+      </w:pPr>
+    </w:p>
+    <w:p>
+      <w:pPr>
+        <w:spacing w:before="0" w:after="0"/>
+      </w:pPr>
+    </w:p>
+    <w:p>
+      <w:pPr>
+        <w:spacing w:before="0" w:after="0"/>
+      </w:pPr>
+    </w:p>
+    <w:p>
+      <w:pPr>
+        <w:spacing w:before="0" w:after="0"/>
+      </w:pPr>
+    </w:p>
+    <w:p>
+      <w:pPr>
+        <w:spacing w:before="0" w:after="0"/>
+      </w:pPr>
     </w:p>
     <w:p>
       <w:pPr>

--- a/00-首页/题组Word/习题书/第三篇-有机化学/4-芳香化合物与亲电取代-学生版-打印版.docx
+++ b/00-首页/题组Word/习题书/第三篇-有机化学/4-芳香化合物与亲电取代-学生版-打印版.docx
@@ -6,9 +6,8 @@
     <w:p>
       <w:pPr>
         <w:pStyle w:val="Heading1"/>
-        <w:spacing w:before="0" w:after="240"/>
+        <w:spacing w:before="280" w:after="120"/>
         <w:jc w:val="center"/>
-        <w:keepNext/>
       </w:pPr>
       <w:r>
         <w:rPr>
@@ -55,8 +54,7 @@
     <w:p>
       <w:pPr>
         <w:pStyle w:val="Heading2"/>
-        <w:spacing w:before="280" w:after="80"/>
-        <w:keepNext/>
+        <w:spacing w:before="280" w:after="120"/>
       </w:pPr>
       <w:r>
         <w:rPr>
@@ -70,8 +68,7 @@
     <w:p>
       <w:pPr>
         <w:pStyle w:val="Heading2"/>
-        <w:spacing w:before="280" w:after="80"/>
-        <w:keepNext/>
+        <w:spacing w:before="280" w:after="120"/>
       </w:pPr>
       <w:r>
         <w:rPr>
@@ -259,8 +256,7 @@
     <w:p>
       <w:pPr>
         <w:pStyle w:val="Heading2"/>
-        <w:spacing w:before="280" w:after="80"/>
-        <w:keepNext/>
+        <w:spacing w:before="280" w:after="120"/>
       </w:pPr>
       <w:r>
         <w:rPr>
@@ -747,8 +743,7 @@
     <w:p>
       <w:pPr>
         <w:pStyle w:val="Heading2"/>
-        <w:spacing w:before="280" w:after="80"/>
-        <w:keepNext/>
+        <w:spacing w:before="280" w:after="120"/>
       </w:pPr>
       <w:r>
         <w:rPr>
@@ -1280,8 +1275,7 @@
     <w:p>
       <w:pPr>
         <w:pStyle w:val="Heading2"/>
-        <w:spacing w:before="280" w:after="80"/>
-        <w:keepNext/>
+        <w:spacing w:before="280" w:after="120"/>
       </w:pPr>
       <w:r>
         <w:rPr>
@@ -1505,8 +1499,7 @@
     <w:p>
       <w:pPr>
         <w:pStyle w:val="Heading2"/>
-        <w:spacing w:before="280" w:after="80"/>
-        <w:keepNext/>
+        <w:spacing w:before="280" w:after="120"/>
       </w:pPr>
       <w:r>
         <w:rPr>
@@ -1818,8 +1811,7 @@
     <w:p>
       <w:pPr>
         <w:pStyle w:val="Heading2"/>
-        <w:spacing w:before="280" w:after="80"/>
-        <w:keepNext/>
+        <w:spacing w:before="280" w:after="120"/>
       </w:pPr>
       <w:r>
         <w:rPr>
@@ -1968,8 +1960,7 @@
     <w:p>
       <w:pPr>
         <w:pStyle w:val="Heading2"/>
-        <w:spacing w:before="280" w:after="80"/>
-        <w:keepNext/>
+        <w:spacing w:before="280" w:after="120"/>
       </w:pPr>
       <w:r>
         <w:rPr>
@@ -2127,8 +2118,7 @@
     <w:p>
       <w:pPr>
         <w:pStyle w:val="Heading2"/>
-        <w:spacing w:before="280" w:after="80"/>
-        <w:keepNext/>
+        <w:spacing w:before="280" w:after="120"/>
       </w:pPr>
       <w:r>
         <w:rPr>
@@ -2286,8 +2276,7 @@
     <w:p>
       <w:pPr>
         <w:pStyle w:val="Heading2"/>
-        <w:spacing w:before="280" w:after="80"/>
-        <w:keepNext/>
+        <w:spacing w:before="280" w:after="120"/>
       </w:pPr>
       <w:r>
         <w:rPr>
@@ -2565,8 +2554,7 @@
     <w:p>
       <w:pPr>
         <w:pStyle w:val="Heading2"/>
-        <w:spacing w:before="280" w:after="80"/>
-        <w:keepNext/>
+        <w:spacing w:before="280" w:after="120"/>
       </w:pPr>
       <w:r>
         <w:rPr>
@@ -3026,8 +3014,7 @@
     <w:p>
       <w:pPr>
         <w:pStyle w:val="Heading2"/>
-        <w:spacing w:before="280" w:after="80"/>
-        <w:keepNext/>
+        <w:spacing w:before="280" w:after="120"/>
       </w:pPr>
       <w:r>
         <w:rPr>
@@ -3593,8 +3580,7 @@
     <w:p>
       <w:pPr>
         <w:pStyle w:val="Heading2"/>
-        <w:spacing w:before="280" w:after="80"/>
-        <w:keepNext/>
+        <w:spacing w:before="280" w:after="120"/>
       </w:pPr>
       <w:r>
         <w:rPr>
@@ -4052,8 +4038,7 @@
     <w:p>
       <w:pPr>
         <w:pStyle w:val="Heading2"/>
-        <w:spacing w:before="280" w:after="80"/>
-        <w:keepNext/>
+        <w:spacing w:before="280" w:after="120"/>
       </w:pPr>
       <w:r>
         <w:rPr>
@@ -4766,8 +4751,7 @@
     <w:p>
       <w:pPr>
         <w:pStyle w:val="Heading2"/>
-        <w:spacing w:before="280" w:after="80"/>
-        <w:keepNext/>
+        <w:spacing w:before="280" w:after="120"/>
       </w:pPr>
       <w:r>
         <w:rPr>
@@ -4927,8 +4911,7 @@
     <w:p>
       <w:pPr>
         <w:pStyle w:val="Heading2"/>
-        <w:spacing w:before="280" w:after="80"/>
-        <w:keepNext/>
+        <w:spacing w:before="280" w:after="120"/>
       </w:pPr>
       <w:r>
         <w:rPr>
@@ -5214,8 +5197,7 @@
     <w:p>
       <w:pPr>
         <w:pStyle w:val="Heading2"/>
-        <w:spacing w:before="280" w:after="80"/>
-        <w:keepNext/>
+        <w:spacing w:before="280" w:after="120"/>
       </w:pPr>
       <w:r>
         <w:rPr>
@@ -5588,7 +5570,7 @@
         </w:rPr>
         <w:drawing>
           <wp:inline>
-            <wp:extent cx="3600000" cy="2298795"/>
+            <wp:extent cx="3600000" cy="2294188"/>
             <wp:effectExtent b="0" l="0" r="0" t="0"/>
             <wp:docPr descr="" title="" id="67" name="Picture"/>
             <a:graphic>
@@ -5609,7 +5591,7 @@
                   <pic:spPr bwMode="auto">
                     <a:xfrm>
                       <a:off x="0" y="0"/>
-                      <a:ext cx="3600000" cy="2298795"/>
+                      <a:ext cx="3600000" cy="2294188"/>
                     </a:xfrm>
                     <a:prstGeom prst="rect">
                       <a:avLst/>
@@ -5668,8 +5650,7 @@
     <w:p>
       <w:pPr>
         <w:pStyle w:val="Heading2"/>
-        <w:spacing w:before="280" w:after="80"/>
-        <w:keepNext/>
+        <w:spacing w:before="280" w:after="120"/>
       </w:pPr>
       <w:r>
         <w:rPr>
@@ -5895,8 +5876,7 @@
     <w:p>
       <w:pPr>
         <w:pStyle w:val="Heading2"/>
-        <w:spacing w:before="280" w:after="80"/>
-        <w:keepNext/>
+        <w:spacing w:before="280" w:after="120"/>
       </w:pPr>
       <w:r>
         <w:rPr>
@@ -5910,8 +5890,7 @@
     <w:p>
       <w:pPr>
         <w:pStyle w:val="Heading2"/>
-        <w:spacing w:before="280" w:after="80"/>
-        <w:keepNext/>
+        <w:spacing w:before="280" w:after="120"/>
       </w:pPr>
       <w:r>
         <w:rPr>
@@ -6275,8 +6254,7 @@
     <w:p>
       <w:pPr>
         <w:pStyle w:val="Heading2"/>
-        <w:spacing w:before="280" w:after="80"/>
-        <w:keepNext/>
+        <w:spacing w:before="280" w:after="120"/>
       </w:pPr>
       <w:r>
         <w:rPr>
@@ -6517,8 +6495,7 @@
     <w:p>
       <w:pPr>
         <w:pStyle w:val="Heading2"/>
-        <w:spacing w:before="280" w:after="80"/>
-        <w:keepNext/>
+        <w:spacing w:before="280" w:after="120"/>
       </w:pPr>
       <w:r>
         <w:rPr>
@@ -6836,8 +6813,7 @@
     <w:p>
       <w:pPr>
         <w:pStyle w:val="Heading2"/>
-        <w:spacing w:before="280" w:after="80"/>
-        <w:keepNext/>
+        <w:spacing w:before="280" w:after="120"/>
       </w:pPr>
       <w:r>
         <w:rPr>
@@ -7071,8 +7047,7 @@
     <w:p>
       <w:pPr>
         <w:pStyle w:val="Heading2"/>
-        <w:spacing w:before="280" w:after="80"/>
-        <w:keepNext/>
+        <w:spacing w:before="280" w:after="120"/>
       </w:pPr>
       <w:r>
         <w:rPr>
@@ -7267,8 +7242,7 @@
     <w:p>
       <w:pPr>
         <w:pStyle w:val="Heading2"/>
-        <w:spacing w:before="280" w:after="80"/>
-        <w:keepNext/>
+        <w:spacing w:before="280" w:after="120"/>
       </w:pPr>
       <w:r>
         <w:rPr>
@@ -7703,8 +7677,7 @@
     <w:p>
       <w:pPr>
         <w:pStyle w:val="Heading2"/>
-        <w:spacing w:before="280" w:after="80"/>
-        <w:keepNext/>
+        <w:spacing w:before="280" w:after="120"/>
       </w:pPr>
       <w:r>
         <w:rPr>
@@ -7899,8 +7872,7 @@
     <w:p>
       <w:pPr>
         <w:pStyle w:val="Heading2"/>
-        <w:spacing w:before="280" w:after="80"/>
-        <w:keepNext/>
+        <w:spacing w:before="280" w:after="120"/>
       </w:pPr>
       <w:r>
         <w:rPr>
@@ -8107,8 +8079,7 @@
     <w:p>
       <w:pPr>
         <w:pStyle w:val="Heading2"/>
-        <w:spacing w:before="280" w:after="80"/>
-        <w:keepNext/>
+        <w:spacing w:before="280" w:after="120"/>
       </w:pPr>
       <w:r>
         <w:rPr>
@@ -8619,8 +8590,7 @@
     <w:p>
       <w:pPr>
         <w:pStyle w:val="Heading2"/>
-        <w:spacing w:before="280" w:after="80"/>
-        <w:keepNext/>
+        <w:spacing w:before="280" w:after="120"/>
       </w:pPr>
       <w:r>
         <w:rPr>
@@ -9028,8 +8998,7 @@
     <w:p>
       <w:pPr>
         <w:pStyle w:val="Heading2"/>
-        <w:spacing w:before="280" w:after="80"/>
-        <w:keepNext/>
+        <w:spacing w:before="280" w:after="120"/>
       </w:pPr>
       <w:r>
         <w:rPr>
@@ -9317,8 +9286,7 @@
     <w:p>
       <w:pPr>
         <w:pStyle w:val="Heading2"/>
-        <w:spacing w:before="280" w:after="80"/>
-        <w:keepNext/>
+        <w:spacing w:before="280" w:after="120"/>
       </w:pPr>
       <w:r>
         <w:rPr>
@@ -9750,8 +9718,7 @@
     <w:p>
       <w:pPr>
         <w:pStyle w:val="Heading2"/>
-        <w:spacing w:before="280" w:after="80"/>
-        <w:keepNext/>
+        <w:spacing w:before="280" w:after="120"/>
       </w:pPr>
       <w:r>
         <w:rPr>
@@ -10415,8 +10382,7 @@
     <w:p>
       <w:pPr>
         <w:pStyle w:val="Heading2"/>
-        <w:spacing w:before="280" w:after="80"/>
-        <w:keepNext/>
+        <w:spacing w:before="280" w:after="120"/>
       </w:pPr>
       <w:r>
         <w:rPr>
@@ -11345,8 +11311,7 @@
     <w:p>
       <w:pPr>
         <w:pStyle w:val="Heading2"/>
-        <w:spacing w:before="280" w:after="80"/>
-        <w:keepNext/>
+        <w:spacing w:before="280" w:after="120"/>
       </w:pPr>
       <w:r>
         <w:rPr>
@@ -12937,8 +12902,7 @@
     <w:p>
       <w:pPr>
         <w:pStyle w:val="Heading2"/>
-        <w:spacing w:before="280" w:after="80"/>
-        <w:keepNext/>
+        <w:spacing w:before="280" w:after="120"/>
       </w:pPr>
       <w:r>
         <w:rPr>
@@ -13142,8 +13106,7 @@
     <w:p>
       <w:pPr>
         <w:pStyle w:val="Heading2"/>
-        <w:spacing w:before="280" w:after="80"/>
-        <w:keepNext/>
+        <w:spacing w:before="280" w:after="120"/>
       </w:pPr>
       <w:r>
         <w:rPr>
@@ -13589,8 +13552,7 @@
     <w:p>
       <w:pPr>
         <w:pStyle w:val="Heading2"/>
-        <w:spacing w:before="280" w:after="80"/>
-        <w:keepNext/>
+        <w:spacing w:before="280" w:after="120"/>
       </w:pPr>
       <w:r>
         <w:rPr>
@@ -14295,8 +14257,7 @@
     <w:p>
       <w:pPr>
         <w:pStyle w:val="Heading2"/>
-        <w:spacing w:before="280" w:after="80"/>
-        <w:keepNext/>
+        <w:spacing w:before="280" w:after="120"/>
       </w:pPr>
       <w:r>
         <w:rPr>
@@ -15643,8 +15604,7 @@
     <w:p>
       <w:pPr>
         <w:pStyle w:val="Heading2"/>
-        <w:spacing w:before="280" w:after="80"/>
-        <w:keepNext/>
+        <w:spacing w:before="280" w:after="120"/>
       </w:pPr>
       <w:r>
         <w:rPr>
@@ -16784,8 +16744,7 @@
     <w:p>
       <w:pPr>
         <w:pStyle w:val="Heading2"/>
-        <w:spacing w:before="280" w:after="80"/>
-        <w:keepNext/>
+        <w:spacing w:before="280" w:after="120"/>
       </w:pPr>
       <w:r>
         <w:rPr>
@@ -17163,8 +17122,7 @@
     <w:p>
       <w:pPr>
         <w:pStyle w:val="Heading2"/>
-        <w:spacing w:before="280" w:after="80"/>
-        <w:keepNext/>
+        <w:spacing w:before="280" w:after="120"/>
       </w:pPr>
       <w:r>
         <w:rPr>
@@ -17940,8 +17898,7 @@
     <w:p>
       <w:pPr>
         <w:pStyle w:val="Heading2"/>
-        <w:spacing w:before="280" w:after="80"/>
-        <w:keepNext/>
+        <w:spacing w:before="280" w:after="120"/>
       </w:pPr>
       <w:r>
         <w:rPr>
@@ -18525,8 +18482,7 @@
     <w:p>
       <w:pPr>
         <w:pStyle w:val="Heading2"/>
-        <w:spacing w:before="280" w:after="80"/>
-        <w:keepNext/>
+        <w:spacing w:before="280" w:after="120"/>
       </w:pPr>
       <w:r>
         <w:rPr>
@@ -19763,8 +19719,7 @@
     <w:p>
       <w:pPr>
         <w:pStyle w:val="Heading2"/>
-        <w:spacing w:before="280" w:after="80"/>
-        <w:keepNext/>
+        <w:spacing w:before="280" w:after="120"/>
       </w:pPr>
       <w:r>
         <w:rPr>
@@ -20444,8 +20399,7 @@
     <w:p>
       <w:pPr>
         <w:pStyle w:val="Heading2"/>
-        <w:spacing w:before="280" w:after="80"/>
-        <w:keepNext/>
+        <w:spacing w:before="280" w:after="120"/>
       </w:pPr>
       <w:r>
         <w:rPr>
@@ -21326,8 +21280,7 @@
     <w:p>
       <w:pPr>
         <w:pStyle w:val="Heading2"/>
-        <w:spacing w:before="280" w:after="80"/>
-        <w:keepNext/>
+        <w:spacing w:before="280" w:after="120"/>
       </w:pPr>
       <w:r>
         <w:rPr>
@@ -21728,8 +21681,7 @@
     <w:p>
       <w:pPr>
         <w:pStyle w:val="Heading2"/>
-        <w:spacing w:before="280" w:after="80"/>
-        <w:keepNext/>
+        <w:spacing w:before="280" w:after="120"/>
       </w:pPr>
       <w:r>
         <w:rPr>
@@ -22565,8 +22517,7 @@
     <w:p>
       <w:pPr>
         <w:pStyle w:val="Heading2"/>
-        <w:spacing w:before="280" w:after="80"/>
-        <w:keepNext/>
+        <w:spacing w:before="280" w:after="120"/>
       </w:pPr>
       <w:r>
         <w:rPr>
@@ -24654,8 +24605,7 @@
     <w:p>
       <w:pPr>
         <w:pStyle w:val="Heading2"/>
-        <w:spacing w:before="280" w:after="80"/>
-        <w:keepNext/>
+        <w:spacing w:before="280" w:after="120"/>
       </w:pPr>
       <w:r>
         <w:rPr>
@@ -25533,8 +25483,7 @@
     <w:p>
       <w:pPr>
         <w:pStyle w:val="Heading2"/>
-        <w:spacing w:before="280" w:after="80"/>
-        <w:keepNext/>
+        <w:spacing w:before="280" w:after="120"/>
       </w:pPr>
       <w:r>
         <w:rPr>
@@ -26304,8 +26253,8 @@
     <w:bookmarkEnd w:id="274"/>
     <w:bookmarkEnd w:id="275"/>
     <w:sectPr>
+      <w:headerReference w:type="default" r:id="rId267"/>
       <w:footerReference w:type="default" r:id="rId9"/>
-      <w:headerReference w:type="default" r:id="rId11"/>
       <w:footnotePr>
         <w:numRestart w:val="eachSect"/>
       </w:footnotePr>
@@ -26324,88 +26273,123 @@
 <w:ftr xmlns:m="http://schemas.openxmlformats.org/officeDocument/2006/math" xmlns:mc="http://schemas.openxmlformats.org/markup-compatibility/2006" xmlns:mo="http://schemas.microsoft.com/office/mac/office/2008/main" xmlns:mv="urn:schemas-microsoft-com:mac:vml" xmlns:o="urn:schemas-microsoft-com:office:office" xmlns:r="http://schemas.openxmlformats.org/officeDocument/2006/relationships" xmlns:v="urn:schemas-microsoft-com:vml" xmlns:w10="urn:schemas-microsoft-com:office:word" xmlns:w14="http://schemas.microsoft.com/office/word/2010/wordml" xmlns:w="http://schemas.openxmlformats.org/wordprocessingml/2006/main" xmlns:wne="http://schemas.microsoft.com/office/word/2006/wordml" xmlns:wp14="http://schemas.microsoft.com/office/word/2010/wordprocessingDrawing" xmlns:wp="http://schemas.openxmlformats.org/drawingml/2006/wordprocessingDrawing" xmlns:wpc="http://schemas.microsoft.com/office/word/2010/wordprocessingCanvas" xmlns:wpg="http://schemas.microsoft.com/office/word/2010/wordprocessingGroup" xmlns:wpi="http://schemas.microsoft.com/office/word/2010/wordprocessingInk" xmlns:wps="http://schemas.microsoft.com/office/word/2010/wordprocessingShape" mc:Ignorable="w14 wp14">
   <w:p>
     <w:pPr>
+      <w:pStyle w:val="Footer"/>
       <w:jc w:val="center"/>
     </w:pPr>
     <w:r>
       <w:rPr>
+        <w:rFonts w:ascii="Times New Roman" w:hAnsi="Times New Roman" w:eastAsia="Times New Roman" w:cs="Times New Roman"/>
+        <w:b w:val="0"/>
         <w:color w:val="000000"/>
-        <w:sz w:val="18"/>
+        <w:sz w:val="20"/>
       </w:rPr>
       <w:t xml:space="preserve">第 </w:t>
     </w:r>
     <w:r>
       <w:rPr>
+        <w:rFonts w:ascii="Times New Roman" w:hAnsi="Times New Roman" w:eastAsia="Times New Roman" w:cs="Times New Roman"/>
+        <w:b w:val="0"/>
         <w:color w:val="000000"/>
-        <w:sz w:val="18"/>
+        <w:sz w:val="20"/>
       </w:rPr>
       <w:fldChar w:fldCharType="begin"/>
     </w:r>
     <w:r>
       <w:rPr>
-        <w:sz w:val="18"/>
+        <w:rFonts w:ascii="Times New Roman" w:hAnsi="Times New Roman" w:eastAsia="Times New Roman" w:cs="Times New Roman"/>
+        <w:b w:val="0"/>
+        <w:color w:val="000000"/>
+        <w:sz w:val="20"/>
       </w:rPr>
       <w:instrText xml:space="preserve"> PAGE </w:instrText>
     </w:r>
     <w:r>
       <w:rPr>
-        <w:sz w:val="18"/>
+        <w:rFonts w:ascii="Times New Roman" w:hAnsi="Times New Roman" w:eastAsia="Times New Roman" w:cs="Times New Roman"/>
+        <w:b w:val="0"/>
+        <w:color w:val="000000"/>
+        <w:sz w:val="20"/>
       </w:rPr>
       <w:fldChar w:fldCharType="separate"/>
     </w:r>
     <w:r>
       <w:rPr>
-        <w:sz w:val="18"/>
+        <w:rFonts w:ascii="Times New Roman" w:hAnsi="Times New Roman" w:eastAsia="Times New Roman" w:cs="Times New Roman"/>
+        <w:b w:val="0"/>
+        <w:color w:val="000000"/>
+        <w:sz w:val="20"/>
       </w:rPr>
       <w:t>1</w:t>
     </w:r>
     <w:r>
       <w:rPr>
-        <w:sz w:val="18"/>
+        <w:rFonts w:ascii="Times New Roman" w:hAnsi="Times New Roman" w:eastAsia="Times New Roman" w:cs="Times New Roman"/>
+        <w:b w:val="0"/>
+        <w:color w:val="000000"/>
+        <w:sz w:val="20"/>
       </w:rPr>
       <w:fldChar w:fldCharType="end"/>
     </w:r>
     <w:r>
       <w:rPr>
+        <w:rFonts w:ascii="Times New Roman" w:hAnsi="Times New Roman" w:eastAsia="Times New Roman" w:cs="Times New Roman"/>
+        <w:b w:val="0"/>
         <w:color w:val="000000"/>
-        <w:sz w:val="18"/>
+        <w:sz w:val="20"/>
       </w:rPr>
       <w:t xml:space="preserve"> 页 / 共 </w:t>
     </w:r>
     <w:r>
       <w:rPr>
+        <w:rFonts w:ascii="Times New Roman" w:hAnsi="Times New Roman" w:eastAsia="Times New Roman" w:cs="Times New Roman"/>
+        <w:b w:val="0"/>
         <w:color w:val="000000"/>
-        <w:sz w:val="18"/>
+        <w:sz w:val="20"/>
       </w:rPr>
       <w:fldChar w:fldCharType="begin"/>
     </w:r>
     <w:r>
       <w:rPr>
-        <w:sz w:val="18"/>
+        <w:rFonts w:ascii="Times New Roman" w:hAnsi="Times New Roman" w:eastAsia="Times New Roman" w:cs="Times New Roman"/>
+        <w:b w:val="0"/>
+        <w:color w:val="000000"/>
+        <w:sz w:val="20"/>
       </w:rPr>
       <w:instrText xml:space="preserve"> NUMPAGES </w:instrText>
     </w:r>
     <w:r>
       <w:rPr>
-        <w:sz w:val="18"/>
+        <w:rFonts w:ascii="Times New Roman" w:hAnsi="Times New Roman" w:eastAsia="Times New Roman" w:cs="Times New Roman"/>
+        <w:b w:val="0"/>
+        <w:color w:val="000000"/>
+        <w:sz w:val="20"/>
       </w:rPr>
       <w:fldChar w:fldCharType="separate"/>
     </w:r>
     <w:r>
       <w:rPr>
-        <w:sz w:val="18"/>
+        <w:rFonts w:ascii="Times New Roman" w:hAnsi="Times New Roman" w:eastAsia="Times New Roman" w:cs="Times New Roman"/>
+        <w:b w:val="0"/>
+        <w:color w:val="000000"/>
+        <w:sz w:val="20"/>
       </w:rPr>
       <w:t>1</w:t>
     </w:r>
     <w:r>
       <w:rPr>
-        <w:sz w:val="18"/>
+        <w:rFonts w:ascii="Times New Roman" w:hAnsi="Times New Roman" w:eastAsia="Times New Roman" w:cs="Times New Roman"/>
+        <w:b w:val="0"/>
+        <w:color w:val="000000"/>
+        <w:sz w:val="20"/>
       </w:rPr>
       <w:fldChar w:fldCharType="end"/>
     </w:r>
     <w:r>
       <w:rPr>
+        <w:rFonts w:ascii="Times New Roman" w:hAnsi="Times New Roman" w:eastAsia="Times New Roman" w:cs="Times New Roman"/>
+        <w:b w:val="0"/>
         <w:color w:val="000000"/>
-        <w:sz w:val="18"/>
+        <w:sz w:val="20"/>
       </w:rPr>
       <w:t xml:space="preserve"> 页</w:t>
     </w:r>
@@ -26443,10 +26427,12 @@
     </w:pPr>
     <w:r>
       <w:rPr>
+        <w:rFonts w:ascii="Times New Roman" w:hAnsi="Times New Roman" w:eastAsia="Times New Roman" w:cs="Times New Roman"/>
+        <w:b w:val="0"/>
         <w:color w:val="000000"/>
         <w:sz w:val="18"/>
       </w:rPr>
-      <w:t>第三篇 有机化学 · 第4章 芳香化合物与亲电取代-学生版</w:t>
+      <w:t xml:space="preserve">第 4 章 芳香化合物与亲电取代</w:t>
     </w:r>
   </w:p>
 </w:hdr>
@@ -28526,7 +28512,7 @@
     <ns0:rPr>
       <ns0:rFonts ns0:ascii="Times New Roman" ns0:cs="Times New Roman" ns0:eastAsia="SimHei" ns0:hAnsi="Times New Roman"/>
       <ns0:b/>
-      <ns0:color ns0:val="17324D"/>
+      <ns0:color ns0:val="000000"/>
       <ns0:sz ns0:val="44"/>
       <ns0:szCs ns0:val="56"/>
     </ns0:rPr>
@@ -28668,7 +28654,7 @@
     <ns0:rPr>
       <ns0:rFonts ns0:ascii="Times New Roman" ns0:cs="Times New Roman" ns0:eastAsia="SimHei" ns0:hAnsi="Times New Roman"/>
       <ns0:b/>
-      <ns0:color ns0:val="17324D"/>
+      <ns0:color ns0:val="000000"/>
       <ns0:sz ns0:val="32"/>
       <ns0:szCs ns0:val="40"/>
     </ns0:rPr>
@@ -28692,7 +28678,7 @@
     <ns0:rPr>
       <ns0:rFonts ns0:ascii="Times New Roman" ns0:cs="Times New Roman" ns0:eastAsia="SimHei" ns0:hAnsi="Times New Roman"/>
       <ns0:b/>
-      <ns0:color ns0:val="17324D"/>
+      <ns0:color ns0:val="000000"/>
       <ns0:sz ns0:val="28"/>
       <ns0:szCs ns0:val="32"/>
     </ns0:rPr>
@@ -28716,7 +28702,7 @@
     <ns0:rPr>
       <ns0:rFonts ns0:ascii="Times New Roman" ns0:cs="Times New Roman" ns0:eastAsia="SimHei" ns0:hAnsi="Times New Roman"/>
       <ns0:b/>
-      <ns0:color ns0:val="17324D"/>
+      <ns0:color ns0:val="000000"/>
       <ns0:sz ns0:val="25"/>
       <ns0:szCs ns0:val="28"/>
     </ns0:rPr>
@@ -29192,7 +29178,7 @@
     <w:rPr>
       <w:rFonts w:ascii="Times New Roman" w:hAnsi="Times New Roman" w:eastAsia="FangSong" w:cs="Times New Roman"/>
       <w:b/>
-      <w:color w:val="000000"/>
+      <w:color w:val="007020"/>
     </w:rPr>
   </w:style>
   <w:style w:type="character" w:customStyle="1" w:styleId="DataTypeTok">
@@ -29200,7 +29186,7 @@
     <w:basedOn w:val="VerbatimChar"/>
     <w:rPr>
       <w:rFonts w:ascii="Times New Roman" w:hAnsi="Times New Roman" w:eastAsia="FangSong" w:cs="Times New Roman"/>
-      <w:color w:val="000000"/>
+      <w:color w:val="902000"/>
     </w:rPr>
   </w:style>
   <w:style w:type="character" w:customStyle="1" w:styleId="DecValTok">
@@ -29208,7 +29194,7 @@
     <w:basedOn w:val="VerbatimChar"/>
     <w:rPr>
       <w:rFonts w:ascii="Times New Roman" w:hAnsi="Times New Roman" w:eastAsia="FangSong" w:cs="Times New Roman"/>
-      <w:color w:val="000000"/>
+      <w:color w:val="40a070"/>
     </w:rPr>
   </w:style>
   <w:style w:type="character" w:customStyle="1" w:styleId="BaseNTok">
@@ -29216,7 +29202,7 @@
     <w:basedOn w:val="VerbatimChar"/>
     <w:rPr>
       <w:rFonts w:ascii="Times New Roman" w:hAnsi="Times New Roman" w:eastAsia="FangSong" w:cs="Times New Roman"/>
-      <w:color w:val="000000"/>
+      <w:color w:val="40a070"/>
     </w:rPr>
   </w:style>
   <w:style w:type="character" w:customStyle="1" w:styleId="FloatTok">
@@ -29224,7 +29210,7 @@
     <w:basedOn w:val="VerbatimChar"/>
     <w:rPr>
       <w:rFonts w:ascii="Times New Roman" w:hAnsi="Times New Roman" w:eastAsia="FangSong" w:cs="Times New Roman"/>
-      <w:color w:val="000000"/>
+      <w:color w:val="40a070"/>
     </w:rPr>
   </w:style>
   <w:style w:type="character" w:customStyle="1" w:styleId="ConstantTok">
@@ -29232,7 +29218,7 @@
     <w:basedOn w:val="VerbatimChar"/>
     <w:rPr>
       <w:rFonts w:ascii="Times New Roman" w:hAnsi="Times New Roman" w:eastAsia="FangSong" w:cs="Times New Roman"/>
-      <w:color w:val="000000"/>
+      <w:color w:val="880000"/>
     </w:rPr>
   </w:style>
   <w:style w:type="character" w:customStyle="1" w:styleId="CharTok">
@@ -29240,7 +29226,7 @@
     <w:basedOn w:val="VerbatimChar"/>
     <w:rPr>
       <w:rFonts w:ascii="Times New Roman" w:hAnsi="Times New Roman" w:eastAsia="FangSong" w:cs="Times New Roman"/>
-      <w:color w:val="000000"/>
+      <w:color w:val="4070a0"/>
     </w:rPr>
   </w:style>
   <w:style w:type="character" w:customStyle="1" w:styleId="SpecialCharTok">
@@ -29248,7 +29234,7 @@
     <w:basedOn w:val="VerbatimChar"/>
     <w:rPr>
       <w:rFonts w:ascii="Times New Roman" w:hAnsi="Times New Roman" w:eastAsia="FangSong" w:cs="Times New Roman"/>
-      <w:color w:val="000000"/>
+      <w:color w:val="4070a0"/>
     </w:rPr>
   </w:style>
   <w:style w:type="character" w:customStyle="1" w:styleId="StringTok">
@@ -29256,7 +29242,7 @@
     <w:basedOn w:val="VerbatimChar"/>
     <w:rPr>
       <w:rFonts w:ascii="Times New Roman" w:hAnsi="Times New Roman" w:eastAsia="FangSong" w:cs="Times New Roman"/>
-      <w:color w:val="000000"/>
+      <w:color w:val="4070a0"/>
     </w:rPr>
   </w:style>
   <w:style w:type="character" w:customStyle="1" w:styleId="VerbatimStringTok">
@@ -29264,7 +29250,7 @@
     <w:basedOn w:val="VerbatimChar"/>
     <w:rPr>
       <w:rFonts w:ascii="Times New Roman" w:hAnsi="Times New Roman" w:eastAsia="FangSong" w:cs="Times New Roman"/>
-      <w:color w:val="000000"/>
+      <w:color w:val="4070a0"/>
     </w:rPr>
   </w:style>
   <w:style w:type="character" w:customStyle="1" w:styleId="SpecialStringTok">
@@ -29272,7 +29258,7 @@
     <w:basedOn w:val="VerbatimChar"/>
     <w:rPr>
       <w:rFonts w:ascii="Times New Roman" w:hAnsi="Times New Roman" w:eastAsia="FangSong" w:cs="Times New Roman"/>
-      <w:color w:val="000000"/>
+      <w:color w:val="bb6688"/>
     </w:rPr>
   </w:style>
   <w:style w:type="character" w:customStyle="1" w:styleId="ImportTok">
@@ -29281,7 +29267,7 @@
     <w:rPr>
       <w:rFonts w:ascii="Times New Roman" w:hAnsi="Times New Roman" w:eastAsia="FangSong" w:cs="Times New Roman"/>
       <w:b/>
-      <w:color w:val="000000"/>
+      <w:color w:val="008000"/>
     </w:rPr>
   </w:style>
   <w:style w:type="character" w:customStyle="1" w:styleId="CommentTok">
@@ -29290,7 +29276,7 @@
     <w:rPr>
       <w:rFonts w:ascii="Times New Roman" w:hAnsi="Times New Roman" w:eastAsia="FangSong" w:cs="Times New Roman"/>
       <w:i/>
-      <w:color w:val="000000"/>
+      <w:color w:val="60a0b0"/>
     </w:rPr>
   </w:style>
   <w:style w:type="character" w:customStyle="1" w:styleId="DocumentationTok">
@@ -29299,7 +29285,7 @@
     <w:rPr>
       <w:rFonts w:ascii="Times New Roman" w:hAnsi="Times New Roman" w:eastAsia="FangSong" w:cs="Times New Roman"/>
       <w:i/>
-      <w:color w:val="000000"/>
+      <w:color w:val="ba2121"/>
     </w:rPr>
   </w:style>
   <w:style w:type="character" w:customStyle="1" w:styleId="AnnotationTok">
@@ -29309,7 +29295,7 @@
       <w:rFonts w:ascii="Times New Roman" w:hAnsi="Times New Roman" w:eastAsia="FangSong" w:cs="Times New Roman"/>
       <w:b/>
       <w:i/>
-      <w:color w:val="000000"/>
+      <w:color w:val="60a0b0"/>
     </w:rPr>
   </w:style>
   <w:style w:type="character" w:customStyle="1" w:styleId="CommentVarTok">
@@ -29319,7 +29305,7 @@
       <w:rFonts w:ascii="Times New Roman" w:hAnsi="Times New Roman" w:eastAsia="FangSong" w:cs="Times New Roman"/>
       <w:b/>
       <w:i/>
-      <w:color w:val="000000"/>
+      <w:color w:val="60a0b0"/>
     </w:rPr>
   </w:style>
   <w:style w:type="character" w:customStyle="1" w:styleId="OtherTok">
@@ -29327,7 +29313,7 @@
     <w:basedOn w:val="VerbatimChar"/>
     <w:rPr>
       <w:rFonts w:ascii="Times New Roman" w:hAnsi="Times New Roman" w:eastAsia="FangSong" w:cs="Times New Roman"/>
-      <w:color w:val="000000"/>
+      <w:color w:val="007020"/>
     </w:rPr>
   </w:style>
   <w:style w:type="character" w:customStyle="1" w:styleId="FunctionTok">
@@ -29335,7 +29321,7 @@
     <w:basedOn w:val="VerbatimChar"/>
     <w:rPr>
       <w:rFonts w:ascii="Times New Roman" w:hAnsi="Times New Roman" w:eastAsia="FangSong" w:cs="Times New Roman"/>
-      <w:color w:val="000000"/>
+      <w:color w:val="06287e"/>
     </w:rPr>
   </w:style>
   <w:style w:type="character" w:customStyle="1" w:styleId="VariableTok">
@@ -29343,7 +29329,7 @@
     <w:basedOn w:val="VerbatimChar"/>
     <w:rPr>
       <w:rFonts w:ascii="Times New Roman" w:hAnsi="Times New Roman" w:eastAsia="FangSong" w:cs="Times New Roman"/>
-      <w:color w:val="000000"/>
+      <w:color w:val="19177c"/>
     </w:rPr>
   </w:style>
   <w:style w:type="character" w:customStyle="1" w:styleId="ControlFlowTok">
@@ -29352,7 +29338,7 @@
     <w:rPr>
       <w:rFonts w:ascii="Times New Roman" w:hAnsi="Times New Roman" w:eastAsia="FangSong" w:cs="Times New Roman"/>
       <w:b/>
-      <w:color w:val="000000"/>
+      <w:color w:val="007020"/>
     </w:rPr>
   </w:style>
   <w:style w:type="character" w:customStyle="1" w:styleId="OperatorTok">
@@ -29360,7 +29346,7 @@
     <w:basedOn w:val="VerbatimChar"/>
     <w:rPr>
       <w:rFonts w:ascii="Times New Roman" w:hAnsi="Times New Roman" w:eastAsia="FangSong" w:cs="Times New Roman"/>
-      <w:color w:val="000000"/>
+      <w:color w:val="666666"/>
     </w:rPr>
   </w:style>
   <w:style w:type="character" w:customStyle="1" w:styleId="BuiltInTok">
@@ -29368,7 +29354,7 @@
     <w:basedOn w:val="VerbatimChar"/>
     <w:rPr>
       <w:rFonts w:ascii="Times New Roman" w:hAnsi="Times New Roman" w:eastAsia="FangSong" w:cs="Times New Roman"/>
-      <w:color w:val="000000"/>
+      <w:color w:val="008000"/>
     </w:rPr>
   </w:style>
   <w:style w:type="character" w:customStyle="1" w:styleId="ExtensionTok">
@@ -29383,7 +29369,7 @@
     <w:basedOn w:val="VerbatimChar"/>
     <w:rPr>
       <w:rFonts w:ascii="Times New Roman" w:hAnsi="Times New Roman" w:eastAsia="FangSong" w:cs="Times New Roman"/>
-      <w:color w:val="000000"/>
+      <w:color w:val="bc7a00"/>
     </w:rPr>
   </w:style>
   <w:style w:type="character" w:customStyle="1" w:styleId="AttributeTok">
@@ -29391,7 +29377,7 @@
     <w:basedOn w:val="VerbatimChar"/>
     <w:rPr>
       <w:rFonts w:ascii="Times New Roman" w:hAnsi="Times New Roman" w:eastAsia="FangSong" w:cs="Times New Roman"/>
-      <w:color w:val="000000"/>
+      <w:color w:val="7d9029"/>
     </w:rPr>
   </w:style>
   <w:style w:type="character" w:customStyle="1" w:styleId="RegionMarkerTok">
@@ -29408,7 +29394,7 @@
       <w:rFonts w:ascii="Times New Roman" w:hAnsi="Times New Roman" w:eastAsia="FangSong" w:cs="Times New Roman"/>
       <w:b/>
       <w:i/>
-      <w:color w:val="000000"/>
+      <w:color w:val="60a0b0"/>
     </w:rPr>
   </w:style>
   <w:style w:type="character" w:customStyle="1" w:styleId="WarningTok">
@@ -29418,7 +29404,7 @@
       <w:rFonts w:ascii="Times New Roman" w:hAnsi="Times New Roman" w:eastAsia="FangSong" w:cs="Times New Roman"/>
       <w:b/>
       <w:i/>
-      <w:color w:val="000000"/>
+      <w:color w:val="60a0b0"/>
     </w:rPr>
   </w:style>
   <w:style w:type="character" w:customStyle="1" w:styleId="AlertTok">
@@ -29427,7 +29413,7 @@
     <w:rPr>
       <w:rFonts w:ascii="Times New Roman" w:hAnsi="Times New Roman" w:eastAsia="FangSong" w:cs="Times New Roman"/>
       <w:b/>
-      <w:color w:val="000000"/>
+      <w:color w:val="ff0000"/>
     </w:rPr>
   </w:style>
   <w:style w:type="character" w:customStyle="1" w:styleId="ErrorTok">
@@ -29436,7 +29422,7 @@
     <w:rPr>
       <w:rFonts w:ascii="Times New Roman" w:hAnsi="Times New Roman" w:eastAsia="FangSong" w:cs="Times New Roman"/>
       <w:b/>
-      <w:color w:val="000000"/>
+      <w:color w:val="ff0000"/>
     </w:rPr>
   </w:style>
   <w:style w:type="character" w:customStyle="1" w:styleId="NormalTok">

--- a/00-首页/题组Word/习题书/第三篇-有机化学/4-芳香化合物与亲电取代-学生版-打印版.docx
+++ b/00-首页/题组Word/习题书/第三篇-有机化学/4-芳香化合物与亲电取代-学生版-打印版.docx
@@ -862,7 +862,7 @@
           <m:sSup>
             <m:e>
               <m:r>
-                <m:t>​</m:t>
+                <m:t xml:space="preserve"> </m:t>
               </m:r>
             </m:e>
             <m:sup>

--- a/00-首页/题组Word/习题书/第三篇-有机化学/4-芳香化合物与亲电取代-学生版-打印版.docx
+++ b/00-首页/题组Word/习题书/第三篇-有机化学/4-芳香化合物与亲电取代-学生版-打印版.docx
@@ -2874,8 +2874,8 @@
     <w:p>
       <w:pPr>
         <w:pStyle w:val="BodyText"/>
+        <w:spacing w:before="0" w:after="0"/>
         <w:ind w:left="480" w:hanging="480"/>
-        <w:spacing w:after="0"/>
       </w:pPr>
       <w:r>
         <w:rPr>
@@ -2905,8 +2905,8 @@
     <w:p>
       <w:pPr>
         <w:pStyle w:val="BodyText"/>
+        <w:spacing w:before="0" w:after="0"/>
         <w:ind w:left="480" w:hanging="480"/>
-        <w:spacing w:before="0" w:after="0"/>
       </w:pPr>
       <w:r>
         <w:rPr>
@@ -2936,8 +2936,8 @@
     <w:p>
       <w:pPr>
         <w:pStyle w:val="BodyText"/>
+        <w:spacing w:before="0" w:after="0"/>
         <w:ind w:left="480" w:hanging="480"/>
-        <w:spacing w:before="0" w:after="0"/>
       </w:pPr>
       <w:r>
         <w:rPr>
@@ -2967,8 +2967,8 @@
     <w:p>
       <w:pPr>
         <w:pStyle w:val="BodyText"/>
+        <w:spacing w:before="0" w:after="0"/>
         <w:ind w:left="480" w:hanging="480"/>
-        <w:spacing w:before="0" w:after="180"/>
       </w:pPr>
       <w:r>
         <w:rPr>
@@ -3280,8 +3280,8 @@
     <w:p>
       <w:pPr>
         <w:pStyle w:val="BodyText"/>
+        <w:spacing w:before="0" w:after="0"/>
         <w:ind w:left="480" w:hanging="480"/>
-        <w:spacing w:after="0"/>
       </w:pPr>
       <w:r>
         <w:rPr>
@@ -3351,8 +3351,8 @@
     <w:p>
       <w:pPr>
         <w:pStyle w:val="BodyText"/>
+        <w:spacing w:before="0" w:after="0"/>
         <w:ind w:left="480" w:hanging="480"/>
-        <w:spacing w:before="0" w:after="0"/>
       </w:pPr>
       <w:r>
         <w:rPr>
@@ -3422,8 +3422,8 @@
     <w:p>
       <w:pPr>
         <w:pStyle w:val="BodyText"/>
+        <w:spacing w:before="0" w:after="0"/>
         <w:ind w:left="480" w:hanging="480"/>
-        <w:spacing w:before="0" w:after="0"/>
       </w:pPr>
       <w:r>
         <w:rPr>
@@ -3493,8 +3493,8 @@
     <w:p>
       <w:pPr>
         <w:pStyle w:val="BodyText"/>
+        <w:spacing w:before="0" w:after="0"/>
         <w:ind w:left="480" w:hanging="480"/>
-        <w:spacing w:before="0" w:after="180"/>
       </w:pPr>
       <w:r>
         <w:rPr>
@@ -8516,8 +8516,8 @@
     <w:p>
       <w:pPr>
         <w:pStyle w:val="BodyText"/>
+        <w:spacing w:before="0" w:after="0"/>
         <w:ind w:left="480" w:hanging="480"/>
-        <w:spacing w:after="0"/>
       </w:pPr>
       <w:r>
         <w:rPr>
@@ -8529,8 +8529,8 @@
     <w:p>
       <w:pPr>
         <w:pStyle w:val="BodyText"/>
+        <w:spacing w:before="0" w:after="0"/>
         <w:ind w:left="480" w:hanging="480"/>
-        <w:spacing w:before="0" w:after="0"/>
       </w:pPr>
       <w:r>
         <w:rPr>
@@ -8542,8 +8542,8 @@
     <w:p>
       <w:pPr>
         <w:pStyle w:val="BodyText"/>
+        <w:spacing w:before="0" w:after="0"/>
         <w:ind w:left="480" w:hanging="480"/>
-        <w:spacing w:before="0" w:after="0"/>
       </w:pPr>
       <w:r>
         <w:rPr>
@@ -8555,8 +8555,8 @@
     <w:p>
       <w:pPr>
         <w:pStyle w:val="BodyText"/>
+        <w:spacing w:before="0" w:after="0"/>
         <w:ind w:left="480" w:hanging="480"/>
-        <w:spacing w:before="0" w:after="180"/>
       </w:pPr>
       <w:r>
         <w:rPr>
@@ -8794,8 +8794,8 @@
     <w:p>
       <w:pPr>
         <w:pStyle w:val="BodyText"/>
+        <w:spacing w:before="0" w:after="0"/>
         <w:ind w:left="480" w:hanging="480"/>
-        <w:spacing w:after="0"/>
       </w:pPr>
       <w:r>
         <w:rPr>
@@ -8819,8 +8819,8 @@
     <w:p>
       <w:pPr>
         <w:pStyle w:val="BodyText"/>
+        <w:spacing w:before="0" w:after="0"/>
         <w:ind w:left="480" w:hanging="480"/>
-        <w:spacing w:before="0" w:after="0"/>
       </w:pPr>
       <w:r>
         <w:rPr>
@@ -8896,8 +8896,8 @@
     <w:p>
       <w:pPr>
         <w:pStyle w:val="BodyText"/>
+        <w:spacing w:before="0" w:after="0"/>
         <w:ind w:left="480" w:hanging="480"/>
-        <w:spacing w:before="0" w:after="0"/>
       </w:pPr>
       <w:r>
         <w:rPr>
@@ -8921,8 +8921,8 @@
     <w:p>
       <w:pPr>
         <w:pStyle w:val="BodyText"/>
+        <w:spacing w:before="0" w:after="0"/>
         <w:ind w:left="480" w:hanging="480"/>
-        <w:spacing w:before="0" w:after="180"/>
       </w:pPr>
       <w:r>
         <w:rPr>
@@ -17048,8 +17048,8 @@
     <w:p>
       <w:pPr>
         <w:pStyle w:val="BodyText"/>
+        <w:spacing w:before="0" w:after="0"/>
         <w:ind w:left="480" w:hanging="480"/>
-        <w:spacing w:after="0"/>
       </w:pPr>
       <w:r>
         <w:rPr>
@@ -17061,8 +17061,8 @@
     <w:p>
       <w:pPr>
         <w:pStyle w:val="BodyText"/>
+        <w:spacing w:before="0" w:after="0"/>
         <w:ind w:left="480" w:hanging="480"/>
-        <w:spacing w:before="0" w:after="0"/>
       </w:pPr>
       <w:r>
         <w:rPr>
@@ -17074,8 +17074,8 @@
     <w:p>
       <w:pPr>
         <w:pStyle w:val="BodyText"/>
+        <w:spacing w:before="0" w:after="0"/>
         <w:ind w:left="480" w:hanging="480"/>
-        <w:spacing w:before="0" w:after="0"/>
       </w:pPr>
       <w:r>
         <w:rPr>
@@ -17087,8 +17087,8 @@
     <w:p>
       <w:pPr>
         <w:pStyle w:val="BodyText"/>
+        <w:spacing w:before="0" w:after="0"/>
         <w:ind w:left="480" w:hanging="480"/>
-        <w:spacing w:before="0" w:after="180"/>
       </w:pPr>
       <w:r>
         <w:rPr>
@@ -23928,6 +23928,14 @@
       <w:tblPr>
         <w:tblStyle w:val="Table"/>
         <w:tblW w:type="auto" w:w="0"/>
+        <w:tblBorders>
+          <w:top w:val="single" w:sz="12" w:space="0" w:color="000000"/>
+          <w:left w:val="none" w:sz="0" w:space="0" w:color="auto"/>
+          <w:bottom w:val="single" w:sz="12" w:space="0" w:color="000000"/>
+          <w:right w:val="none" w:sz="0" w:space="0" w:color="auto"/>
+          <w:insideH w:val="none" w:sz="0" w:space="0" w:color="auto"/>
+          <w:insideV w:val="none" w:sz="0" w:space="0" w:color="auto"/>
+        </w:tblBorders>
         <w:tblLook w:firstRow="1" w:lastRow="0" w:firstColumn="0" w:lastColumn="0" w:noHBand="0" w:noVBand="0" w:val="0020"/>
       </w:tblPr>
       <w:tblGrid>
@@ -23940,7 +23948,11 @@
           <w:tblHeader w:val="on"/>
         </w:trPr>
         <w:tc>
-          <w:tcPr/>
+          <w:tcPr>
+            <w:tcBorders>
+              <w:bottom w:val="single" w:sz="8" w:space="0" w:color="000000"/>
+            </w:tcBorders>
+          </w:tcPr>
           <w:p>
             <w:pPr>
               <w:pStyle w:val="Compact"/>
@@ -23956,7 +23968,11 @@
           </w:p>
         </w:tc>
         <w:tc>
-          <w:tcPr/>
+          <w:tcPr>
+            <w:tcBorders>
+              <w:bottom w:val="single" w:sz="8" w:space="0" w:color="000000"/>
+            </w:tcBorders>
+          </w:tcPr>
           <w:p>
             <w:pPr>
               <w:pStyle w:val="Compact"/>
@@ -23972,7 +23988,11 @@
           </w:p>
         </w:tc>
         <w:tc>
-          <w:tcPr/>
+          <w:tcPr>
+            <w:tcBorders>
+              <w:bottom w:val="single" w:sz="8" w:space="0" w:color="000000"/>
+            </w:tcBorders>
+          </w:tcPr>
           <w:p>
             <w:pPr>
               <w:pStyle w:val="Compact"/>
@@ -26253,7 +26273,6 @@
     <w:bookmarkEnd w:id="274"/>
     <w:bookmarkEnd w:id="275"/>
     <w:sectPr>
-      <w:headerReference w:type="default" r:id="rId267"/>
       <w:footerReference w:type="default" r:id="rId9"/>
       <w:footnotePr>
         <w:numRestart w:val="eachSect"/>
@@ -26280,16 +26299,6 @@
       <w:rPr>
         <w:rFonts w:ascii="Times New Roman" w:hAnsi="Times New Roman" w:eastAsia="Times New Roman" w:cs="Times New Roman"/>
         <w:b w:val="0"/>
-        <w:color w:val="000000"/>
-        <w:sz w:val="20"/>
-      </w:rPr>
-      <w:t xml:space="preserve">第 </w:t>
-    </w:r>
-    <w:r>
-      <w:rPr>
-        <w:rFonts w:ascii="Times New Roman" w:hAnsi="Times New Roman" w:eastAsia="Times New Roman" w:cs="Times New Roman"/>
-        <w:b w:val="0"/>
-        <w:color w:val="000000"/>
         <w:sz w:val="20"/>
       </w:rPr>
       <w:fldChar w:fldCharType="begin"/>
@@ -26298,7 +26307,6 @@
       <w:rPr>
         <w:rFonts w:ascii="Times New Roman" w:hAnsi="Times New Roman" w:eastAsia="Times New Roman" w:cs="Times New Roman"/>
         <w:b w:val="0"/>
-        <w:color w:val="000000"/>
         <w:sz w:val="20"/>
       </w:rPr>
       <w:instrText xml:space="preserve"> PAGE </w:instrText>
@@ -26307,91 +26315,9 @@
       <w:rPr>
         <w:rFonts w:ascii="Times New Roman" w:hAnsi="Times New Roman" w:eastAsia="Times New Roman" w:cs="Times New Roman"/>
         <w:b w:val="0"/>
-        <w:color w:val="000000"/>
-        <w:sz w:val="20"/>
-      </w:rPr>
-      <w:fldChar w:fldCharType="separate"/>
-    </w:r>
-    <w:r>
-      <w:rPr>
-        <w:rFonts w:ascii="Times New Roman" w:hAnsi="Times New Roman" w:eastAsia="Times New Roman" w:cs="Times New Roman"/>
-        <w:b w:val="0"/>
-        <w:color w:val="000000"/>
-        <w:sz w:val="20"/>
-      </w:rPr>
-      <w:t>1</w:t>
-    </w:r>
-    <w:r>
-      <w:rPr>
-        <w:rFonts w:ascii="Times New Roman" w:hAnsi="Times New Roman" w:eastAsia="Times New Roman" w:cs="Times New Roman"/>
-        <w:b w:val="0"/>
-        <w:color w:val="000000"/>
         <w:sz w:val="20"/>
       </w:rPr>
       <w:fldChar w:fldCharType="end"/>
-    </w:r>
-    <w:r>
-      <w:rPr>
-        <w:rFonts w:ascii="Times New Roman" w:hAnsi="Times New Roman" w:eastAsia="Times New Roman" w:cs="Times New Roman"/>
-        <w:b w:val="0"/>
-        <w:color w:val="000000"/>
-        <w:sz w:val="20"/>
-      </w:rPr>
-      <w:t xml:space="preserve"> 页 / 共 </w:t>
-    </w:r>
-    <w:r>
-      <w:rPr>
-        <w:rFonts w:ascii="Times New Roman" w:hAnsi="Times New Roman" w:eastAsia="Times New Roman" w:cs="Times New Roman"/>
-        <w:b w:val="0"/>
-        <w:color w:val="000000"/>
-        <w:sz w:val="20"/>
-      </w:rPr>
-      <w:fldChar w:fldCharType="begin"/>
-    </w:r>
-    <w:r>
-      <w:rPr>
-        <w:rFonts w:ascii="Times New Roman" w:hAnsi="Times New Roman" w:eastAsia="Times New Roman" w:cs="Times New Roman"/>
-        <w:b w:val="0"/>
-        <w:color w:val="000000"/>
-        <w:sz w:val="20"/>
-      </w:rPr>
-      <w:instrText xml:space="preserve"> NUMPAGES </w:instrText>
-    </w:r>
-    <w:r>
-      <w:rPr>
-        <w:rFonts w:ascii="Times New Roman" w:hAnsi="Times New Roman" w:eastAsia="Times New Roman" w:cs="Times New Roman"/>
-        <w:b w:val="0"/>
-        <w:color w:val="000000"/>
-        <w:sz w:val="20"/>
-      </w:rPr>
-      <w:fldChar w:fldCharType="separate"/>
-    </w:r>
-    <w:r>
-      <w:rPr>
-        <w:rFonts w:ascii="Times New Roman" w:hAnsi="Times New Roman" w:eastAsia="Times New Roman" w:cs="Times New Roman"/>
-        <w:b w:val="0"/>
-        <w:color w:val="000000"/>
-        <w:sz w:val="20"/>
-      </w:rPr>
-      <w:t>1</w:t>
-    </w:r>
-    <w:r>
-      <w:rPr>
-        <w:rFonts w:ascii="Times New Roman" w:hAnsi="Times New Roman" w:eastAsia="Times New Roman" w:cs="Times New Roman"/>
-        <w:b w:val="0"/>
-        <w:color w:val="000000"/>
-        <w:sz w:val="20"/>
-      </w:rPr>
-      <w:fldChar w:fldCharType="end"/>
-    </w:r>
-    <w:r>
-      <w:rPr>
-        <w:rFonts w:ascii="Times New Roman" w:hAnsi="Times New Roman" w:eastAsia="Times New Roman" w:cs="Times New Roman"/>
-        <w:b w:val="0"/>
-        <w:color w:val="000000"/>
-        <w:sz w:val="20"/>
-      </w:rPr>
-      <w:t xml:space="preserve"> 页</w:t>
     </w:r>
   </w:p>
 </w:ftr>
@@ -26414,28 +26340,6 @@
     </w:p>
   </w:footnote>
 </w:footnotes>
-</file>
-
-<file path=word/header1.xml><?xml version="1.0" encoding="utf-8"?>
-<w:hdr xmlns:m="http://schemas.openxmlformats.org/officeDocument/2006/math" xmlns:mc="http://schemas.openxmlformats.org/markup-compatibility/2006" xmlns:mo="http://schemas.microsoft.com/office/mac/office/2008/main" xmlns:mv="urn:schemas-microsoft-com:mac:vml" xmlns:o="urn:schemas-microsoft-com:office:office" xmlns:r="http://schemas.openxmlformats.org/officeDocument/2006/relationships" xmlns:v="urn:schemas-microsoft-com:vml" xmlns:w10="urn:schemas-microsoft-com:office:word" xmlns:w14="http://schemas.microsoft.com/office/word/2010/wordml" xmlns:w="http://schemas.openxmlformats.org/wordprocessingml/2006/main" xmlns:wne="http://schemas.microsoft.com/office/word/2006/wordml" xmlns:wp14="http://schemas.microsoft.com/office/word/2010/wordprocessingDrawing" xmlns:wp="http://schemas.openxmlformats.org/drawingml/2006/wordprocessingDrawing" xmlns:wpc="http://schemas.microsoft.com/office/word/2010/wordprocessingCanvas" xmlns:wpg="http://schemas.microsoft.com/office/word/2010/wordprocessingGroup" xmlns:wpi="http://schemas.microsoft.com/office/word/2010/wordprocessingInk" xmlns:wps="http://schemas.microsoft.com/office/word/2010/wordprocessingShape" mc:Ignorable="w14 wp14">
-  <w:p>
-    <w:pPr>
-      <w:jc w:val="right"/>
-      <w:pBdr>
-        <w:bottom w:val="single" w:sz="4" w:space="2" w:color="000000"/>
-      </w:pBdr>
-    </w:pPr>
-    <w:r>
-      <w:rPr>
-        <w:rFonts w:ascii="Times New Roman" w:hAnsi="Times New Roman" w:eastAsia="Times New Roman" w:cs="Times New Roman"/>
-        <w:b w:val="0"/>
-        <w:color w:val="000000"/>
-        <w:sz w:val="18"/>
-      </w:rPr>
-      <w:t xml:space="preserve">第 4 章 芳香化合物与亲电取代</w:t>
-    </w:r>
-  </w:p>
-</w:hdr>
 </file>
 
 <file path=word/numbering.xml><?xml version="1.0" encoding="utf-8"?>
